--- a/ksn/mueller/NWL6-VLANs-Trunks.docx
+++ b/ksn/mueller/NWL6-VLANs-Trunks.docx
@@ -481,6 +481,9 @@
         <w:pStyle w:val="ListParagraph"/>
       </w:pPr>
       <w:r>
+        <w:rPr>
+          <w:noProof/>
+        </w:rPr>
         <w:lastRenderedPageBreak/>
         <w:drawing>
           <wp:inline distT="0" distB="0" distL="0" distR="0" wp14:anchorId="7EF178D2" wp14:editId="6931577C">
@@ -532,6 +535,9 @@
         <w:pStyle w:val="ListParagraph"/>
       </w:pPr>
       <w:r>
+        <w:rPr>
+          <w:noProof/>
+        </w:rPr>
         <w:drawing>
           <wp:inline distT="0" distB="0" distL="0" distR="0" wp14:anchorId="21A8DE1D" wp14:editId="4B965C14">
             <wp:extent cx="4026348" cy="3302419"/>
@@ -574,6 +580,9 @@
         <w:pStyle w:val="ListParagraph"/>
       </w:pPr>
       <w:r>
+        <w:rPr>
+          <w:noProof/>
+        </w:rPr>
         <w:drawing>
           <wp:inline distT="0" distB="0" distL="0" distR="0" wp14:anchorId="2FA1C10D" wp14:editId="32AA8153">
             <wp:extent cx="2130436" cy="3090823"/>
@@ -680,6 +689,9 @@
         <w:pStyle w:val="ListParagraph"/>
       </w:pPr>
       <w:r>
+        <w:rPr>
+          <w:noProof/>
+        </w:rPr>
         <w:drawing>
           <wp:inline distT="0" distB="0" distL="0" distR="0" wp14:anchorId="7CC2F3DF" wp14:editId="0A76183D">
             <wp:extent cx="1654988" cy="2401045"/>
@@ -744,6 +756,9 @@
         <w:pStyle w:val="ListParagraph"/>
       </w:pPr>
       <w:r>
+        <w:rPr>
+          <w:noProof/>
+        </w:rPr>
         <w:drawing>
           <wp:inline distT="0" distB="0" distL="0" distR="0" wp14:anchorId="42AB0D66" wp14:editId="501D6B36">
             <wp:extent cx="3007695" cy="1352743"/>
@@ -794,6 +809,9 @@
         <w:pStyle w:val="ListParagraph"/>
       </w:pPr>
       <w:r>
+        <w:rPr>
+          <w:noProof/>
+        </w:rPr>
         <w:drawing>
           <wp:inline distT="0" distB="0" distL="0" distR="0" wp14:anchorId="299362C9" wp14:editId="197B414C">
             <wp:extent cx="3143722" cy="1595090"/>
@@ -856,6 +874,9 @@
         <w:pStyle w:val="ListParagraph"/>
       </w:pPr>
       <w:r>
+        <w:rPr>
+          <w:noProof/>
+        </w:rPr>
         <w:drawing>
           <wp:inline distT="0" distB="0" distL="0" distR="0" wp14:anchorId="4D9E277C" wp14:editId="66B9BF4B">
             <wp:extent cx="3627371" cy="2374794"/>
@@ -898,6 +919,9 @@
         <w:pStyle w:val="ListParagraph"/>
       </w:pPr>
       <w:r>
+        <w:rPr>
+          <w:noProof/>
+        </w:rPr>
         <w:lastRenderedPageBreak/>
         <w:drawing>
           <wp:inline distT="0" distB="0" distL="0" distR="0" wp14:anchorId="6670FC66" wp14:editId="0E417CD5">
@@ -941,6 +965,9 @@
         <w:pStyle w:val="ListParagraph"/>
       </w:pPr>
       <w:r>
+        <w:rPr>
+          <w:noProof/>
+        </w:rPr>
         <w:drawing>
           <wp:inline distT="0" distB="0" distL="0" distR="0" wp14:anchorId="3B61B37E" wp14:editId="148EFF84">
             <wp:extent cx="3876753" cy="1630352"/>
@@ -1127,6 +1154,9 @@
         </mc:AlternateContent>
       </w:r>
       <w:r>
+        <w:rPr>
+          <w:noProof/>
+        </w:rPr>
         <w:drawing>
           <wp:inline distT="0" distB="0" distL="0" distR="0" wp14:anchorId="0505C4DB" wp14:editId="69D0D23F">
             <wp:extent cx="3063660" cy="3279749"/>
@@ -1260,6 +1290,9 @@
         </mc:AlternateContent>
       </w:r>
       <w:r>
+        <w:rPr>
+          <w:noProof/>
+        </w:rPr>
         <w:drawing>
           <wp:inline distT="0" distB="0" distL="0" distR="0" wp14:anchorId="1D2DC206" wp14:editId="3D9CDA1E">
             <wp:extent cx="3021135" cy="3241964"/>
@@ -1296,6 +1329,200 @@
           </wp:inline>
         </w:drawing>
       </w:r>
+    </w:p>
+    <w:p>
+      <w:pPr>
+        <w:pStyle w:val="ListParagraph"/>
+      </w:pPr>
+      <w:r>
+        <w:rPr>
+          <w:noProof/>
+        </w:rPr>
+        <mc:AlternateContent>
+          <mc:Choice Requires="wpi">
+            <w:drawing>
+              <wp:anchor distT="0" distB="0" distL="114300" distR="114300" simplePos="0" relativeHeight="251665408" behindDoc="0" locked="0" layoutInCell="1" allowOverlap="1" wp14:anchorId="05691A37" wp14:editId="2C50FC7E">
+                <wp:simplePos x="0" y="0"/>
+                <wp:positionH relativeFrom="column">
+                  <wp:posOffset>1899987</wp:posOffset>
+                </wp:positionH>
+                <wp:positionV relativeFrom="paragraph">
+                  <wp:posOffset>642925</wp:posOffset>
+                </wp:positionV>
+                <wp:extent cx="312840" cy="128520"/>
+                <wp:effectExtent l="38100" t="38100" r="30480" b="43180"/>
+                <wp:wrapNone/>
+                <wp:docPr id="2141907951" name="Ink 1"/>
+                <wp:cNvGraphicFramePr/>
+                <a:graphic xmlns:a="http://schemas.openxmlformats.org/drawingml/2006/main">
+                  <a:graphicData uri="http://schemas.microsoft.com/office/word/2010/wordprocessingInk">
+                    <w14:contentPart bwMode="auto" r:id="rId25">
+                      <w14:nvContentPartPr>
+                        <w14:cNvContentPartPr/>
+                      </w14:nvContentPartPr>
+                      <w14:xfrm>
+                        <a:off x="0" y="0"/>
+                        <a:ext cx="312840" cy="128520"/>
+                      </w14:xfrm>
+                    </w14:contentPart>
+                  </a:graphicData>
+                </a:graphic>
+              </wp:anchor>
+            </w:drawing>
+          </mc:Choice>
+          <mc:Fallback>
+            <w:pict>
+              <v:shapetype w14:anchorId="012FE2A5" id="_x0000_t75" coordsize="21600,21600" o:spt="75" o:preferrelative="t" path="m@4@5l@4@11@9@11@9@5xe" filled="f" stroked="f">
+                <v:stroke joinstyle="miter"/>
+                <v:formulas>
+                  <v:f eqn="if lineDrawn pixelLineWidth 0"/>
+                  <v:f eqn="sum @0 1 0"/>
+                  <v:f eqn="sum 0 0 @1"/>
+                  <v:f eqn="prod @2 1 2"/>
+                  <v:f eqn="prod @3 21600 pixelWidth"/>
+                  <v:f eqn="prod @3 21600 pixelHeight"/>
+                  <v:f eqn="sum @0 0 1"/>
+                  <v:f eqn="prod @6 1 2"/>
+                  <v:f eqn="prod @7 21600 pixelWidth"/>
+                  <v:f eqn="sum @8 21600 0"/>
+                  <v:f eqn="prod @7 21600 pixelHeight"/>
+                  <v:f eqn="sum @10 21600 0"/>
+                </v:formulas>
+                <v:path o:extrusionok="f" gradientshapeok="t" o:connecttype="rect"/>
+                <o:lock v:ext="edit" aspectratio="t"/>
+              </v:shapetype>
+              <v:shape id="Ink 1" o:spid="_x0000_s1026" type="#_x0000_t75" style="position:absolute;margin-left:149.1pt;margin-top:50.1pt;width:25.65pt;height:11.1pt;z-index:251665408;visibility:visible;mso-wrap-style:square;mso-wrap-distance-left:9pt;mso-wrap-distance-top:0;mso-wrap-distance-right:9pt;mso-wrap-distance-bottom:0;mso-position-horizontal:absolute;mso-position-horizontal-relative:text;mso-position-vertical:absolute;mso-position-vertical-relative:text" o:gfxdata="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">
+                <v:imagedata r:id="rId26" o:title=""/>
+              </v:shape>
+            </w:pict>
+          </mc:Fallback>
+        </mc:AlternateContent>
+      </w:r>
+      <w:r>
+        <w:drawing>
+          <wp:inline distT="0" distB="0" distL="0" distR="0" wp14:anchorId="0A9A837F" wp14:editId="1816D500">
+            <wp:extent cx="3031855" cy="3291840"/>
+            <wp:effectExtent l="0" t="0" r="0" b="3810"/>
+            <wp:docPr id="1637397282" name="Picture 1"/>
+            <wp:cNvGraphicFramePr>
+              <a:graphicFrameLocks xmlns:a="http://schemas.openxmlformats.org/drawingml/2006/main" noChangeAspect="1"/>
+            </wp:cNvGraphicFramePr>
+            <a:graphic xmlns:a="http://schemas.openxmlformats.org/drawingml/2006/main">
+              <a:graphicData uri="http://schemas.openxmlformats.org/drawingml/2006/picture">
+                <pic:pic xmlns:pic="http://schemas.openxmlformats.org/drawingml/2006/picture">
+                  <pic:nvPicPr>
+                    <pic:cNvPr id="1637397282" name=""/>
+                    <pic:cNvPicPr/>
+                  </pic:nvPicPr>
+                  <pic:blipFill>
+                    <a:blip r:embed="rId27"/>
+                    <a:stretch>
+                      <a:fillRect/>
+                    </a:stretch>
+                  </pic:blipFill>
+                  <pic:spPr>
+                    <a:xfrm>
+                      <a:off x="0" y="0"/>
+                      <a:ext cx="3043168" cy="3304123"/>
+                    </a:xfrm>
+                    <a:prstGeom prst="rect">
+                      <a:avLst/>
+                    </a:prstGeom>
+                  </pic:spPr>
+                </pic:pic>
+              </a:graphicData>
+            </a:graphic>
+          </wp:inline>
+        </w:drawing>
+      </w:r>
+    </w:p>
+    <w:p>
+      <w:pPr>
+        <w:pStyle w:val="ListParagraph"/>
+      </w:pPr>
+      <w:r>
+        <w:rPr>
+          <w:noProof/>
+        </w:rPr>
+        <w:lastRenderedPageBreak/>
+        <mc:AlternateContent>
+          <mc:Choice Requires="wpi">
+            <w:drawing>
+              <wp:anchor distT="0" distB="0" distL="114300" distR="114300" simplePos="0" relativeHeight="251666432" behindDoc="0" locked="0" layoutInCell="1" allowOverlap="1" wp14:anchorId="0B29918B" wp14:editId="5D12A65C">
+                <wp:simplePos x="0" y="0"/>
+                <wp:positionH relativeFrom="column">
+                  <wp:posOffset>1845267</wp:posOffset>
+                </wp:positionH>
+                <wp:positionV relativeFrom="paragraph">
+                  <wp:posOffset>625535</wp:posOffset>
+                </wp:positionV>
+                <wp:extent cx="452520" cy="221040"/>
+                <wp:effectExtent l="38100" t="38100" r="43180" b="45720"/>
+                <wp:wrapNone/>
+                <wp:docPr id="1690462488" name="Ink 2"/>
+                <wp:cNvGraphicFramePr/>
+                <a:graphic xmlns:a="http://schemas.openxmlformats.org/drawingml/2006/main">
+                  <a:graphicData uri="http://schemas.microsoft.com/office/word/2010/wordprocessingInk">
+                    <w14:contentPart bwMode="auto" r:id="rId28">
+                      <w14:nvContentPartPr>
+                        <w14:cNvContentPartPr/>
+                      </w14:nvContentPartPr>
+                      <w14:xfrm>
+                        <a:off x="0" y="0"/>
+                        <a:ext cx="452520" cy="221040"/>
+                      </w14:xfrm>
+                    </w14:contentPart>
+                  </a:graphicData>
+                </a:graphic>
+              </wp:anchor>
+            </w:drawing>
+          </mc:Choice>
+          <mc:Fallback>
+            <w:pict>
+              <v:shape w14:anchorId="0E431339" id="Ink 2" o:spid="_x0000_s1026" type="#_x0000_t75" style="position:absolute;margin-left:144.8pt;margin-top:48.75pt;width:36.65pt;height:18.35pt;z-index:251666432;visibility:visible;mso-wrap-style:square;mso-wrap-distance-left:9pt;mso-wrap-distance-top:0;mso-wrap-distance-right:9pt;mso-wrap-distance-bottom:0;mso-position-horizontal:absolute;mso-position-horizontal-relative:text;mso-position-vertical:absolute;mso-position-vertical-relative:text" o:gfxdata="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">
+                <v:imagedata r:id="rId29" o:title=""/>
+              </v:shape>
+            </w:pict>
+          </mc:Fallback>
+        </mc:AlternateContent>
+      </w:r>
+      <w:r>
+        <w:drawing>
+          <wp:inline distT="0" distB="0" distL="0" distR="0" wp14:anchorId="7B566864" wp14:editId="75E52996">
+            <wp:extent cx="3537684" cy="3324664"/>
+            <wp:effectExtent l="0" t="0" r="5715" b="9525"/>
+            <wp:docPr id="1253635542" name="Picture 1"/>
+            <wp:cNvGraphicFramePr>
+              <a:graphicFrameLocks xmlns:a="http://schemas.openxmlformats.org/drawingml/2006/main" noChangeAspect="1"/>
+            </wp:cNvGraphicFramePr>
+            <a:graphic xmlns:a="http://schemas.openxmlformats.org/drawingml/2006/main">
+              <a:graphicData uri="http://schemas.openxmlformats.org/drawingml/2006/picture">
+                <pic:pic xmlns:pic="http://schemas.openxmlformats.org/drawingml/2006/picture">
+                  <pic:nvPicPr>
+                    <pic:cNvPr id="1253635542" name=""/>
+                    <pic:cNvPicPr/>
+                  </pic:nvPicPr>
+                  <pic:blipFill>
+                    <a:blip r:embed="rId30"/>
+                    <a:stretch>
+                      <a:fillRect/>
+                    </a:stretch>
+                  </pic:blipFill>
+                  <pic:spPr>
+                    <a:xfrm>
+                      <a:off x="0" y="0"/>
+                      <a:ext cx="3546361" cy="3332818"/>
+                    </a:xfrm>
+                    <a:prstGeom prst="rect">
+                      <a:avLst/>
+                    </a:prstGeom>
+                  </pic:spPr>
+                </pic:pic>
+              </a:graphicData>
+            </a:graphic>
+          </wp:inline>
+        </w:drawing>
+      </w:r>
       <w:r>
         <w:br/>
         <w:t xml:space="preserve">Was ändert sich alles? </w:t>
@@ -1319,13 +1546,8 @@
       <w:r>
         <w:t xml:space="preserve"> Ja der 802.1q header</w:t>
       </w:r>
-    </w:p>
-    <w:p>
-      <w:pPr>
-        <w:pStyle w:val="ListParagraph"/>
-      </w:pPr>
-      <w:r>
-        <w:t>Pc1 zu Pc2:</w:t>
+      <w:r>
+        <w:t>, das TCI feld ist das VLAN ID Feld.</w:t>
       </w:r>
     </w:p>
     <w:p>
@@ -4021,6 +4243,62 @@
 </inkml:ink>
 </file>
 
+<file path=word/ink/ink5.xml><?xml version="1.0" encoding="utf-8"?>
+<inkml:ink xmlns:inkml="http://www.w3.org/2003/InkML">
+  <inkml:definitions>
+    <inkml:context xml:id="ctx0">
+      <inkml:inkSource xml:id="inkSrc0">
+        <inkml:traceFormat>
+          <inkml:channel name="X" type="integer" min="-2.14748E9" max="2.14748E9" units="cm"/>
+          <inkml:channel name="Y" type="integer" min="-2.14748E9" max="2.14748E9" units="cm"/>
+          <inkml:channel name="F" type="integer" max="32767" units="dev"/>
+        </inkml:traceFormat>
+        <inkml:channelProperties>
+          <inkml:channelProperty channel="X" name="resolution" value="1000" units="1/cm"/>
+          <inkml:channelProperty channel="Y" name="resolution" value="1000" units="1/cm"/>
+          <inkml:channelProperty channel="F" name="resolution" value="0" units="1/dev"/>
+        </inkml:channelProperties>
+      </inkml:inkSource>
+      <inkml:timestamp xml:id="ts0" timeString="2026-01-22T10:50:46.200"/>
+    </inkml:context>
+    <inkml:brush xml:id="br0">
+      <inkml:brushProperty name="width" value="0.035" units="cm"/>
+      <inkml:brushProperty name="height" value="0.035" units="cm"/>
+      <inkml:brushProperty name="color" value="#E71224"/>
+    </inkml:brush>
+  </inkml:definitions>
+  <inkml:trace contextRef="#ctx0" brushRef="#br0">721 16 24575,'-311'-13'0,"184"10"0,-127 6 0,253-2 0,-1-1 0,1 1 0,-1-1 0,1 1 0,0-1 0,-1 1 0,1 0 0,0 0 0,-1 0 0,1 0 0,0 0 0,0 0 0,0 0 0,0 0 0,0 0 0,0 0 0,0 1 0,0-1 0,0 0 0,0 1 0,1-1 0,-1 0 0,1 1 0,-1-1 0,1 1 0,-1-1 0,1 1 0,0-1 0,0 1 0,0 3 0,1 58 0,1-41 0,-2-17 0,0-1 0,0 1 0,1 0 0,0-1 0,-1 1 0,2-1 0,-1 1 0,0-1 0,1 0 0,0 1 0,5 6 0,-1-3 0,0-1 0,1 0 0,0 0 0,11 8 0,-8-7 0,1 2 0,0-2 0,1 1 0,0-2 0,1 1 0,0-2 0,0 0 0,0 0 0,0-1 0,27 5 0,13 8 0,-42-13 0,0-1 0,0-1 0,0 0 0,22 3 0,255-2 0,-158-6 0,-126 2 0,0-1 0,0 1 0,0-1 0,0 0 0,-1 0 0,1 0 0,0-1 0,0 1 0,-1-1 0,1 0 0,-1 0 0,1 0 0,-1 0 0,0-1 0,0 0 0,0 1 0,0-1 0,0 0 0,-1 0 0,1-1 0,-1 1 0,0 0 0,0-1 0,0 1 0,-1-1 0,1 0 0,-1 0 0,0 1 0,0-1 0,1-8 0,1 0 0,-2 0 0,1 0 0,-1 0 0,-1 0 0,0-1 0,-1 1 0,-1 0 0,1 0 0,-5-14 0,0 15 0,-1 0 0,0 0 0,0 1 0,-1 0 0,-1 0 0,0 1 0,-15-13 0,14 13 0,-7-4-1365,9 10-5462</inkml:trace>
+</inkml:ink>
+</file>
+
+<file path=word/ink/ink6.xml><?xml version="1.0" encoding="utf-8"?>
+<inkml:ink xmlns:inkml="http://www.w3.org/2003/InkML">
+  <inkml:definitions>
+    <inkml:context xml:id="ctx0">
+      <inkml:inkSource xml:id="inkSrc0">
+        <inkml:traceFormat>
+          <inkml:channel name="X" type="integer" min="-2.14748E9" max="2.14748E9" units="cm"/>
+          <inkml:channel name="Y" type="integer" min="-2.14748E9" max="2.14748E9" units="cm"/>
+          <inkml:channel name="F" type="integer" max="32767" units="dev"/>
+        </inkml:traceFormat>
+        <inkml:channelProperties>
+          <inkml:channelProperty channel="X" name="resolution" value="1000" units="1/cm"/>
+          <inkml:channelProperty channel="Y" name="resolution" value="1000" units="1/cm"/>
+          <inkml:channelProperty channel="F" name="resolution" value="0" units="1/dev"/>
+        </inkml:channelProperties>
+      </inkml:inkSource>
+      <inkml:timestamp xml:id="ts0" timeString="2026-01-22T10:51:22.329"/>
+    </inkml:context>
+    <inkml:brush xml:id="br0">
+      <inkml:brushProperty name="width" value="0.035" units="cm"/>
+      <inkml:brushProperty name="height" value="0.035" units="cm"/>
+      <inkml:brushProperty name="color" value="#E71224"/>
+    </inkml:brush>
+  </inkml:definitions>
+  <inkml:trace contextRef="#ctx0" brushRef="#br0">938 100 24575,'-141'-1'0,"-382"17"0,290 16 0,231-32 10,0 0 0,0 1-1,0-1 1,1 0 0,-1 1-1,0-1 1,0 1 0,1 0-1,-1 0 1,0-1 0,1 1-1,-1 0 1,1 0 0,-1 1-1,1-1 1,-1 0 0,1 0-1,0 1 1,0-1 0,-1 1-1,1-1 1,0 1 0,0-1-1,-1 4 1,2-2-53,-1 0 0,1 0-1,0 1 1,-1-1 0,1 0 0,1 0-1,-1 1 1,0-1 0,1 0 0,0 0-1,0 0 1,2 6 0,5 9-499,1-1 1,0-1-1,20 27 0,-27-40 443,87 113 784,-76-101-368,0-1 0,1 0 0,1 0 0,0-2-1,23 15 1,-3-9-317,1-2 0,44 14 0,-63-25 0,2 0 0,1-1 0,0-1 0,0-2 0,0 1 0,0-2 0,32-4 0,12 2 0,459 2 0,-520 0 0,-1 0 0,1 0 0,0-1 0,-1 1 0,1-1 0,0 1 0,-1-1 0,1 0 0,-1 0 0,1 0 0,-1 0 0,1 0 0,-1-1 0,0 1 0,1-1 0,-1 0 0,0 1 0,0-1 0,0 0 0,-1 0 0,1 0 0,0-1 0,-1 1 0,1 0 0,-1-1 0,0 1 0,0-1 0,0 1 0,0-1 0,0 1 0,0-1 0,0-5 0,1-9 0,0 0 0,-2 0 0,0 0 0,-3-24 0,0-3 0,4 36 0,0 0 0,-1 1 0,-1-1 0,1 0 0,-1 0 0,0 1 0,-1-1 0,0 1 0,0-1 0,-1 1 0,0 0 0,0-1 0,-1 2 0,1-1 0,-2 0 0,1 1 0,-1 0 0,-5-7 0,-1 2 0,2-1 0,-1 2 0,-1-1 0,-17-13 0,23 21 0,0 0 0,0 0 0,0 1 0,0 0 0,0 0 0,-1 0 0,1 1 0,0-1 0,-1 1 0,1 1 0,-1-1 0,-10 1 0,10-1 0,0 1 0,-1-1 0,1 0 0,0 0 0,0-1 0,0 0 0,0 0 0,0 0 0,0-1 0,1 0 0,-9-5 0,-58-49 0,11 7 0,29 26-1365,24 18-5462</inkml:trace>
+</inkml:ink>
+</file>
+
 <file path=word/theme/theme1.xml><?xml version="1.0" encoding="utf-8"?>
 <a:theme xmlns:a="http://schemas.openxmlformats.org/drawingml/2006/main" name="Larissa">
   <a:themeElements>

--- a/ksn/mueller/NWL6-VLANs-Trunks.docx
+++ b/ksn/mueller/NWL6-VLANs-Trunks.docx
@@ -1399,6 +1399,9 @@
         </mc:AlternateContent>
       </w:r>
       <w:r>
+        <w:rPr>
+          <w:noProof/>
+        </w:rPr>
         <w:drawing>
           <wp:inline distT="0" distB="0" distL="0" distR="0" wp14:anchorId="0A9A837F" wp14:editId="1816D500">
             <wp:extent cx="3031855" cy="3291840"/>
@@ -1487,6 +1490,9 @@
         </mc:AlternateContent>
       </w:r>
       <w:r>
+        <w:rPr>
+          <w:noProof/>
+        </w:rPr>
         <w:drawing>
           <wp:inline distT="0" distB="0" distL="0" distR="0" wp14:anchorId="7B566864" wp14:editId="75E52996">
             <wp:extent cx="3537684" cy="3324664"/>
@@ -1736,29 +1742,24 @@
           <w:rFonts w:ascii="Courier New" w:hAnsi="Courier New" w:cs="Courier New"/>
           <w:sz w:val="20"/>
           <w:szCs w:val="20"/>
-        </w:rPr>
-      </w:pPr>
-      <w:r>
-        <w:rPr>
-          <w:rFonts w:ascii="Courier New" w:hAnsi="Courier New" w:cs="Courier New"/>
-          <w:sz w:val="20"/>
-          <w:szCs w:val="20"/>
-        </w:rPr>
-        <w:t>! Switch</w:t>
-      </w:r>
-      <w:r>
-        <w:rPr>
-          <w:rFonts w:ascii="Courier New" w:hAnsi="Courier New" w:cs="Courier New"/>
-          <w:sz w:val="20"/>
-          <w:szCs w:val="20"/>
-        </w:rPr>
-        <w:t>konfiguration</w:t>
-      </w:r>
-      <w:r>
-        <w:rPr>
-          <w:rFonts w:ascii="Courier New" w:hAnsi="Courier New" w:cs="Courier New"/>
-          <w:sz w:val="20"/>
-          <w:szCs w:val="20"/>
+          <w:lang w:val="en-US"/>
+        </w:rPr>
+      </w:pPr>
+      <w:r>
+        <w:rPr>
+          <w:rFonts w:ascii="Courier New" w:hAnsi="Courier New" w:cs="Courier New"/>
+          <w:sz w:val="20"/>
+          <w:szCs w:val="20"/>
+          <w:lang w:val="en-US"/>
+        </w:rPr>
+        <w:t>! Switchkonfiguration</w:t>
+      </w:r>
+      <w:r>
+        <w:rPr>
+          <w:rFonts w:ascii="Courier New" w:hAnsi="Courier New" w:cs="Courier New"/>
+          <w:sz w:val="20"/>
+          <w:szCs w:val="20"/>
+          <w:lang w:val="en-US"/>
         </w:rPr>
         <w:br/>
       </w:r>
@@ -1767,6 +1768,7 @@
           <w:rFonts w:ascii="Courier New" w:hAnsi="Courier New" w:cs="Courier New"/>
           <w:sz w:val="20"/>
           <w:szCs w:val="20"/>
+          <w:lang w:val="en-US"/>
         </w:rPr>
         <w:br/>
       </w:r>
@@ -1784,51 +1786,3535 @@
           <w:rFonts w:ascii="Courier New" w:hAnsi="Courier New" w:cs="Courier New"/>
           <w:sz w:val="20"/>
           <w:szCs w:val="20"/>
-        </w:rPr>
-      </w:pPr>
-    </w:p>
-    <w:p>
-      <w:pPr>
-        <w:ind w:left="360"/>
-      </w:pPr>
-    </w:p>
-    <w:p>
-      <w:pPr>
-        <w:pBdr>
-          <w:top w:val="single" w:sz="4" w:space="1" w:color="auto"/>
-          <w:left w:val="single" w:sz="4" w:space="4" w:color="auto"/>
-          <w:bottom w:val="single" w:sz="4" w:space="1" w:color="auto"/>
-          <w:right w:val="single" w:sz="4" w:space="4" w:color="auto"/>
-        </w:pBdr>
-        <w:ind w:left="360"/>
-        <w:rPr>
-          <w:rFonts w:ascii="Courier New" w:hAnsi="Courier New" w:cs="Courier New"/>
-          <w:sz w:val="20"/>
-          <w:szCs w:val="20"/>
-        </w:rPr>
-      </w:pPr>
-      <w:r>
-        <w:rPr>
-          <w:rFonts w:ascii="Courier New" w:hAnsi="Courier New" w:cs="Courier New"/>
-          <w:sz w:val="20"/>
-          <w:szCs w:val="20"/>
+          <w:lang w:val="en-US"/>
+        </w:rPr>
+      </w:pPr>
+      <w:r>
+        <w:rPr>
+          <w:rFonts w:ascii="Courier New" w:hAnsi="Courier New" w:cs="Courier New"/>
+          <w:sz w:val="20"/>
+          <w:szCs w:val="20"/>
+          <w:lang w:val="en-US"/>
+        </w:rPr>
+        <w:t>Building configuration...</w:t>
+      </w:r>
+    </w:p>
+    <w:p>
+      <w:pPr>
+        <w:pBdr>
+          <w:top w:val="single" w:sz="4" w:space="1" w:color="auto"/>
+          <w:left w:val="single" w:sz="4" w:space="4" w:color="auto"/>
+          <w:bottom w:val="single" w:sz="4" w:space="1" w:color="auto"/>
+          <w:right w:val="single" w:sz="4" w:space="4" w:color="auto"/>
+        </w:pBdr>
+        <w:ind w:left="360"/>
+        <w:rPr>
+          <w:rFonts w:ascii="Courier New" w:hAnsi="Courier New" w:cs="Courier New"/>
+          <w:sz w:val="20"/>
+          <w:szCs w:val="20"/>
+          <w:lang w:val="en-US"/>
+        </w:rPr>
+      </w:pPr>
+    </w:p>
+    <w:p>
+      <w:pPr>
+        <w:pBdr>
+          <w:top w:val="single" w:sz="4" w:space="1" w:color="auto"/>
+          <w:left w:val="single" w:sz="4" w:space="4" w:color="auto"/>
+          <w:bottom w:val="single" w:sz="4" w:space="1" w:color="auto"/>
+          <w:right w:val="single" w:sz="4" w:space="4" w:color="auto"/>
+        </w:pBdr>
+        <w:ind w:left="360"/>
+        <w:rPr>
+          <w:rFonts w:ascii="Courier New" w:hAnsi="Courier New" w:cs="Courier New"/>
+          <w:sz w:val="20"/>
+          <w:szCs w:val="20"/>
+          <w:lang w:val="en-US"/>
+        </w:rPr>
+      </w:pPr>
+      <w:r>
+        <w:rPr>
+          <w:rFonts w:ascii="Courier New" w:hAnsi="Courier New" w:cs="Courier New"/>
+          <w:sz w:val="20"/>
+          <w:szCs w:val="20"/>
+          <w:lang w:val="en-US"/>
+        </w:rPr>
+        <w:t>Current configuration : 2310 bytes</w:t>
+      </w:r>
+    </w:p>
+    <w:p>
+      <w:pPr>
+        <w:pBdr>
+          <w:top w:val="single" w:sz="4" w:space="1" w:color="auto"/>
+          <w:left w:val="single" w:sz="4" w:space="4" w:color="auto"/>
+          <w:bottom w:val="single" w:sz="4" w:space="1" w:color="auto"/>
+          <w:right w:val="single" w:sz="4" w:space="4" w:color="auto"/>
+        </w:pBdr>
+        <w:ind w:left="360"/>
+        <w:rPr>
+          <w:rFonts w:ascii="Courier New" w:hAnsi="Courier New" w:cs="Courier New"/>
+          <w:sz w:val="20"/>
+          <w:szCs w:val="20"/>
+          <w:lang w:val="en-US"/>
+        </w:rPr>
+      </w:pPr>
+      <w:r>
+        <w:rPr>
+          <w:rFonts w:ascii="Courier New" w:hAnsi="Courier New" w:cs="Courier New"/>
+          <w:sz w:val="20"/>
+          <w:szCs w:val="20"/>
+          <w:lang w:val="en-US"/>
+        </w:rPr>
+        <w:t>!</w:t>
+      </w:r>
+    </w:p>
+    <w:p>
+      <w:pPr>
+        <w:pBdr>
+          <w:top w:val="single" w:sz="4" w:space="1" w:color="auto"/>
+          <w:left w:val="single" w:sz="4" w:space="4" w:color="auto"/>
+          <w:bottom w:val="single" w:sz="4" w:space="1" w:color="auto"/>
+          <w:right w:val="single" w:sz="4" w:space="4" w:color="auto"/>
+        </w:pBdr>
+        <w:ind w:left="360"/>
+        <w:rPr>
+          <w:rFonts w:ascii="Courier New" w:hAnsi="Courier New" w:cs="Courier New"/>
+          <w:sz w:val="20"/>
+          <w:szCs w:val="20"/>
+          <w:lang w:val="en-US"/>
+        </w:rPr>
+      </w:pPr>
+      <w:r>
+        <w:rPr>
+          <w:rFonts w:ascii="Courier New" w:hAnsi="Courier New" w:cs="Courier New"/>
+          <w:sz w:val="20"/>
+          <w:szCs w:val="20"/>
+          <w:lang w:val="en-US"/>
         </w:rPr>
         <w:lastRenderedPageBreak/>
-        <w:t xml:space="preserve">! </w:t>
-      </w:r>
-      <w:r>
-        <w:rPr>
-          <w:rFonts w:ascii="Courier New" w:hAnsi="Courier New" w:cs="Courier New"/>
-          <w:sz w:val="20"/>
-          <w:szCs w:val="20"/>
-        </w:rPr>
-        <w:t>Routerkonfiguration</w:t>
-      </w:r>
-      <w:r>
-        <w:rPr>
-          <w:rFonts w:ascii="Courier New" w:hAnsi="Courier New" w:cs="Courier New"/>
-          <w:sz w:val="20"/>
-          <w:szCs w:val="20"/>
+        <w:t>version 15.0</w:t>
+      </w:r>
+    </w:p>
+    <w:p>
+      <w:pPr>
+        <w:pBdr>
+          <w:top w:val="single" w:sz="4" w:space="1" w:color="auto"/>
+          <w:left w:val="single" w:sz="4" w:space="4" w:color="auto"/>
+          <w:bottom w:val="single" w:sz="4" w:space="1" w:color="auto"/>
+          <w:right w:val="single" w:sz="4" w:space="4" w:color="auto"/>
+        </w:pBdr>
+        <w:ind w:left="360"/>
+        <w:rPr>
+          <w:rFonts w:ascii="Courier New" w:hAnsi="Courier New" w:cs="Courier New"/>
+          <w:sz w:val="20"/>
+          <w:szCs w:val="20"/>
+          <w:lang w:val="en-US"/>
+        </w:rPr>
+      </w:pPr>
+      <w:r>
+        <w:rPr>
+          <w:rFonts w:ascii="Courier New" w:hAnsi="Courier New" w:cs="Courier New"/>
+          <w:sz w:val="20"/>
+          <w:szCs w:val="20"/>
+          <w:lang w:val="en-US"/>
+        </w:rPr>
+        <w:t>no service timestamps log datetime msec</w:t>
+      </w:r>
+    </w:p>
+    <w:p>
+      <w:pPr>
+        <w:pBdr>
+          <w:top w:val="single" w:sz="4" w:space="1" w:color="auto"/>
+          <w:left w:val="single" w:sz="4" w:space="4" w:color="auto"/>
+          <w:bottom w:val="single" w:sz="4" w:space="1" w:color="auto"/>
+          <w:right w:val="single" w:sz="4" w:space="4" w:color="auto"/>
+        </w:pBdr>
+        <w:ind w:left="360"/>
+        <w:rPr>
+          <w:rFonts w:ascii="Courier New" w:hAnsi="Courier New" w:cs="Courier New"/>
+          <w:sz w:val="20"/>
+          <w:szCs w:val="20"/>
+          <w:lang w:val="en-US"/>
+        </w:rPr>
+      </w:pPr>
+      <w:r>
+        <w:rPr>
+          <w:rFonts w:ascii="Courier New" w:hAnsi="Courier New" w:cs="Courier New"/>
+          <w:sz w:val="20"/>
+          <w:szCs w:val="20"/>
+          <w:lang w:val="en-US"/>
+        </w:rPr>
+        <w:t>no service timestamps debug datetime msec</w:t>
+      </w:r>
+    </w:p>
+    <w:p>
+      <w:pPr>
+        <w:pBdr>
+          <w:top w:val="single" w:sz="4" w:space="1" w:color="auto"/>
+          <w:left w:val="single" w:sz="4" w:space="4" w:color="auto"/>
+          <w:bottom w:val="single" w:sz="4" w:space="1" w:color="auto"/>
+          <w:right w:val="single" w:sz="4" w:space="4" w:color="auto"/>
+        </w:pBdr>
+        <w:ind w:left="360"/>
+        <w:rPr>
+          <w:rFonts w:ascii="Courier New" w:hAnsi="Courier New" w:cs="Courier New"/>
+          <w:sz w:val="20"/>
+          <w:szCs w:val="20"/>
+          <w:lang w:val="en-US"/>
+        </w:rPr>
+      </w:pPr>
+      <w:r>
+        <w:rPr>
+          <w:rFonts w:ascii="Courier New" w:hAnsi="Courier New" w:cs="Courier New"/>
+          <w:sz w:val="20"/>
+          <w:szCs w:val="20"/>
+          <w:lang w:val="en-US"/>
+        </w:rPr>
+        <w:t>no service password-encryption</w:t>
+      </w:r>
+    </w:p>
+    <w:p>
+      <w:pPr>
+        <w:pBdr>
+          <w:top w:val="single" w:sz="4" w:space="1" w:color="auto"/>
+          <w:left w:val="single" w:sz="4" w:space="4" w:color="auto"/>
+          <w:bottom w:val="single" w:sz="4" w:space="1" w:color="auto"/>
+          <w:right w:val="single" w:sz="4" w:space="4" w:color="auto"/>
+        </w:pBdr>
+        <w:ind w:left="360"/>
+        <w:rPr>
+          <w:rFonts w:ascii="Courier New" w:hAnsi="Courier New" w:cs="Courier New"/>
+          <w:sz w:val="20"/>
+          <w:szCs w:val="20"/>
+          <w:lang w:val="en-US"/>
+        </w:rPr>
+      </w:pPr>
+      <w:r>
+        <w:rPr>
+          <w:rFonts w:ascii="Courier New" w:hAnsi="Courier New" w:cs="Courier New"/>
+          <w:sz w:val="20"/>
+          <w:szCs w:val="20"/>
+          <w:lang w:val="en-US"/>
+        </w:rPr>
+        <w:t>!</w:t>
+      </w:r>
+    </w:p>
+    <w:p>
+      <w:pPr>
+        <w:pBdr>
+          <w:top w:val="single" w:sz="4" w:space="1" w:color="auto"/>
+          <w:left w:val="single" w:sz="4" w:space="4" w:color="auto"/>
+          <w:bottom w:val="single" w:sz="4" w:space="1" w:color="auto"/>
+          <w:right w:val="single" w:sz="4" w:space="4" w:color="auto"/>
+        </w:pBdr>
+        <w:ind w:left="360"/>
+        <w:rPr>
+          <w:rFonts w:ascii="Courier New" w:hAnsi="Courier New" w:cs="Courier New"/>
+          <w:sz w:val="20"/>
+          <w:szCs w:val="20"/>
+          <w:lang w:val="en-US"/>
+        </w:rPr>
+      </w:pPr>
+      <w:r>
+        <w:rPr>
+          <w:rFonts w:ascii="Courier New" w:hAnsi="Courier New" w:cs="Courier New"/>
+          <w:sz w:val="20"/>
+          <w:szCs w:val="20"/>
+          <w:lang w:val="en-US"/>
+        </w:rPr>
+        <w:t>hostname swfronthaler</w:t>
+      </w:r>
+    </w:p>
+    <w:p>
+      <w:pPr>
+        <w:pBdr>
+          <w:top w:val="single" w:sz="4" w:space="1" w:color="auto"/>
+          <w:left w:val="single" w:sz="4" w:space="4" w:color="auto"/>
+          <w:bottom w:val="single" w:sz="4" w:space="1" w:color="auto"/>
+          <w:right w:val="single" w:sz="4" w:space="4" w:color="auto"/>
+        </w:pBdr>
+        <w:ind w:left="360"/>
+        <w:rPr>
+          <w:rFonts w:ascii="Courier New" w:hAnsi="Courier New" w:cs="Courier New"/>
+          <w:sz w:val="20"/>
+          <w:szCs w:val="20"/>
+          <w:lang w:val="en-US"/>
+        </w:rPr>
+      </w:pPr>
+      <w:r>
+        <w:rPr>
+          <w:rFonts w:ascii="Courier New" w:hAnsi="Courier New" w:cs="Courier New"/>
+          <w:sz w:val="20"/>
+          <w:szCs w:val="20"/>
+          <w:lang w:val="en-US"/>
+        </w:rPr>
+        <w:t>!</w:t>
+      </w:r>
+    </w:p>
+    <w:p>
+      <w:pPr>
+        <w:pBdr>
+          <w:top w:val="single" w:sz="4" w:space="1" w:color="auto"/>
+          <w:left w:val="single" w:sz="4" w:space="4" w:color="auto"/>
+          <w:bottom w:val="single" w:sz="4" w:space="1" w:color="auto"/>
+          <w:right w:val="single" w:sz="4" w:space="4" w:color="auto"/>
+        </w:pBdr>
+        <w:ind w:left="360"/>
+        <w:rPr>
+          <w:rFonts w:ascii="Courier New" w:hAnsi="Courier New" w:cs="Courier New"/>
+          <w:sz w:val="20"/>
+          <w:szCs w:val="20"/>
+          <w:lang w:val="en-US"/>
+        </w:rPr>
+      </w:pPr>
+      <w:r>
+        <w:rPr>
+          <w:rFonts w:ascii="Courier New" w:hAnsi="Courier New" w:cs="Courier New"/>
+          <w:sz w:val="20"/>
+          <w:szCs w:val="20"/>
+          <w:lang w:val="en-US"/>
+        </w:rPr>
+        <w:t>!</w:t>
+      </w:r>
+    </w:p>
+    <w:p>
+      <w:pPr>
+        <w:pBdr>
+          <w:top w:val="single" w:sz="4" w:space="1" w:color="auto"/>
+          <w:left w:val="single" w:sz="4" w:space="4" w:color="auto"/>
+          <w:bottom w:val="single" w:sz="4" w:space="1" w:color="auto"/>
+          <w:right w:val="single" w:sz="4" w:space="4" w:color="auto"/>
+        </w:pBdr>
+        <w:ind w:left="360"/>
+        <w:rPr>
+          <w:rFonts w:ascii="Courier New" w:hAnsi="Courier New" w:cs="Courier New"/>
+          <w:sz w:val="20"/>
+          <w:szCs w:val="20"/>
+          <w:lang w:val="en-US"/>
+        </w:rPr>
+      </w:pPr>
+      <w:r>
+        <w:rPr>
+          <w:rFonts w:ascii="Courier New" w:hAnsi="Courier New" w:cs="Courier New"/>
+          <w:sz w:val="20"/>
+          <w:szCs w:val="20"/>
+          <w:lang w:val="en-US"/>
+        </w:rPr>
+        <w:t>!</w:t>
+      </w:r>
+    </w:p>
+    <w:p>
+      <w:pPr>
+        <w:pBdr>
+          <w:top w:val="single" w:sz="4" w:space="1" w:color="auto"/>
+          <w:left w:val="single" w:sz="4" w:space="4" w:color="auto"/>
+          <w:bottom w:val="single" w:sz="4" w:space="1" w:color="auto"/>
+          <w:right w:val="single" w:sz="4" w:space="4" w:color="auto"/>
+        </w:pBdr>
+        <w:ind w:left="360"/>
+        <w:rPr>
+          <w:rFonts w:ascii="Courier New" w:hAnsi="Courier New" w:cs="Courier New"/>
+          <w:sz w:val="20"/>
+          <w:szCs w:val="20"/>
+          <w:lang w:val="en-US"/>
+        </w:rPr>
+      </w:pPr>
+      <w:r>
+        <w:rPr>
+          <w:rFonts w:ascii="Courier New" w:hAnsi="Courier New" w:cs="Courier New"/>
+          <w:sz w:val="20"/>
+          <w:szCs w:val="20"/>
+          <w:lang w:val="en-US"/>
+        </w:rPr>
+        <w:t>ip ssh version 2</w:t>
+      </w:r>
+    </w:p>
+    <w:p>
+      <w:pPr>
+        <w:pBdr>
+          <w:top w:val="single" w:sz="4" w:space="1" w:color="auto"/>
+          <w:left w:val="single" w:sz="4" w:space="4" w:color="auto"/>
+          <w:bottom w:val="single" w:sz="4" w:space="1" w:color="auto"/>
+          <w:right w:val="single" w:sz="4" w:space="4" w:color="auto"/>
+        </w:pBdr>
+        <w:ind w:left="360"/>
+        <w:rPr>
+          <w:rFonts w:ascii="Courier New" w:hAnsi="Courier New" w:cs="Courier New"/>
+          <w:sz w:val="20"/>
+          <w:szCs w:val="20"/>
+          <w:lang w:val="en-US"/>
+        </w:rPr>
+      </w:pPr>
+      <w:r>
+        <w:rPr>
+          <w:rFonts w:ascii="Courier New" w:hAnsi="Courier New" w:cs="Courier New"/>
+          <w:sz w:val="20"/>
+          <w:szCs w:val="20"/>
+          <w:lang w:val="en-US"/>
+        </w:rPr>
+        <w:t>ip domain-name fronthaler.local</w:t>
+      </w:r>
+    </w:p>
+    <w:p>
+      <w:pPr>
+        <w:pBdr>
+          <w:top w:val="single" w:sz="4" w:space="1" w:color="auto"/>
+          <w:left w:val="single" w:sz="4" w:space="4" w:color="auto"/>
+          <w:bottom w:val="single" w:sz="4" w:space="1" w:color="auto"/>
+          <w:right w:val="single" w:sz="4" w:space="4" w:color="auto"/>
+        </w:pBdr>
+        <w:ind w:left="360"/>
+        <w:rPr>
+          <w:rFonts w:ascii="Courier New" w:hAnsi="Courier New" w:cs="Courier New"/>
+          <w:sz w:val="20"/>
+          <w:szCs w:val="20"/>
+          <w:lang w:val="en-US"/>
+        </w:rPr>
+      </w:pPr>
+      <w:r>
+        <w:rPr>
+          <w:rFonts w:ascii="Courier New" w:hAnsi="Courier New" w:cs="Courier New"/>
+          <w:sz w:val="20"/>
+          <w:szCs w:val="20"/>
+          <w:lang w:val="en-US"/>
+        </w:rPr>
+        <w:t>!</w:t>
+      </w:r>
+    </w:p>
+    <w:p>
+      <w:pPr>
+        <w:pBdr>
+          <w:top w:val="single" w:sz="4" w:space="1" w:color="auto"/>
+          <w:left w:val="single" w:sz="4" w:space="4" w:color="auto"/>
+          <w:bottom w:val="single" w:sz="4" w:space="1" w:color="auto"/>
+          <w:right w:val="single" w:sz="4" w:space="4" w:color="auto"/>
+        </w:pBdr>
+        <w:ind w:left="360"/>
+        <w:rPr>
+          <w:rFonts w:ascii="Courier New" w:hAnsi="Courier New" w:cs="Courier New"/>
+          <w:sz w:val="20"/>
+          <w:szCs w:val="20"/>
+          <w:lang w:val="en-US"/>
+        </w:rPr>
+      </w:pPr>
+      <w:r>
+        <w:rPr>
+          <w:rFonts w:ascii="Courier New" w:hAnsi="Courier New" w:cs="Courier New"/>
+          <w:sz w:val="20"/>
+          <w:szCs w:val="20"/>
+          <w:lang w:val="en-US"/>
+        </w:rPr>
+        <w:t>username admin secret 5 $1$mERr$9cTjUIEqNGurQiFU.ZeCi1</w:t>
+      </w:r>
+    </w:p>
+    <w:p>
+      <w:pPr>
+        <w:pBdr>
+          <w:top w:val="single" w:sz="4" w:space="1" w:color="auto"/>
+          <w:left w:val="single" w:sz="4" w:space="4" w:color="auto"/>
+          <w:bottom w:val="single" w:sz="4" w:space="1" w:color="auto"/>
+          <w:right w:val="single" w:sz="4" w:space="4" w:color="auto"/>
+        </w:pBdr>
+        <w:ind w:left="360"/>
+        <w:rPr>
+          <w:rFonts w:ascii="Courier New" w:hAnsi="Courier New" w:cs="Courier New"/>
+          <w:sz w:val="20"/>
+          <w:szCs w:val="20"/>
+          <w:lang w:val="en-US"/>
+        </w:rPr>
+      </w:pPr>
+      <w:r>
+        <w:rPr>
+          <w:rFonts w:ascii="Courier New" w:hAnsi="Courier New" w:cs="Courier New"/>
+          <w:sz w:val="20"/>
+          <w:szCs w:val="20"/>
+          <w:lang w:val="en-US"/>
+        </w:rPr>
+        <w:t>!</w:t>
+      </w:r>
+    </w:p>
+    <w:p>
+      <w:pPr>
+        <w:pBdr>
+          <w:top w:val="single" w:sz="4" w:space="1" w:color="auto"/>
+          <w:left w:val="single" w:sz="4" w:space="4" w:color="auto"/>
+          <w:bottom w:val="single" w:sz="4" w:space="1" w:color="auto"/>
+          <w:right w:val="single" w:sz="4" w:space="4" w:color="auto"/>
+        </w:pBdr>
+        <w:ind w:left="360"/>
+        <w:rPr>
+          <w:rFonts w:ascii="Courier New" w:hAnsi="Courier New" w:cs="Courier New"/>
+          <w:sz w:val="20"/>
+          <w:szCs w:val="20"/>
+          <w:lang w:val="en-US"/>
+        </w:rPr>
+      </w:pPr>
+      <w:r>
+        <w:rPr>
+          <w:rFonts w:ascii="Courier New" w:hAnsi="Courier New" w:cs="Courier New"/>
+          <w:sz w:val="20"/>
+          <w:szCs w:val="20"/>
+          <w:lang w:val="en-US"/>
+        </w:rPr>
+        <w:t>!</w:t>
+      </w:r>
+    </w:p>
+    <w:p>
+      <w:pPr>
+        <w:pBdr>
+          <w:top w:val="single" w:sz="4" w:space="1" w:color="auto"/>
+          <w:left w:val="single" w:sz="4" w:space="4" w:color="auto"/>
+          <w:bottom w:val="single" w:sz="4" w:space="1" w:color="auto"/>
+          <w:right w:val="single" w:sz="4" w:space="4" w:color="auto"/>
+        </w:pBdr>
+        <w:ind w:left="360"/>
+        <w:rPr>
+          <w:rFonts w:ascii="Courier New" w:hAnsi="Courier New" w:cs="Courier New"/>
+          <w:sz w:val="20"/>
+          <w:szCs w:val="20"/>
+          <w:lang w:val="en-US"/>
+        </w:rPr>
+      </w:pPr>
+      <w:r>
+        <w:rPr>
+          <w:rFonts w:ascii="Courier New" w:hAnsi="Courier New" w:cs="Courier New"/>
+          <w:sz w:val="20"/>
+          <w:szCs w:val="20"/>
+          <w:lang w:val="en-US"/>
+        </w:rPr>
+        <w:t>!</w:t>
+      </w:r>
+    </w:p>
+    <w:p>
+      <w:pPr>
+        <w:pBdr>
+          <w:top w:val="single" w:sz="4" w:space="1" w:color="auto"/>
+          <w:left w:val="single" w:sz="4" w:space="4" w:color="auto"/>
+          <w:bottom w:val="single" w:sz="4" w:space="1" w:color="auto"/>
+          <w:right w:val="single" w:sz="4" w:space="4" w:color="auto"/>
+        </w:pBdr>
+        <w:ind w:left="360"/>
+        <w:rPr>
+          <w:rFonts w:ascii="Courier New" w:hAnsi="Courier New" w:cs="Courier New"/>
+          <w:sz w:val="20"/>
+          <w:szCs w:val="20"/>
+          <w:lang w:val="en-US"/>
+        </w:rPr>
+      </w:pPr>
+      <w:r>
+        <w:rPr>
+          <w:rFonts w:ascii="Courier New" w:hAnsi="Courier New" w:cs="Courier New"/>
+          <w:sz w:val="20"/>
+          <w:szCs w:val="20"/>
+          <w:lang w:val="en-US"/>
+        </w:rPr>
+        <w:t>spanning-tree mode pvst</w:t>
+      </w:r>
+    </w:p>
+    <w:p>
+      <w:pPr>
+        <w:pBdr>
+          <w:top w:val="single" w:sz="4" w:space="1" w:color="auto"/>
+          <w:left w:val="single" w:sz="4" w:space="4" w:color="auto"/>
+          <w:bottom w:val="single" w:sz="4" w:space="1" w:color="auto"/>
+          <w:right w:val="single" w:sz="4" w:space="4" w:color="auto"/>
+        </w:pBdr>
+        <w:ind w:left="360"/>
+        <w:rPr>
+          <w:rFonts w:ascii="Courier New" w:hAnsi="Courier New" w:cs="Courier New"/>
+          <w:sz w:val="20"/>
+          <w:szCs w:val="20"/>
+          <w:lang w:val="en-US"/>
+        </w:rPr>
+      </w:pPr>
+      <w:r>
+        <w:rPr>
+          <w:rFonts w:ascii="Courier New" w:hAnsi="Courier New" w:cs="Courier New"/>
+          <w:sz w:val="20"/>
+          <w:szCs w:val="20"/>
+          <w:lang w:val="en-US"/>
+        </w:rPr>
+        <w:t>spanning-tree extend system-id</w:t>
+      </w:r>
+    </w:p>
+    <w:p>
+      <w:pPr>
+        <w:pBdr>
+          <w:top w:val="single" w:sz="4" w:space="1" w:color="auto"/>
+          <w:left w:val="single" w:sz="4" w:space="4" w:color="auto"/>
+          <w:bottom w:val="single" w:sz="4" w:space="1" w:color="auto"/>
+          <w:right w:val="single" w:sz="4" w:space="4" w:color="auto"/>
+        </w:pBdr>
+        <w:ind w:left="360"/>
+        <w:rPr>
+          <w:rFonts w:ascii="Courier New" w:hAnsi="Courier New" w:cs="Courier New"/>
+          <w:sz w:val="20"/>
+          <w:szCs w:val="20"/>
+          <w:lang w:val="en-US"/>
+        </w:rPr>
+      </w:pPr>
+      <w:r>
+        <w:rPr>
+          <w:rFonts w:ascii="Courier New" w:hAnsi="Courier New" w:cs="Courier New"/>
+          <w:sz w:val="20"/>
+          <w:szCs w:val="20"/>
+          <w:lang w:val="en-US"/>
+        </w:rPr>
+        <w:t>!</w:t>
+      </w:r>
+    </w:p>
+    <w:p>
+      <w:pPr>
+        <w:pBdr>
+          <w:top w:val="single" w:sz="4" w:space="1" w:color="auto"/>
+          <w:left w:val="single" w:sz="4" w:space="4" w:color="auto"/>
+          <w:bottom w:val="single" w:sz="4" w:space="1" w:color="auto"/>
+          <w:right w:val="single" w:sz="4" w:space="4" w:color="auto"/>
+        </w:pBdr>
+        <w:ind w:left="360"/>
+        <w:rPr>
+          <w:rFonts w:ascii="Courier New" w:hAnsi="Courier New" w:cs="Courier New"/>
+          <w:sz w:val="20"/>
+          <w:szCs w:val="20"/>
+          <w:lang w:val="en-US"/>
+        </w:rPr>
+      </w:pPr>
+      <w:r>
+        <w:rPr>
+          <w:rFonts w:ascii="Courier New" w:hAnsi="Courier New" w:cs="Courier New"/>
+          <w:sz w:val="20"/>
+          <w:szCs w:val="20"/>
+          <w:lang w:val="en-US"/>
+        </w:rPr>
+        <w:t>interface FastEthernet0/1</w:t>
+      </w:r>
+    </w:p>
+    <w:p>
+      <w:pPr>
+        <w:pBdr>
+          <w:top w:val="single" w:sz="4" w:space="1" w:color="auto"/>
+          <w:left w:val="single" w:sz="4" w:space="4" w:color="auto"/>
+          <w:bottom w:val="single" w:sz="4" w:space="1" w:color="auto"/>
+          <w:right w:val="single" w:sz="4" w:space="4" w:color="auto"/>
+        </w:pBdr>
+        <w:ind w:left="360"/>
+        <w:rPr>
+          <w:rFonts w:ascii="Courier New" w:hAnsi="Courier New" w:cs="Courier New"/>
+          <w:sz w:val="20"/>
+          <w:szCs w:val="20"/>
+          <w:lang w:val="en-US"/>
+        </w:rPr>
+      </w:pPr>
+      <w:r>
+        <w:rPr>
+          <w:rFonts w:ascii="Courier New" w:hAnsi="Courier New" w:cs="Courier New"/>
+          <w:sz w:val="20"/>
+          <w:szCs w:val="20"/>
+          <w:lang w:val="en-US"/>
+        </w:rPr>
+        <w:t xml:space="preserve"> switchport access vlan 10</w:t>
+      </w:r>
+    </w:p>
+    <w:p>
+      <w:pPr>
+        <w:pBdr>
+          <w:top w:val="single" w:sz="4" w:space="1" w:color="auto"/>
+          <w:left w:val="single" w:sz="4" w:space="4" w:color="auto"/>
+          <w:bottom w:val="single" w:sz="4" w:space="1" w:color="auto"/>
+          <w:right w:val="single" w:sz="4" w:space="4" w:color="auto"/>
+        </w:pBdr>
+        <w:ind w:left="360"/>
+        <w:rPr>
+          <w:rFonts w:ascii="Courier New" w:hAnsi="Courier New" w:cs="Courier New"/>
+          <w:sz w:val="20"/>
+          <w:szCs w:val="20"/>
+          <w:lang w:val="en-US"/>
+        </w:rPr>
+      </w:pPr>
+      <w:r>
+        <w:rPr>
+          <w:rFonts w:ascii="Courier New" w:hAnsi="Courier New" w:cs="Courier New"/>
+          <w:sz w:val="20"/>
+          <w:szCs w:val="20"/>
+          <w:lang w:val="en-US"/>
+        </w:rPr>
+        <w:t xml:space="preserve"> switchport mode access</w:t>
+      </w:r>
+    </w:p>
+    <w:p>
+      <w:pPr>
+        <w:pBdr>
+          <w:top w:val="single" w:sz="4" w:space="1" w:color="auto"/>
+          <w:left w:val="single" w:sz="4" w:space="4" w:color="auto"/>
+          <w:bottom w:val="single" w:sz="4" w:space="1" w:color="auto"/>
+          <w:right w:val="single" w:sz="4" w:space="4" w:color="auto"/>
+        </w:pBdr>
+        <w:ind w:left="360"/>
+        <w:rPr>
+          <w:rFonts w:ascii="Courier New" w:hAnsi="Courier New" w:cs="Courier New"/>
+          <w:sz w:val="20"/>
+          <w:szCs w:val="20"/>
+          <w:lang w:val="en-US"/>
+        </w:rPr>
+      </w:pPr>
+      <w:r>
+        <w:rPr>
+          <w:rFonts w:ascii="Courier New" w:hAnsi="Courier New" w:cs="Courier New"/>
+          <w:sz w:val="20"/>
+          <w:szCs w:val="20"/>
+          <w:lang w:val="en-US"/>
+        </w:rPr>
+        <w:t>!</w:t>
+      </w:r>
+    </w:p>
+    <w:p>
+      <w:pPr>
+        <w:pBdr>
+          <w:top w:val="single" w:sz="4" w:space="1" w:color="auto"/>
+          <w:left w:val="single" w:sz="4" w:space="4" w:color="auto"/>
+          <w:bottom w:val="single" w:sz="4" w:space="1" w:color="auto"/>
+          <w:right w:val="single" w:sz="4" w:space="4" w:color="auto"/>
+        </w:pBdr>
+        <w:ind w:left="360"/>
+        <w:rPr>
+          <w:rFonts w:ascii="Courier New" w:hAnsi="Courier New" w:cs="Courier New"/>
+          <w:sz w:val="20"/>
+          <w:szCs w:val="20"/>
+          <w:lang w:val="en-US"/>
+        </w:rPr>
+      </w:pPr>
+      <w:r>
+        <w:rPr>
+          <w:rFonts w:ascii="Courier New" w:hAnsi="Courier New" w:cs="Courier New"/>
+          <w:sz w:val="20"/>
+          <w:szCs w:val="20"/>
+          <w:lang w:val="en-US"/>
+        </w:rPr>
+        <w:t>interface FastEthernet0/2</w:t>
+      </w:r>
+    </w:p>
+    <w:p>
+      <w:pPr>
+        <w:pBdr>
+          <w:top w:val="single" w:sz="4" w:space="1" w:color="auto"/>
+          <w:left w:val="single" w:sz="4" w:space="4" w:color="auto"/>
+          <w:bottom w:val="single" w:sz="4" w:space="1" w:color="auto"/>
+          <w:right w:val="single" w:sz="4" w:space="4" w:color="auto"/>
+        </w:pBdr>
+        <w:ind w:left="360"/>
+        <w:rPr>
+          <w:rFonts w:ascii="Courier New" w:hAnsi="Courier New" w:cs="Courier New"/>
+          <w:sz w:val="20"/>
+          <w:szCs w:val="20"/>
+          <w:lang w:val="en-US"/>
+        </w:rPr>
+      </w:pPr>
+      <w:r>
+        <w:rPr>
+          <w:rFonts w:ascii="Courier New" w:hAnsi="Courier New" w:cs="Courier New"/>
+          <w:sz w:val="20"/>
+          <w:szCs w:val="20"/>
+          <w:lang w:val="en-US"/>
+        </w:rPr>
+        <w:t xml:space="preserve"> switchport access vlan 10</w:t>
+      </w:r>
+    </w:p>
+    <w:p>
+      <w:pPr>
+        <w:pBdr>
+          <w:top w:val="single" w:sz="4" w:space="1" w:color="auto"/>
+          <w:left w:val="single" w:sz="4" w:space="4" w:color="auto"/>
+          <w:bottom w:val="single" w:sz="4" w:space="1" w:color="auto"/>
+          <w:right w:val="single" w:sz="4" w:space="4" w:color="auto"/>
+        </w:pBdr>
+        <w:ind w:left="360"/>
+        <w:rPr>
+          <w:rFonts w:ascii="Courier New" w:hAnsi="Courier New" w:cs="Courier New"/>
+          <w:sz w:val="20"/>
+          <w:szCs w:val="20"/>
+          <w:lang w:val="en-US"/>
+        </w:rPr>
+      </w:pPr>
+      <w:r>
+        <w:rPr>
+          <w:rFonts w:ascii="Courier New" w:hAnsi="Courier New" w:cs="Courier New"/>
+          <w:sz w:val="20"/>
+          <w:szCs w:val="20"/>
+          <w:lang w:val="en-US"/>
+        </w:rPr>
+        <w:t xml:space="preserve"> switchport mode access</w:t>
+      </w:r>
+    </w:p>
+    <w:p>
+      <w:pPr>
+        <w:pBdr>
+          <w:top w:val="single" w:sz="4" w:space="1" w:color="auto"/>
+          <w:left w:val="single" w:sz="4" w:space="4" w:color="auto"/>
+          <w:bottom w:val="single" w:sz="4" w:space="1" w:color="auto"/>
+          <w:right w:val="single" w:sz="4" w:space="4" w:color="auto"/>
+        </w:pBdr>
+        <w:ind w:left="360"/>
+        <w:rPr>
+          <w:rFonts w:ascii="Courier New" w:hAnsi="Courier New" w:cs="Courier New"/>
+          <w:sz w:val="20"/>
+          <w:szCs w:val="20"/>
+          <w:lang w:val="en-US"/>
+        </w:rPr>
+      </w:pPr>
+      <w:r>
+        <w:rPr>
+          <w:rFonts w:ascii="Courier New" w:hAnsi="Courier New" w:cs="Courier New"/>
+          <w:sz w:val="20"/>
+          <w:szCs w:val="20"/>
+          <w:lang w:val="en-US"/>
+        </w:rPr>
+        <w:t>!</w:t>
+      </w:r>
+    </w:p>
+    <w:p>
+      <w:pPr>
+        <w:pBdr>
+          <w:top w:val="single" w:sz="4" w:space="1" w:color="auto"/>
+          <w:left w:val="single" w:sz="4" w:space="4" w:color="auto"/>
+          <w:bottom w:val="single" w:sz="4" w:space="1" w:color="auto"/>
+          <w:right w:val="single" w:sz="4" w:space="4" w:color="auto"/>
+        </w:pBdr>
+        <w:ind w:left="360"/>
+        <w:rPr>
+          <w:rFonts w:ascii="Courier New" w:hAnsi="Courier New" w:cs="Courier New"/>
+          <w:sz w:val="20"/>
+          <w:szCs w:val="20"/>
+          <w:lang w:val="en-US"/>
+        </w:rPr>
+      </w:pPr>
+      <w:r>
+        <w:rPr>
+          <w:rFonts w:ascii="Courier New" w:hAnsi="Courier New" w:cs="Courier New"/>
+          <w:sz w:val="20"/>
+          <w:szCs w:val="20"/>
+          <w:lang w:val="en-US"/>
+        </w:rPr>
+        <w:t>interface FastEthernet0/3</w:t>
+      </w:r>
+    </w:p>
+    <w:p>
+      <w:pPr>
+        <w:pBdr>
+          <w:top w:val="single" w:sz="4" w:space="1" w:color="auto"/>
+          <w:left w:val="single" w:sz="4" w:space="4" w:color="auto"/>
+          <w:bottom w:val="single" w:sz="4" w:space="1" w:color="auto"/>
+          <w:right w:val="single" w:sz="4" w:space="4" w:color="auto"/>
+        </w:pBdr>
+        <w:ind w:left="360"/>
+        <w:rPr>
+          <w:rFonts w:ascii="Courier New" w:hAnsi="Courier New" w:cs="Courier New"/>
+          <w:sz w:val="20"/>
+          <w:szCs w:val="20"/>
+          <w:lang w:val="en-US"/>
+        </w:rPr>
+      </w:pPr>
+      <w:r>
+        <w:rPr>
+          <w:rFonts w:ascii="Courier New" w:hAnsi="Courier New" w:cs="Courier New"/>
+          <w:sz w:val="20"/>
+          <w:szCs w:val="20"/>
+          <w:lang w:val="en-US"/>
+        </w:rPr>
+        <w:t xml:space="preserve"> switchport access vlan 10</w:t>
+      </w:r>
+    </w:p>
+    <w:p>
+      <w:pPr>
+        <w:pBdr>
+          <w:top w:val="single" w:sz="4" w:space="1" w:color="auto"/>
+          <w:left w:val="single" w:sz="4" w:space="4" w:color="auto"/>
+          <w:bottom w:val="single" w:sz="4" w:space="1" w:color="auto"/>
+          <w:right w:val="single" w:sz="4" w:space="4" w:color="auto"/>
+        </w:pBdr>
+        <w:ind w:left="360"/>
+        <w:rPr>
+          <w:rFonts w:ascii="Courier New" w:hAnsi="Courier New" w:cs="Courier New"/>
+          <w:sz w:val="20"/>
+          <w:szCs w:val="20"/>
+          <w:lang w:val="en-US"/>
+        </w:rPr>
+      </w:pPr>
+      <w:r>
+        <w:rPr>
+          <w:rFonts w:ascii="Courier New" w:hAnsi="Courier New" w:cs="Courier New"/>
+          <w:sz w:val="20"/>
+          <w:szCs w:val="20"/>
+          <w:lang w:val="en-US"/>
+        </w:rPr>
+        <w:t xml:space="preserve"> switchport mode access</w:t>
+      </w:r>
+    </w:p>
+    <w:p>
+      <w:pPr>
+        <w:pBdr>
+          <w:top w:val="single" w:sz="4" w:space="1" w:color="auto"/>
+          <w:left w:val="single" w:sz="4" w:space="4" w:color="auto"/>
+          <w:bottom w:val="single" w:sz="4" w:space="1" w:color="auto"/>
+          <w:right w:val="single" w:sz="4" w:space="4" w:color="auto"/>
+        </w:pBdr>
+        <w:ind w:left="360"/>
+        <w:rPr>
+          <w:rFonts w:ascii="Courier New" w:hAnsi="Courier New" w:cs="Courier New"/>
+          <w:sz w:val="20"/>
+          <w:szCs w:val="20"/>
+          <w:lang w:val="en-US"/>
+        </w:rPr>
+      </w:pPr>
+      <w:r>
+        <w:rPr>
+          <w:rFonts w:ascii="Courier New" w:hAnsi="Courier New" w:cs="Courier New"/>
+          <w:sz w:val="20"/>
+          <w:szCs w:val="20"/>
+          <w:lang w:val="en-US"/>
+        </w:rPr>
+        <w:t>!</w:t>
+      </w:r>
+    </w:p>
+    <w:p>
+      <w:pPr>
+        <w:pBdr>
+          <w:top w:val="single" w:sz="4" w:space="1" w:color="auto"/>
+          <w:left w:val="single" w:sz="4" w:space="4" w:color="auto"/>
+          <w:bottom w:val="single" w:sz="4" w:space="1" w:color="auto"/>
+          <w:right w:val="single" w:sz="4" w:space="4" w:color="auto"/>
+        </w:pBdr>
+        <w:ind w:left="360"/>
+        <w:rPr>
+          <w:rFonts w:ascii="Courier New" w:hAnsi="Courier New" w:cs="Courier New"/>
+          <w:sz w:val="20"/>
+          <w:szCs w:val="20"/>
+          <w:lang w:val="en-US"/>
+        </w:rPr>
+      </w:pPr>
+      <w:r>
+        <w:rPr>
+          <w:rFonts w:ascii="Courier New" w:hAnsi="Courier New" w:cs="Courier New"/>
+          <w:sz w:val="20"/>
+          <w:szCs w:val="20"/>
+          <w:lang w:val="en-US"/>
+        </w:rPr>
+        <w:t>interface FastEthernet0/4</w:t>
+      </w:r>
+    </w:p>
+    <w:p>
+      <w:pPr>
+        <w:pBdr>
+          <w:top w:val="single" w:sz="4" w:space="1" w:color="auto"/>
+          <w:left w:val="single" w:sz="4" w:space="4" w:color="auto"/>
+          <w:bottom w:val="single" w:sz="4" w:space="1" w:color="auto"/>
+          <w:right w:val="single" w:sz="4" w:space="4" w:color="auto"/>
+        </w:pBdr>
+        <w:ind w:left="360"/>
+        <w:rPr>
+          <w:rFonts w:ascii="Courier New" w:hAnsi="Courier New" w:cs="Courier New"/>
+          <w:sz w:val="20"/>
+          <w:szCs w:val="20"/>
+          <w:lang w:val="en-US"/>
+        </w:rPr>
+      </w:pPr>
+      <w:r>
+        <w:rPr>
+          <w:rFonts w:ascii="Courier New" w:hAnsi="Courier New" w:cs="Courier New"/>
+          <w:sz w:val="20"/>
+          <w:szCs w:val="20"/>
+          <w:lang w:val="en-US"/>
+        </w:rPr>
+        <w:t xml:space="preserve"> switchport access vlan 10</w:t>
+      </w:r>
+    </w:p>
+    <w:p>
+      <w:pPr>
+        <w:pBdr>
+          <w:top w:val="single" w:sz="4" w:space="1" w:color="auto"/>
+          <w:left w:val="single" w:sz="4" w:space="4" w:color="auto"/>
+          <w:bottom w:val="single" w:sz="4" w:space="1" w:color="auto"/>
+          <w:right w:val="single" w:sz="4" w:space="4" w:color="auto"/>
+        </w:pBdr>
+        <w:ind w:left="360"/>
+        <w:rPr>
+          <w:rFonts w:ascii="Courier New" w:hAnsi="Courier New" w:cs="Courier New"/>
+          <w:sz w:val="20"/>
+          <w:szCs w:val="20"/>
+          <w:lang w:val="en-US"/>
+        </w:rPr>
+      </w:pPr>
+      <w:r>
+        <w:rPr>
+          <w:rFonts w:ascii="Courier New" w:hAnsi="Courier New" w:cs="Courier New"/>
+          <w:sz w:val="20"/>
+          <w:szCs w:val="20"/>
+          <w:lang w:val="en-US"/>
+        </w:rPr>
+        <w:t xml:space="preserve"> switchport mode access</w:t>
+      </w:r>
+    </w:p>
+    <w:p>
+      <w:pPr>
+        <w:pBdr>
+          <w:top w:val="single" w:sz="4" w:space="1" w:color="auto"/>
+          <w:left w:val="single" w:sz="4" w:space="4" w:color="auto"/>
+          <w:bottom w:val="single" w:sz="4" w:space="1" w:color="auto"/>
+          <w:right w:val="single" w:sz="4" w:space="4" w:color="auto"/>
+        </w:pBdr>
+        <w:ind w:left="360"/>
+        <w:rPr>
+          <w:rFonts w:ascii="Courier New" w:hAnsi="Courier New" w:cs="Courier New"/>
+          <w:sz w:val="20"/>
+          <w:szCs w:val="20"/>
+          <w:lang w:val="en-US"/>
+        </w:rPr>
+      </w:pPr>
+      <w:r>
+        <w:rPr>
+          <w:rFonts w:ascii="Courier New" w:hAnsi="Courier New" w:cs="Courier New"/>
+          <w:sz w:val="20"/>
+          <w:szCs w:val="20"/>
+          <w:lang w:val="en-US"/>
+        </w:rPr>
+        <w:t>!</w:t>
+      </w:r>
+    </w:p>
+    <w:p>
+      <w:pPr>
+        <w:pBdr>
+          <w:top w:val="single" w:sz="4" w:space="1" w:color="auto"/>
+          <w:left w:val="single" w:sz="4" w:space="4" w:color="auto"/>
+          <w:bottom w:val="single" w:sz="4" w:space="1" w:color="auto"/>
+          <w:right w:val="single" w:sz="4" w:space="4" w:color="auto"/>
+        </w:pBdr>
+        <w:ind w:left="360"/>
+        <w:rPr>
+          <w:rFonts w:ascii="Courier New" w:hAnsi="Courier New" w:cs="Courier New"/>
+          <w:sz w:val="20"/>
+          <w:szCs w:val="20"/>
+          <w:lang w:val="en-US"/>
+        </w:rPr>
+      </w:pPr>
+      <w:r>
+        <w:rPr>
+          <w:rFonts w:ascii="Courier New" w:hAnsi="Courier New" w:cs="Courier New"/>
+          <w:sz w:val="20"/>
+          <w:szCs w:val="20"/>
+          <w:lang w:val="en-US"/>
+        </w:rPr>
+        <w:t>interface FastEthernet0/5</w:t>
+      </w:r>
+    </w:p>
+    <w:p>
+      <w:pPr>
+        <w:pBdr>
+          <w:top w:val="single" w:sz="4" w:space="1" w:color="auto"/>
+          <w:left w:val="single" w:sz="4" w:space="4" w:color="auto"/>
+          <w:bottom w:val="single" w:sz="4" w:space="1" w:color="auto"/>
+          <w:right w:val="single" w:sz="4" w:space="4" w:color="auto"/>
+        </w:pBdr>
+        <w:ind w:left="360"/>
+        <w:rPr>
+          <w:rFonts w:ascii="Courier New" w:hAnsi="Courier New" w:cs="Courier New"/>
+          <w:sz w:val="20"/>
+          <w:szCs w:val="20"/>
+          <w:lang w:val="en-US"/>
+        </w:rPr>
+      </w:pPr>
+      <w:r>
+        <w:rPr>
+          <w:rFonts w:ascii="Courier New" w:hAnsi="Courier New" w:cs="Courier New"/>
+          <w:sz w:val="20"/>
+          <w:szCs w:val="20"/>
+          <w:lang w:val="en-US"/>
+        </w:rPr>
+        <w:t xml:space="preserve"> switchport access vlan 10</w:t>
+      </w:r>
+    </w:p>
+    <w:p>
+      <w:pPr>
+        <w:pBdr>
+          <w:top w:val="single" w:sz="4" w:space="1" w:color="auto"/>
+          <w:left w:val="single" w:sz="4" w:space="4" w:color="auto"/>
+          <w:bottom w:val="single" w:sz="4" w:space="1" w:color="auto"/>
+          <w:right w:val="single" w:sz="4" w:space="4" w:color="auto"/>
+        </w:pBdr>
+        <w:ind w:left="360"/>
+        <w:rPr>
+          <w:rFonts w:ascii="Courier New" w:hAnsi="Courier New" w:cs="Courier New"/>
+          <w:sz w:val="20"/>
+          <w:szCs w:val="20"/>
+          <w:lang w:val="en-US"/>
+        </w:rPr>
+      </w:pPr>
+      <w:r>
+        <w:rPr>
+          <w:rFonts w:ascii="Courier New" w:hAnsi="Courier New" w:cs="Courier New"/>
+          <w:sz w:val="20"/>
+          <w:szCs w:val="20"/>
+          <w:lang w:val="en-US"/>
+        </w:rPr>
+        <w:t xml:space="preserve"> switchport mode access</w:t>
+      </w:r>
+    </w:p>
+    <w:p>
+      <w:pPr>
+        <w:pBdr>
+          <w:top w:val="single" w:sz="4" w:space="1" w:color="auto"/>
+          <w:left w:val="single" w:sz="4" w:space="4" w:color="auto"/>
+          <w:bottom w:val="single" w:sz="4" w:space="1" w:color="auto"/>
+          <w:right w:val="single" w:sz="4" w:space="4" w:color="auto"/>
+        </w:pBdr>
+        <w:ind w:left="360"/>
+        <w:rPr>
+          <w:rFonts w:ascii="Courier New" w:hAnsi="Courier New" w:cs="Courier New"/>
+          <w:sz w:val="20"/>
+          <w:szCs w:val="20"/>
+          <w:lang w:val="en-US"/>
+        </w:rPr>
+      </w:pPr>
+      <w:r>
+        <w:rPr>
+          <w:rFonts w:ascii="Courier New" w:hAnsi="Courier New" w:cs="Courier New"/>
+          <w:sz w:val="20"/>
+          <w:szCs w:val="20"/>
+          <w:lang w:val="en-US"/>
+        </w:rPr>
+        <w:t>!</w:t>
+      </w:r>
+    </w:p>
+    <w:p>
+      <w:pPr>
+        <w:pBdr>
+          <w:top w:val="single" w:sz="4" w:space="1" w:color="auto"/>
+          <w:left w:val="single" w:sz="4" w:space="4" w:color="auto"/>
+          <w:bottom w:val="single" w:sz="4" w:space="1" w:color="auto"/>
+          <w:right w:val="single" w:sz="4" w:space="4" w:color="auto"/>
+        </w:pBdr>
+        <w:ind w:left="360"/>
+        <w:rPr>
+          <w:rFonts w:ascii="Courier New" w:hAnsi="Courier New" w:cs="Courier New"/>
+          <w:sz w:val="20"/>
+          <w:szCs w:val="20"/>
+          <w:lang w:val="en-US"/>
+        </w:rPr>
+      </w:pPr>
+      <w:r>
+        <w:rPr>
+          <w:rFonts w:ascii="Courier New" w:hAnsi="Courier New" w:cs="Courier New"/>
+          <w:sz w:val="20"/>
+          <w:szCs w:val="20"/>
+          <w:lang w:val="en-US"/>
+        </w:rPr>
+        <w:t>interface FastEthernet0/6</w:t>
+      </w:r>
+    </w:p>
+    <w:p>
+      <w:pPr>
+        <w:pBdr>
+          <w:top w:val="single" w:sz="4" w:space="1" w:color="auto"/>
+          <w:left w:val="single" w:sz="4" w:space="4" w:color="auto"/>
+          <w:bottom w:val="single" w:sz="4" w:space="1" w:color="auto"/>
+          <w:right w:val="single" w:sz="4" w:space="4" w:color="auto"/>
+        </w:pBdr>
+        <w:ind w:left="360"/>
+        <w:rPr>
+          <w:rFonts w:ascii="Courier New" w:hAnsi="Courier New" w:cs="Courier New"/>
+          <w:sz w:val="20"/>
+          <w:szCs w:val="20"/>
+          <w:lang w:val="en-US"/>
+        </w:rPr>
+      </w:pPr>
+      <w:r>
+        <w:rPr>
+          <w:rFonts w:ascii="Courier New" w:hAnsi="Courier New" w:cs="Courier New"/>
+          <w:sz w:val="20"/>
+          <w:szCs w:val="20"/>
+          <w:lang w:val="en-US"/>
+        </w:rPr>
+        <w:t xml:space="preserve"> switchport access vlan 10</w:t>
+      </w:r>
+    </w:p>
+    <w:p>
+      <w:pPr>
+        <w:pBdr>
+          <w:top w:val="single" w:sz="4" w:space="1" w:color="auto"/>
+          <w:left w:val="single" w:sz="4" w:space="4" w:color="auto"/>
+          <w:bottom w:val="single" w:sz="4" w:space="1" w:color="auto"/>
+          <w:right w:val="single" w:sz="4" w:space="4" w:color="auto"/>
+        </w:pBdr>
+        <w:ind w:left="360"/>
+        <w:rPr>
+          <w:rFonts w:ascii="Courier New" w:hAnsi="Courier New" w:cs="Courier New"/>
+          <w:sz w:val="20"/>
+          <w:szCs w:val="20"/>
+          <w:lang w:val="en-US"/>
+        </w:rPr>
+      </w:pPr>
+      <w:r>
+        <w:rPr>
+          <w:rFonts w:ascii="Courier New" w:hAnsi="Courier New" w:cs="Courier New"/>
+          <w:sz w:val="20"/>
+          <w:szCs w:val="20"/>
+          <w:lang w:val="en-US"/>
+        </w:rPr>
+        <w:t xml:space="preserve"> switchport mode access</w:t>
+      </w:r>
+    </w:p>
+    <w:p>
+      <w:pPr>
+        <w:pBdr>
+          <w:top w:val="single" w:sz="4" w:space="1" w:color="auto"/>
+          <w:left w:val="single" w:sz="4" w:space="4" w:color="auto"/>
+          <w:bottom w:val="single" w:sz="4" w:space="1" w:color="auto"/>
+          <w:right w:val="single" w:sz="4" w:space="4" w:color="auto"/>
+        </w:pBdr>
+        <w:ind w:left="360"/>
+        <w:rPr>
+          <w:rFonts w:ascii="Courier New" w:hAnsi="Courier New" w:cs="Courier New"/>
+          <w:sz w:val="20"/>
+          <w:szCs w:val="20"/>
+          <w:lang w:val="en-US"/>
+        </w:rPr>
+      </w:pPr>
+      <w:r>
+        <w:rPr>
+          <w:rFonts w:ascii="Courier New" w:hAnsi="Courier New" w:cs="Courier New"/>
+          <w:sz w:val="20"/>
+          <w:szCs w:val="20"/>
+          <w:lang w:val="en-US"/>
+        </w:rPr>
+        <w:t>!</w:t>
+      </w:r>
+    </w:p>
+    <w:p>
+      <w:pPr>
+        <w:pBdr>
+          <w:top w:val="single" w:sz="4" w:space="1" w:color="auto"/>
+          <w:left w:val="single" w:sz="4" w:space="4" w:color="auto"/>
+          <w:bottom w:val="single" w:sz="4" w:space="1" w:color="auto"/>
+          <w:right w:val="single" w:sz="4" w:space="4" w:color="auto"/>
+        </w:pBdr>
+        <w:ind w:left="360"/>
+        <w:rPr>
+          <w:rFonts w:ascii="Courier New" w:hAnsi="Courier New" w:cs="Courier New"/>
+          <w:sz w:val="20"/>
+          <w:szCs w:val="20"/>
+          <w:lang w:val="en-US"/>
+        </w:rPr>
+      </w:pPr>
+      <w:r>
+        <w:rPr>
+          <w:rFonts w:ascii="Courier New" w:hAnsi="Courier New" w:cs="Courier New"/>
+          <w:sz w:val="20"/>
+          <w:szCs w:val="20"/>
+          <w:lang w:val="en-US"/>
+        </w:rPr>
+        <w:t>interface FastEthernet0/7</w:t>
+      </w:r>
+    </w:p>
+    <w:p>
+      <w:pPr>
+        <w:pBdr>
+          <w:top w:val="single" w:sz="4" w:space="1" w:color="auto"/>
+          <w:left w:val="single" w:sz="4" w:space="4" w:color="auto"/>
+          <w:bottom w:val="single" w:sz="4" w:space="1" w:color="auto"/>
+          <w:right w:val="single" w:sz="4" w:space="4" w:color="auto"/>
+        </w:pBdr>
+        <w:ind w:left="360"/>
+        <w:rPr>
+          <w:rFonts w:ascii="Courier New" w:hAnsi="Courier New" w:cs="Courier New"/>
+          <w:sz w:val="20"/>
+          <w:szCs w:val="20"/>
+          <w:lang w:val="en-US"/>
+        </w:rPr>
+      </w:pPr>
+      <w:r>
+        <w:rPr>
+          <w:rFonts w:ascii="Courier New" w:hAnsi="Courier New" w:cs="Courier New"/>
+          <w:sz w:val="20"/>
+          <w:szCs w:val="20"/>
+          <w:lang w:val="en-US"/>
+        </w:rPr>
+        <w:t xml:space="preserve"> switchport access vlan 10</w:t>
+      </w:r>
+    </w:p>
+    <w:p>
+      <w:pPr>
+        <w:pBdr>
+          <w:top w:val="single" w:sz="4" w:space="1" w:color="auto"/>
+          <w:left w:val="single" w:sz="4" w:space="4" w:color="auto"/>
+          <w:bottom w:val="single" w:sz="4" w:space="1" w:color="auto"/>
+          <w:right w:val="single" w:sz="4" w:space="4" w:color="auto"/>
+        </w:pBdr>
+        <w:ind w:left="360"/>
+        <w:rPr>
+          <w:rFonts w:ascii="Courier New" w:hAnsi="Courier New" w:cs="Courier New"/>
+          <w:sz w:val="20"/>
+          <w:szCs w:val="20"/>
+          <w:lang w:val="en-US"/>
+        </w:rPr>
+      </w:pPr>
+      <w:r>
+        <w:rPr>
+          <w:rFonts w:ascii="Courier New" w:hAnsi="Courier New" w:cs="Courier New"/>
+          <w:sz w:val="20"/>
+          <w:szCs w:val="20"/>
+          <w:lang w:val="en-US"/>
+        </w:rPr>
+        <w:t xml:space="preserve"> switchport mode access</w:t>
+      </w:r>
+    </w:p>
+    <w:p>
+      <w:pPr>
+        <w:pBdr>
+          <w:top w:val="single" w:sz="4" w:space="1" w:color="auto"/>
+          <w:left w:val="single" w:sz="4" w:space="4" w:color="auto"/>
+          <w:bottom w:val="single" w:sz="4" w:space="1" w:color="auto"/>
+          <w:right w:val="single" w:sz="4" w:space="4" w:color="auto"/>
+        </w:pBdr>
+        <w:ind w:left="360"/>
+        <w:rPr>
+          <w:rFonts w:ascii="Courier New" w:hAnsi="Courier New" w:cs="Courier New"/>
+          <w:sz w:val="20"/>
+          <w:szCs w:val="20"/>
+          <w:lang w:val="en-US"/>
+        </w:rPr>
+      </w:pPr>
+      <w:r>
+        <w:rPr>
+          <w:rFonts w:ascii="Courier New" w:hAnsi="Courier New" w:cs="Courier New"/>
+          <w:sz w:val="20"/>
+          <w:szCs w:val="20"/>
+          <w:lang w:val="en-US"/>
+        </w:rPr>
+        <w:t>!</w:t>
+      </w:r>
+    </w:p>
+    <w:p>
+      <w:pPr>
+        <w:pBdr>
+          <w:top w:val="single" w:sz="4" w:space="1" w:color="auto"/>
+          <w:left w:val="single" w:sz="4" w:space="4" w:color="auto"/>
+          <w:bottom w:val="single" w:sz="4" w:space="1" w:color="auto"/>
+          <w:right w:val="single" w:sz="4" w:space="4" w:color="auto"/>
+        </w:pBdr>
+        <w:ind w:left="360"/>
+        <w:rPr>
+          <w:rFonts w:ascii="Courier New" w:hAnsi="Courier New" w:cs="Courier New"/>
+          <w:sz w:val="20"/>
+          <w:szCs w:val="20"/>
+          <w:lang w:val="en-US"/>
+        </w:rPr>
+      </w:pPr>
+      <w:r>
+        <w:rPr>
+          <w:rFonts w:ascii="Courier New" w:hAnsi="Courier New" w:cs="Courier New"/>
+          <w:sz w:val="20"/>
+          <w:szCs w:val="20"/>
+          <w:lang w:val="en-US"/>
+        </w:rPr>
+        <w:t>interface FastEthernet0/8</w:t>
+      </w:r>
+    </w:p>
+    <w:p>
+      <w:pPr>
+        <w:pBdr>
+          <w:top w:val="single" w:sz="4" w:space="1" w:color="auto"/>
+          <w:left w:val="single" w:sz="4" w:space="4" w:color="auto"/>
+          <w:bottom w:val="single" w:sz="4" w:space="1" w:color="auto"/>
+          <w:right w:val="single" w:sz="4" w:space="4" w:color="auto"/>
+        </w:pBdr>
+        <w:ind w:left="360"/>
+        <w:rPr>
+          <w:rFonts w:ascii="Courier New" w:hAnsi="Courier New" w:cs="Courier New"/>
+          <w:sz w:val="20"/>
+          <w:szCs w:val="20"/>
+          <w:lang w:val="en-US"/>
+        </w:rPr>
+      </w:pPr>
+      <w:r>
+        <w:rPr>
+          <w:rFonts w:ascii="Courier New" w:hAnsi="Courier New" w:cs="Courier New"/>
+          <w:sz w:val="20"/>
+          <w:szCs w:val="20"/>
+          <w:lang w:val="en-US"/>
+        </w:rPr>
+        <w:t xml:space="preserve"> switchport access vlan 10</w:t>
+      </w:r>
+    </w:p>
+    <w:p>
+      <w:pPr>
+        <w:pBdr>
+          <w:top w:val="single" w:sz="4" w:space="1" w:color="auto"/>
+          <w:left w:val="single" w:sz="4" w:space="4" w:color="auto"/>
+          <w:bottom w:val="single" w:sz="4" w:space="1" w:color="auto"/>
+          <w:right w:val="single" w:sz="4" w:space="4" w:color="auto"/>
+        </w:pBdr>
+        <w:ind w:left="360"/>
+        <w:rPr>
+          <w:rFonts w:ascii="Courier New" w:hAnsi="Courier New" w:cs="Courier New"/>
+          <w:sz w:val="20"/>
+          <w:szCs w:val="20"/>
+          <w:lang w:val="en-US"/>
+        </w:rPr>
+      </w:pPr>
+      <w:r>
+        <w:rPr>
+          <w:rFonts w:ascii="Courier New" w:hAnsi="Courier New" w:cs="Courier New"/>
+          <w:sz w:val="20"/>
+          <w:szCs w:val="20"/>
+          <w:lang w:val="en-US"/>
+        </w:rPr>
+        <w:t xml:space="preserve"> switchport mode access</w:t>
+      </w:r>
+    </w:p>
+    <w:p>
+      <w:pPr>
+        <w:pBdr>
+          <w:top w:val="single" w:sz="4" w:space="1" w:color="auto"/>
+          <w:left w:val="single" w:sz="4" w:space="4" w:color="auto"/>
+          <w:bottom w:val="single" w:sz="4" w:space="1" w:color="auto"/>
+          <w:right w:val="single" w:sz="4" w:space="4" w:color="auto"/>
+        </w:pBdr>
+        <w:ind w:left="360"/>
+        <w:rPr>
+          <w:rFonts w:ascii="Courier New" w:hAnsi="Courier New" w:cs="Courier New"/>
+          <w:sz w:val="20"/>
+          <w:szCs w:val="20"/>
+          <w:lang w:val="en-US"/>
+        </w:rPr>
+      </w:pPr>
+      <w:r>
+        <w:rPr>
+          <w:rFonts w:ascii="Courier New" w:hAnsi="Courier New" w:cs="Courier New"/>
+          <w:sz w:val="20"/>
+          <w:szCs w:val="20"/>
+          <w:lang w:val="en-US"/>
+        </w:rPr>
+        <w:t>!</w:t>
+      </w:r>
+    </w:p>
+    <w:p>
+      <w:pPr>
+        <w:pBdr>
+          <w:top w:val="single" w:sz="4" w:space="1" w:color="auto"/>
+          <w:left w:val="single" w:sz="4" w:space="4" w:color="auto"/>
+          <w:bottom w:val="single" w:sz="4" w:space="1" w:color="auto"/>
+          <w:right w:val="single" w:sz="4" w:space="4" w:color="auto"/>
+        </w:pBdr>
+        <w:ind w:left="360"/>
+        <w:rPr>
+          <w:rFonts w:ascii="Courier New" w:hAnsi="Courier New" w:cs="Courier New"/>
+          <w:sz w:val="20"/>
+          <w:szCs w:val="20"/>
+          <w:lang w:val="en-US"/>
+        </w:rPr>
+      </w:pPr>
+      <w:r>
+        <w:rPr>
+          <w:rFonts w:ascii="Courier New" w:hAnsi="Courier New" w:cs="Courier New"/>
+          <w:sz w:val="20"/>
+          <w:szCs w:val="20"/>
+          <w:lang w:val="en-US"/>
+        </w:rPr>
+        <w:t>interface FastEthernet0/9</w:t>
+      </w:r>
+    </w:p>
+    <w:p>
+      <w:pPr>
+        <w:pBdr>
+          <w:top w:val="single" w:sz="4" w:space="1" w:color="auto"/>
+          <w:left w:val="single" w:sz="4" w:space="4" w:color="auto"/>
+          <w:bottom w:val="single" w:sz="4" w:space="1" w:color="auto"/>
+          <w:right w:val="single" w:sz="4" w:space="4" w:color="auto"/>
+        </w:pBdr>
+        <w:ind w:left="360"/>
+        <w:rPr>
+          <w:rFonts w:ascii="Courier New" w:hAnsi="Courier New" w:cs="Courier New"/>
+          <w:sz w:val="20"/>
+          <w:szCs w:val="20"/>
+          <w:lang w:val="en-US"/>
+        </w:rPr>
+      </w:pPr>
+      <w:r>
+        <w:rPr>
+          <w:rFonts w:ascii="Courier New" w:hAnsi="Courier New" w:cs="Courier New"/>
+          <w:sz w:val="20"/>
+          <w:szCs w:val="20"/>
+          <w:lang w:val="en-US"/>
+        </w:rPr>
+        <w:t xml:space="preserve"> switchport access vlan 10</w:t>
+      </w:r>
+    </w:p>
+    <w:p>
+      <w:pPr>
+        <w:pBdr>
+          <w:top w:val="single" w:sz="4" w:space="1" w:color="auto"/>
+          <w:left w:val="single" w:sz="4" w:space="4" w:color="auto"/>
+          <w:bottom w:val="single" w:sz="4" w:space="1" w:color="auto"/>
+          <w:right w:val="single" w:sz="4" w:space="4" w:color="auto"/>
+        </w:pBdr>
+        <w:ind w:left="360"/>
+        <w:rPr>
+          <w:rFonts w:ascii="Courier New" w:hAnsi="Courier New" w:cs="Courier New"/>
+          <w:sz w:val="20"/>
+          <w:szCs w:val="20"/>
+          <w:lang w:val="en-US"/>
+        </w:rPr>
+      </w:pPr>
+      <w:r>
+        <w:rPr>
+          <w:rFonts w:ascii="Courier New" w:hAnsi="Courier New" w:cs="Courier New"/>
+          <w:sz w:val="20"/>
+          <w:szCs w:val="20"/>
+          <w:lang w:val="en-US"/>
+        </w:rPr>
+        <w:t xml:space="preserve"> switchport mode access</w:t>
+      </w:r>
+    </w:p>
+    <w:p>
+      <w:pPr>
+        <w:pBdr>
+          <w:top w:val="single" w:sz="4" w:space="1" w:color="auto"/>
+          <w:left w:val="single" w:sz="4" w:space="4" w:color="auto"/>
+          <w:bottom w:val="single" w:sz="4" w:space="1" w:color="auto"/>
+          <w:right w:val="single" w:sz="4" w:space="4" w:color="auto"/>
+        </w:pBdr>
+        <w:ind w:left="360"/>
+        <w:rPr>
+          <w:rFonts w:ascii="Courier New" w:hAnsi="Courier New" w:cs="Courier New"/>
+          <w:sz w:val="20"/>
+          <w:szCs w:val="20"/>
+          <w:lang w:val="en-US"/>
+        </w:rPr>
+      </w:pPr>
+      <w:r>
+        <w:rPr>
+          <w:rFonts w:ascii="Courier New" w:hAnsi="Courier New" w:cs="Courier New"/>
+          <w:sz w:val="20"/>
+          <w:szCs w:val="20"/>
+          <w:lang w:val="en-US"/>
+        </w:rPr>
+        <w:t>!</w:t>
+      </w:r>
+    </w:p>
+    <w:p>
+      <w:pPr>
+        <w:pBdr>
+          <w:top w:val="single" w:sz="4" w:space="1" w:color="auto"/>
+          <w:left w:val="single" w:sz="4" w:space="4" w:color="auto"/>
+          <w:bottom w:val="single" w:sz="4" w:space="1" w:color="auto"/>
+          <w:right w:val="single" w:sz="4" w:space="4" w:color="auto"/>
+        </w:pBdr>
+        <w:ind w:left="360"/>
+        <w:rPr>
+          <w:rFonts w:ascii="Courier New" w:hAnsi="Courier New" w:cs="Courier New"/>
+          <w:sz w:val="20"/>
+          <w:szCs w:val="20"/>
+          <w:lang w:val="en-US"/>
+        </w:rPr>
+      </w:pPr>
+      <w:r>
+        <w:rPr>
+          <w:rFonts w:ascii="Courier New" w:hAnsi="Courier New" w:cs="Courier New"/>
+          <w:sz w:val="20"/>
+          <w:szCs w:val="20"/>
+          <w:lang w:val="en-US"/>
+        </w:rPr>
+        <w:t>interface FastEthernet0/10</w:t>
+      </w:r>
+    </w:p>
+    <w:p>
+      <w:pPr>
+        <w:pBdr>
+          <w:top w:val="single" w:sz="4" w:space="1" w:color="auto"/>
+          <w:left w:val="single" w:sz="4" w:space="4" w:color="auto"/>
+          <w:bottom w:val="single" w:sz="4" w:space="1" w:color="auto"/>
+          <w:right w:val="single" w:sz="4" w:space="4" w:color="auto"/>
+        </w:pBdr>
+        <w:ind w:left="360"/>
+        <w:rPr>
+          <w:rFonts w:ascii="Courier New" w:hAnsi="Courier New" w:cs="Courier New"/>
+          <w:sz w:val="20"/>
+          <w:szCs w:val="20"/>
+          <w:lang w:val="en-US"/>
+        </w:rPr>
+      </w:pPr>
+      <w:r>
+        <w:rPr>
+          <w:rFonts w:ascii="Courier New" w:hAnsi="Courier New" w:cs="Courier New"/>
+          <w:sz w:val="20"/>
+          <w:szCs w:val="20"/>
+          <w:lang w:val="en-US"/>
+        </w:rPr>
+        <w:t xml:space="preserve"> switchport access vlan 10</w:t>
+      </w:r>
+    </w:p>
+    <w:p>
+      <w:pPr>
+        <w:pBdr>
+          <w:top w:val="single" w:sz="4" w:space="1" w:color="auto"/>
+          <w:left w:val="single" w:sz="4" w:space="4" w:color="auto"/>
+          <w:bottom w:val="single" w:sz="4" w:space="1" w:color="auto"/>
+          <w:right w:val="single" w:sz="4" w:space="4" w:color="auto"/>
+        </w:pBdr>
+        <w:ind w:left="360"/>
+        <w:rPr>
+          <w:rFonts w:ascii="Courier New" w:hAnsi="Courier New" w:cs="Courier New"/>
+          <w:sz w:val="20"/>
+          <w:szCs w:val="20"/>
+          <w:lang w:val="en-US"/>
+        </w:rPr>
+      </w:pPr>
+      <w:r>
+        <w:rPr>
+          <w:rFonts w:ascii="Courier New" w:hAnsi="Courier New" w:cs="Courier New"/>
+          <w:sz w:val="20"/>
+          <w:szCs w:val="20"/>
+          <w:lang w:val="en-US"/>
+        </w:rPr>
+        <w:t xml:space="preserve"> switchport mode access</w:t>
+      </w:r>
+    </w:p>
+    <w:p>
+      <w:pPr>
+        <w:pBdr>
+          <w:top w:val="single" w:sz="4" w:space="1" w:color="auto"/>
+          <w:left w:val="single" w:sz="4" w:space="4" w:color="auto"/>
+          <w:bottom w:val="single" w:sz="4" w:space="1" w:color="auto"/>
+          <w:right w:val="single" w:sz="4" w:space="4" w:color="auto"/>
+        </w:pBdr>
+        <w:ind w:left="360"/>
+        <w:rPr>
+          <w:rFonts w:ascii="Courier New" w:hAnsi="Courier New" w:cs="Courier New"/>
+          <w:sz w:val="20"/>
+          <w:szCs w:val="20"/>
+          <w:lang w:val="en-US"/>
+        </w:rPr>
+      </w:pPr>
+      <w:r>
+        <w:rPr>
+          <w:rFonts w:ascii="Courier New" w:hAnsi="Courier New" w:cs="Courier New"/>
+          <w:sz w:val="20"/>
+          <w:szCs w:val="20"/>
+          <w:lang w:val="en-US"/>
+        </w:rPr>
+        <w:t>!</w:t>
+      </w:r>
+    </w:p>
+    <w:p>
+      <w:pPr>
+        <w:pBdr>
+          <w:top w:val="single" w:sz="4" w:space="1" w:color="auto"/>
+          <w:left w:val="single" w:sz="4" w:space="4" w:color="auto"/>
+          <w:bottom w:val="single" w:sz="4" w:space="1" w:color="auto"/>
+          <w:right w:val="single" w:sz="4" w:space="4" w:color="auto"/>
+        </w:pBdr>
+        <w:ind w:left="360"/>
+        <w:rPr>
+          <w:rFonts w:ascii="Courier New" w:hAnsi="Courier New" w:cs="Courier New"/>
+          <w:sz w:val="20"/>
+          <w:szCs w:val="20"/>
+          <w:lang w:val="en-US"/>
+        </w:rPr>
+      </w:pPr>
+      <w:r>
+        <w:rPr>
+          <w:rFonts w:ascii="Courier New" w:hAnsi="Courier New" w:cs="Courier New"/>
+          <w:sz w:val="20"/>
+          <w:szCs w:val="20"/>
+          <w:lang w:val="en-US"/>
+        </w:rPr>
+        <w:t>interface FastEthernet0/11</w:t>
+      </w:r>
+    </w:p>
+    <w:p>
+      <w:pPr>
+        <w:pBdr>
+          <w:top w:val="single" w:sz="4" w:space="1" w:color="auto"/>
+          <w:left w:val="single" w:sz="4" w:space="4" w:color="auto"/>
+          <w:bottom w:val="single" w:sz="4" w:space="1" w:color="auto"/>
+          <w:right w:val="single" w:sz="4" w:space="4" w:color="auto"/>
+        </w:pBdr>
+        <w:ind w:left="360"/>
+        <w:rPr>
+          <w:rFonts w:ascii="Courier New" w:hAnsi="Courier New" w:cs="Courier New"/>
+          <w:sz w:val="20"/>
+          <w:szCs w:val="20"/>
+          <w:lang w:val="en-US"/>
+        </w:rPr>
+      </w:pPr>
+      <w:r>
+        <w:rPr>
+          <w:rFonts w:ascii="Courier New" w:hAnsi="Courier New" w:cs="Courier New"/>
+          <w:sz w:val="20"/>
+          <w:szCs w:val="20"/>
+          <w:lang w:val="en-US"/>
+        </w:rPr>
+        <w:t xml:space="preserve"> switchport access vlan 20</w:t>
+      </w:r>
+    </w:p>
+    <w:p>
+      <w:pPr>
+        <w:pBdr>
+          <w:top w:val="single" w:sz="4" w:space="1" w:color="auto"/>
+          <w:left w:val="single" w:sz="4" w:space="4" w:color="auto"/>
+          <w:bottom w:val="single" w:sz="4" w:space="1" w:color="auto"/>
+          <w:right w:val="single" w:sz="4" w:space="4" w:color="auto"/>
+        </w:pBdr>
+        <w:ind w:left="360"/>
+        <w:rPr>
+          <w:rFonts w:ascii="Courier New" w:hAnsi="Courier New" w:cs="Courier New"/>
+          <w:sz w:val="20"/>
+          <w:szCs w:val="20"/>
+          <w:lang w:val="en-US"/>
+        </w:rPr>
+      </w:pPr>
+      <w:r>
+        <w:rPr>
+          <w:rFonts w:ascii="Courier New" w:hAnsi="Courier New" w:cs="Courier New"/>
+          <w:sz w:val="20"/>
+          <w:szCs w:val="20"/>
+          <w:lang w:val="en-US"/>
+        </w:rPr>
+        <w:t xml:space="preserve"> switchport mode access</w:t>
+      </w:r>
+    </w:p>
+    <w:p>
+      <w:pPr>
+        <w:pBdr>
+          <w:top w:val="single" w:sz="4" w:space="1" w:color="auto"/>
+          <w:left w:val="single" w:sz="4" w:space="4" w:color="auto"/>
+          <w:bottom w:val="single" w:sz="4" w:space="1" w:color="auto"/>
+          <w:right w:val="single" w:sz="4" w:space="4" w:color="auto"/>
+        </w:pBdr>
+        <w:ind w:left="360"/>
+        <w:rPr>
+          <w:rFonts w:ascii="Courier New" w:hAnsi="Courier New" w:cs="Courier New"/>
+          <w:sz w:val="20"/>
+          <w:szCs w:val="20"/>
+          <w:lang w:val="en-US"/>
+        </w:rPr>
+      </w:pPr>
+      <w:r>
+        <w:rPr>
+          <w:rFonts w:ascii="Courier New" w:hAnsi="Courier New" w:cs="Courier New"/>
+          <w:sz w:val="20"/>
+          <w:szCs w:val="20"/>
+          <w:lang w:val="en-US"/>
+        </w:rPr>
+        <w:t>!</w:t>
+      </w:r>
+    </w:p>
+    <w:p>
+      <w:pPr>
+        <w:pBdr>
+          <w:top w:val="single" w:sz="4" w:space="1" w:color="auto"/>
+          <w:left w:val="single" w:sz="4" w:space="4" w:color="auto"/>
+          <w:bottom w:val="single" w:sz="4" w:space="1" w:color="auto"/>
+          <w:right w:val="single" w:sz="4" w:space="4" w:color="auto"/>
+        </w:pBdr>
+        <w:ind w:left="360"/>
+        <w:rPr>
+          <w:rFonts w:ascii="Courier New" w:hAnsi="Courier New" w:cs="Courier New"/>
+          <w:sz w:val="20"/>
+          <w:szCs w:val="20"/>
+          <w:lang w:val="en-US"/>
+        </w:rPr>
+      </w:pPr>
+      <w:r>
+        <w:rPr>
+          <w:rFonts w:ascii="Courier New" w:hAnsi="Courier New" w:cs="Courier New"/>
+          <w:sz w:val="20"/>
+          <w:szCs w:val="20"/>
+          <w:lang w:val="en-US"/>
+        </w:rPr>
+        <w:t>interface FastEthernet0/12</w:t>
+      </w:r>
+    </w:p>
+    <w:p>
+      <w:pPr>
+        <w:pBdr>
+          <w:top w:val="single" w:sz="4" w:space="1" w:color="auto"/>
+          <w:left w:val="single" w:sz="4" w:space="4" w:color="auto"/>
+          <w:bottom w:val="single" w:sz="4" w:space="1" w:color="auto"/>
+          <w:right w:val="single" w:sz="4" w:space="4" w:color="auto"/>
+        </w:pBdr>
+        <w:ind w:left="360"/>
+        <w:rPr>
+          <w:rFonts w:ascii="Courier New" w:hAnsi="Courier New" w:cs="Courier New"/>
+          <w:sz w:val="20"/>
+          <w:szCs w:val="20"/>
+          <w:lang w:val="en-US"/>
+        </w:rPr>
+      </w:pPr>
+      <w:r>
+        <w:rPr>
+          <w:rFonts w:ascii="Courier New" w:hAnsi="Courier New" w:cs="Courier New"/>
+          <w:sz w:val="20"/>
+          <w:szCs w:val="20"/>
+          <w:lang w:val="en-US"/>
+        </w:rPr>
+        <w:t xml:space="preserve"> switchport access vlan 20</w:t>
+      </w:r>
+    </w:p>
+    <w:p>
+      <w:pPr>
+        <w:pBdr>
+          <w:top w:val="single" w:sz="4" w:space="1" w:color="auto"/>
+          <w:left w:val="single" w:sz="4" w:space="4" w:color="auto"/>
+          <w:bottom w:val="single" w:sz="4" w:space="1" w:color="auto"/>
+          <w:right w:val="single" w:sz="4" w:space="4" w:color="auto"/>
+        </w:pBdr>
+        <w:ind w:left="360"/>
+        <w:rPr>
+          <w:rFonts w:ascii="Courier New" w:hAnsi="Courier New" w:cs="Courier New"/>
+          <w:sz w:val="20"/>
+          <w:szCs w:val="20"/>
+          <w:lang w:val="en-US"/>
+        </w:rPr>
+      </w:pPr>
+      <w:r>
+        <w:rPr>
+          <w:rFonts w:ascii="Courier New" w:hAnsi="Courier New" w:cs="Courier New"/>
+          <w:sz w:val="20"/>
+          <w:szCs w:val="20"/>
+          <w:lang w:val="en-US"/>
+        </w:rPr>
+        <w:t xml:space="preserve"> switchport mode access</w:t>
+      </w:r>
+    </w:p>
+    <w:p>
+      <w:pPr>
+        <w:pBdr>
+          <w:top w:val="single" w:sz="4" w:space="1" w:color="auto"/>
+          <w:left w:val="single" w:sz="4" w:space="4" w:color="auto"/>
+          <w:bottom w:val="single" w:sz="4" w:space="1" w:color="auto"/>
+          <w:right w:val="single" w:sz="4" w:space="4" w:color="auto"/>
+        </w:pBdr>
+        <w:ind w:left="360"/>
+        <w:rPr>
+          <w:rFonts w:ascii="Courier New" w:hAnsi="Courier New" w:cs="Courier New"/>
+          <w:sz w:val="20"/>
+          <w:szCs w:val="20"/>
+          <w:lang w:val="en-US"/>
+        </w:rPr>
+      </w:pPr>
+      <w:r>
+        <w:rPr>
+          <w:rFonts w:ascii="Courier New" w:hAnsi="Courier New" w:cs="Courier New"/>
+          <w:sz w:val="20"/>
+          <w:szCs w:val="20"/>
+          <w:lang w:val="en-US"/>
+        </w:rPr>
+        <w:t>!</w:t>
+      </w:r>
+    </w:p>
+    <w:p>
+      <w:pPr>
+        <w:pBdr>
+          <w:top w:val="single" w:sz="4" w:space="1" w:color="auto"/>
+          <w:left w:val="single" w:sz="4" w:space="4" w:color="auto"/>
+          <w:bottom w:val="single" w:sz="4" w:space="1" w:color="auto"/>
+          <w:right w:val="single" w:sz="4" w:space="4" w:color="auto"/>
+        </w:pBdr>
+        <w:ind w:left="360"/>
+        <w:rPr>
+          <w:rFonts w:ascii="Courier New" w:hAnsi="Courier New" w:cs="Courier New"/>
+          <w:sz w:val="20"/>
+          <w:szCs w:val="20"/>
+          <w:lang w:val="en-US"/>
+        </w:rPr>
+      </w:pPr>
+      <w:r>
+        <w:rPr>
+          <w:rFonts w:ascii="Courier New" w:hAnsi="Courier New" w:cs="Courier New"/>
+          <w:sz w:val="20"/>
+          <w:szCs w:val="20"/>
+          <w:lang w:val="en-US"/>
+        </w:rPr>
+        <w:t>interface FastEthernet0/13</w:t>
+      </w:r>
+    </w:p>
+    <w:p>
+      <w:pPr>
+        <w:pBdr>
+          <w:top w:val="single" w:sz="4" w:space="1" w:color="auto"/>
+          <w:left w:val="single" w:sz="4" w:space="4" w:color="auto"/>
+          <w:bottom w:val="single" w:sz="4" w:space="1" w:color="auto"/>
+          <w:right w:val="single" w:sz="4" w:space="4" w:color="auto"/>
+        </w:pBdr>
+        <w:ind w:left="360"/>
+        <w:rPr>
+          <w:rFonts w:ascii="Courier New" w:hAnsi="Courier New" w:cs="Courier New"/>
+          <w:sz w:val="20"/>
+          <w:szCs w:val="20"/>
+          <w:lang w:val="en-US"/>
+        </w:rPr>
+      </w:pPr>
+      <w:r>
+        <w:rPr>
+          <w:rFonts w:ascii="Courier New" w:hAnsi="Courier New" w:cs="Courier New"/>
+          <w:sz w:val="20"/>
+          <w:szCs w:val="20"/>
+          <w:lang w:val="en-US"/>
+        </w:rPr>
+        <w:t xml:space="preserve"> switchport access vlan 20</w:t>
+      </w:r>
+    </w:p>
+    <w:p>
+      <w:pPr>
+        <w:pBdr>
+          <w:top w:val="single" w:sz="4" w:space="1" w:color="auto"/>
+          <w:left w:val="single" w:sz="4" w:space="4" w:color="auto"/>
+          <w:bottom w:val="single" w:sz="4" w:space="1" w:color="auto"/>
+          <w:right w:val="single" w:sz="4" w:space="4" w:color="auto"/>
+        </w:pBdr>
+        <w:ind w:left="360"/>
+        <w:rPr>
+          <w:rFonts w:ascii="Courier New" w:hAnsi="Courier New" w:cs="Courier New"/>
+          <w:sz w:val="20"/>
+          <w:szCs w:val="20"/>
+          <w:lang w:val="en-US"/>
+        </w:rPr>
+      </w:pPr>
+      <w:r>
+        <w:rPr>
+          <w:rFonts w:ascii="Courier New" w:hAnsi="Courier New" w:cs="Courier New"/>
+          <w:sz w:val="20"/>
+          <w:szCs w:val="20"/>
+          <w:lang w:val="en-US"/>
+        </w:rPr>
+        <w:lastRenderedPageBreak/>
+        <w:t xml:space="preserve"> switchport mode access</w:t>
+      </w:r>
+    </w:p>
+    <w:p>
+      <w:pPr>
+        <w:pBdr>
+          <w:top w:val="single" w:sz="4" w:space="1" w:color="auto"/>
+          <w:left w:val="single" w:sz="4" w:space="4" w:color="auto"/>
+          <w:bottom w:val="single" w:sz="4" w:space="1" w:color="auto"/>
+          <w:right w:val="single" w:sz="4" w:space="4" w:color="auto"/>
+        </w:pBdr>
+        <w:ind w:left="360"/>
+        <w:rPr>
+          <w:rFonts w:ascii="Courier New" w:hAnsi="Courier New" w:cs="Courier New"/>
+          <w:sz w:val="20"/>
+          <w:szCs w:val="20"/>
+          <w:lang w:val="en-US"/>
+        </w:rPr>
+      </w:pPr>
+      <w:r>
+        <w:rPr>
+          <w:rFonts w:ascii="Courier New" w:hAnsi="Courier New" w:cs="Courier New"/>
+          <w:sz w:val="20"/>
+          <w:szCs w:val="20"/>
+          <w:lang w:val="en-US"/>
+        </w:rPr>
+        <w:t>!</w:t>
+      </w:r>
+    </w:p>
+    <w:p>
+      <w:pPr>
+        <w:pBdr>
+          <w:top w:val="single" w:sz="4" w:space="1" w:color="auto"/>
+          <w:left w:val="single" w:sz="4" w:space="4" w:color="auto"/>
+          <w:bottom w:val="single" w:sz="4" w:space="1" w:color="auto"/>
+          <w:right w:val="single" w:sz="4" w:space="4" w:color="auto"/>
+        </w:pBdr>
+        <w:ind w:left="360"/>
+        <w:rPr>
+          <w:rFonts w:ascii="Courier New" w:hAnsi="Courier New" w:cs="Courier New"/>
+          <w:sz w:val="20"/>
+          <w:szCs w:val="20"/>
+          <w:lang w:val="en-US"/>
+        </w:rPr>
+      </w:pPr>
+      <w:r>
+        <w:rPr>
+          <w:rFonts w:ascii="Courier New" w:hAnsi="Courier New" w:cs="Courier New"/>
+          <w:sz w:val="20"/>
+          <w:szCs w:val="20"/>
+          <w:lang w:val="en-US"/>
+        </w:rPr>
+        <w:t>interface FastEthernet0/14</w:t>
+      </w:r>
+    </w:p>
+    <w:p>
+      <w:pPr>
+        <w:pBdr>
+          <w:top w:val="single" w:sz="4" w:space="1" w:color="auto"/>
+          <w:left w:val="single" w:sz="4" w:space="4" w:color="auto"/>
+          <w:bottom w:val="single" w:sz="4" w:space="1" w:color="auto"/>
+          <w:right w:val="single" w:sz="4" w:space="4" w:color="auto"/>
+        </w:pBdr>
+        <w:ind w:left="360"/>
+        <w:rPr>
+          <w:rFonts w:ascii="Courier New" w:hAnsi="Courier New" w:cs="Courier New"/>
+          <w:sz w:val="20"/>
+          <w:szCs w:val="20"/>
+          <w:lang w:val="en-US"/>
+        </w:rPr>
+      </w:pPr>
+      <w:r>
+        <w:rPr>
+          <w:rFonts w:ascii="Courier New" w:hAnsi="Courier New" w:cs="Courier New"/>
+          <w:sz w:val="20"/>
+          <w:szCs w:val="20"/>
+          <w:lang w:val="en-US"/>
+        </w:rPr>
+        <w:t xml:space="preserve"> switchport access vlan 20</w:t>
+      </w:r>
+    </w:p>
+    <w:p>
+      <w:pPr>
+        <w:pBdr>
+          <w:top w:val="single" w:sz="4" w:space="1" w:color="auto"/>
+          <w:left w:val="single" w:sz="4" w:space="4" w:color="auto"/>
+          <w:bottom w:val="single" w:sz="4" w:space="1" w:color="auto"/>
+          <w:right w:val="single" w:sz="4" w:space="4" w:color="auto"/>
+        </w:pBdr>
+        <w:ind w:left="360"/>
+        <w:rPr>
+          <w:rFonts w:ascii="Courier New" w:hAnsi="Courier New" w:cs="Courier New"/>
+          <w:sz w:val="20"/>
+          <w:szCs w:val="20"/>
+          <w:lang w:val="en-US"/>
+        </w:rPr>
+      </w:pPr>
+      <w:r>
+        <w:rPr>
+          <w:rFonts w:ascii="Courier New" w:hAnsi="Courier New" w:cs="Courier New"/>
+          <w:sz w:val="20"/>
+          <w:szCs w:val="20"/>
+          <w:lang w:val="en-US"/>
+        </w:rPr>
+        <w:t xml:space="preserve"> switchport mode access</w:t>
+      </w:r>
+    </w:p>
+    <w:p>
+      <w:pPr>
+        <w:pBdr>
+          <w:top w:val="single" w:sz="4" w:space="1" w:color="auto"/>
+          <w:left w:val="single" w:sz="4" w:space="4" w:color="auto"/>
+          <w:bottom w:val="single" w:sz="4" w:space="1" w:color="auto"/>
+          <w:right w:val="single" w:sz="4" w:space="4" w:color="auto"/>
+        </w:pBdr>
+        <w:ind w:left="360"/>
+        <w:rPr>
+          <w:rFonts w:ascii="Courier New" w:hAnsi="Courier New" w:cs="Courier New"/>
+          <w:sz w:val="20"/>
+          <w:szCs w:val="20"/>
+          <w:lang w:val="en-US"/>
+        </w:rPr>
+      </w:pPr>
+      <w:r>
+        <w:rPr>
+          <w:rFonts w:ascii="Courier New" w:hAnsi="Courier New" w:cs="Courier New"/>
+          <w:sz w:val="20"/>
+          <w:szCs w:val="20"/>
+          <w:lang w:val="en-US"/>
+        </w:rPr>
+        <w:t>!</w:t>
+      </w:r>
+    </w:p>
+    <w:p>
+      <w:pPr>
+        <w:pBdr>
+          <w:top w:val="single" w:sz="4" w:space="1" w:color="auto"/>
+          <w:left w:val="single" w:sz="4" w:space="4" w:color="auto"/>
+          <w:bottom w:val="single" w:sz="4" w:space="1" w:color="auto"/>
+          <w:right w:val="single" w:sz="4" w:space="4" w:color="auto"/>
+        </w:pBdr>
+        <w:ind w:left="360"/>
+        <w:rPr>
+          <w:rFonts w:ascii="Courier New" w:hAnsi="Courier New" w:cs="Courier New"/>
+          <w:sz w:val="20"/>
+          <w:szCs w:val="20"/>
+          <w:lang w:val="en-US"/>
+        </w:rPr>
+      </w:pPr>
+      <w:r>
+        <w:rPr>
+          <w:rFonts w:ascii="Courier New" w:hAnsi="Courier New" w:cs="Courier New"/>
+          <w:sz w:val="20"/>
+          <w:szCs w:val="20"/>
+          <w:lang w:val="en-US"/>
+        </w:rPr>
+        <w:t>interface FastEthernet0/15</w:t>
+      </w:r>
+    </w:p>
+    <w:p>
+      <w:pPr>
+        <w:pBdr>
+          <w:top w:val="single" w:sz="4" w:space="1" w:color="auto"/>
+          <w:left w:val="single" w:sz="4" w:space="4" w:color="auto"/>
+          <w:bottom w:val="single" w:sz="4" w:space="1" w:color="auto"/>
+          <w:right w:val="single" w:sz="4" w:space="4" w:color="auto"/>
+        </w:pBdr>
+        <w:ind w:left="360"/>
+        <w:rPr>
+          <w:rFonts w:ascii="Courier New" w:hAnsi="Courier New" w:cs="Courier New"/>
+          <w:sz w:val="20"/>
+          <w:szCs w:val="20"/>
+          <w:lang w:val="en-US"/>
+        </w:rPr>
+      </w:pPr>
+      <w:r>
+        <w:rPr>
+          <w:rFonts w:ascii="Courier New" w:hAnsi="Courier New" w:cs="Courier New"/>
+          <w:sz w:val="20"/>
+          <w:szCs w:val="20"/>
+          <w:lang w:val="en-US"/>
+        </w:rPr>
+        <w:t xml:space="preserve"> switchport access vlan 20</w:t>
+      </w:r>
+    </w:p>
+    <w:p>
+      <w:pPr>
+        <w:pBdr>
+          <w:top w:val="single" w:sz="4" w:space="1" w:color="auto"/>
+          <w:left w:val="single" w:sz="4" w:space="4" w:color="auto"/>
+          <w:bottom w:val="single" w:sz="4" w:space="1" w:color="auto"/>
+          <w:right w:val="single" w:sz="4" w:space="4" w:color="auto"/>
+        </w:pBdr>
+        <w:ind w:left="360"/>
+        <w:rPr>
+          <w:rFonts w:ascii="Courier New" w:hAnsi="Courier New" w:cs="Courier New"/>
+          <w:sz w:val="20"/>
+          <w:szCs w:val="20"/>
+          <w:lang w:val="en-US"/>
+        </w:rPr>
+      </w:pPr>
+      <w:r>
+        <w:rPr>
+          <w:rFonts w:ascii="Courier New" w:hAnsi="Courier New" w:cs="Courier New"/>
+          <w:sz w:val="20"/>
+          <w:szCs w:val="20"/>
+          <w:lang w:val="en-US"/>
+        </w:rPr>
+        <w:t xml:space="preserve"> switchport mode access</w:t>
+      </w:r>
+    </w:p>
+    <w:p>
+      <w:pPr>
+        <w:pBdr>
+          <w:top w:val="single" w:sz="4" w:space="1" w:color="auto"/>
+          <w:left w:val="single" w:sz="4" w:space="4" w:color="auto"/>
+          <w:bottom w:val="single" w:sz="4" w:space="1" w:color="auto"/>
+          <w:right w:val="single" w:sz="4" w:space="4" w:color="auto"/>
+        </w:pBdr>
+        <w:ind w:left="360"/>
+        <w:rPr>
+          <w:rFonts w:ascii="Courier New" w:hAnsi="Courier New" w:cs="Courier New"/>
+          <w:sz w:val="20"/>
+          <w:szCs w:val="20"/>
+          <w:lang w:val="en-US"/>
+        </w:rPr>
+      </w:pPr>
+      <w:r>
+        <w:rPr>
+          <w:rFonts w:ascii="Courier New" w:hAnsi="Courier New" w:cs="Courier New"/>
+          <w:sz w:val="20"/>
+          <w:szCs w:val="20"/>
+          <w:lang w:val="en-US"/>
+        </w:rPr>
+        <w:t>!</w:t>
+      </w:r>
+    </w:p>
+    <w:p>
+      <w:pPr>
+        <w:pBdr>
+          <w:top w:val="single" w:sz="4" w:space="1" w:color="auto"/>
+          <w:left w:val="single" w:sz="4" w:space="4" w:color="auto"/>
+          <w:bottom w:val="single" w:sz="4" w:space="1" w:color="auto"/>
+          <w:right w:val="single" w:sz="4" w:space="4" w:color="auto"/>
+        </w:pBdr>
+        <w:ind w:left="360"/>
+        <w:rPr>
+          <w:rFonts w:ascii="Courier New" w:hAnsi="Courier New" w:cs="Courier New"/>
+          <w:sz w:val="20"/>
+          <w:szCs w:val="20"/>
+          <w:lang w:val="en-US"/>
+        </w:rPr>
+      </w:pPr>
+      <w:r>
+        <w:rPr>
+          <w:rFonts w:ascii="Courier New" w:hAnsi="Courier New" w:cs="Courier New"/>
+          <w:sz w:val="20"/>
+          <w:szCs w:val="20"/>
+          <w:lang w:val="en-US"/>
+        </w:rPr>
+        <w:t>interface FastEthernet0/16</w:t>
+      </w:r>
+    </w:p>
+    <w:p>
+      <w:pPr>
+        <w:pBdr>
+          <w:top w:val="single" w:sz="4" w:space="1" w:color="auto"/>
+          <w:left w:val="single" w:sz="4" w:space="4" w:color="auto"/>
+          <w:bottom w:val="single" w:sz="4" w:space="1" w:color="auto"/>
+          <w:right w:val="single" w:sz="4" w:space="4" w:color="auto"/>
+        </w:pBdr>
+        <w:ind w:left="360"/>
+        <w:rPr>
+          <w:rFonts w:ascii="Courier New" w:hAnsi="Courier New" w:cs="Courier New"/>
+          <w:sz w:val="20"/>
+          <w:szCs w:val="20"/>
+          <w:lang w:val="en-US"/>
+        </w:rPr>
+      </w:pPr>
+      <w:r>
+        <w:rPr>
+          <w:rFonts w:ascii="Courier New" w:hAnsi="Courier New" w:cs="Courier New"/>
+          <w:sz w:val="20"/>
+          <w:szCs w:val="20"/>
+          <w:lang w:val="en-US"/>
+        </w:rPr>
+        <w:t xml:space="preserve"> switchport access vlan 20</w:t>
+      </w:r>
+    </w:p>
+    <w:p>
+      <w:pPr>
+        <w:pBdr>
+          <w:top w:val="single" w:sz="4" w:space="1" w:color="auto"/>
+          <w:left w:val="single" w:sz="4" w:space="4" w:color="auto"/>
+          <w:bottom w:val="single" w:sz="4" w:space="1" w:color="auto"/>
+          <w:right w:val="single" w:sz="4" w:space="4" w:color="auto"/>
+        </w:pBdr>
+        <w:ind w:left="360"/>
+        <w:rPr>
+          <w:rFonts w:ascii="Courier New" w:hAnsi="Courier New" w:cs="Courier New"/>
+          <w:sz w:val="20"/>
+          <w:szCs w:val="20"/>
+          <w:lang w:val="en-US"/>
+        </w:rPr>
+      </w:pPr>
+      <w:r>
+        <w:rPr>
+          <w:rFonts w:ascii="Courier New" w:hAnsi="Courier New" w:cs="Courier New"/>
+          <w:sz w:val="20"/>
+          <w:szCs w:val="20"/>
+          <w:lang w:val="en-US"/>
+        </w:rPr>
+        <w:t xml:space="preserve"> switchport mode access</w:t>
+      </w:r>
+    </w:p>
+    <w:p>
+      <w:pPr>
+        <w:pBdr>
+          <w:top w:val="single" w:sz="4" w:space="1" w:color="auto"/>
+          <w:left w:val="single" w:sz="4" w:space="4" w:color="auto"/>
+          <w:bottom w:val="single" w:sz="4" w:space="1" w:color="auto"/>
+          <w:right w:val="single" w:sz="4" w:space="4" w:color="auto"/>
+        </w:pBdr>
+        <w:ind w:left="360"/>
+        <w:rPr>
+          <w:rFonts w:ascii="Courier New" w:hAnsi="Courier New" w:cs="Courier New"/>
+          <w:sz w:val="20"/>
+          <w:szCs w:val="20"/>
+          <w:lang w:val="en-US"/>
+        </w:rPr>
+      </w:pPr>
+      <w:r>
+        <w:rPr>
+          <w:rFonts w:ascii="Courier New" w:hAnsi="Courier New" w:cs="Courier New"/>
+          <w:sz w:val="20"/>
+          <w:szCs w:val="20"/>
+          <w:lang w:val="en-US"/>
+        </w:rPr>
+        <w:t>!</w:t>
+      </w:r>
+    </w:p>
+    <w:p>
+      <w:pPr>
+        <w:pBdr>
+          <w:top w:val="single" w:sz="4" w:space="1" w:color="auto"/>
+          <w:left w:val="single" w:sz="4" w:space="4" w:color="auto"/>
+          <w:bottom w:val="single" w:sz="4" w:space="1" w:color="auto"/>
+          <w:right w:val="single" w:sz="4" w:space="4" w:color="auto"/>
+        </w:pBdr>
+        <w:ind w:left="360"/>
+        <w:rPr>
+          <w:rFonts w:ascii="Courier New" w:hAnsi="Courier New" w:cs="Courier New"/>
+          <w:sz w:val="20"/>
+          <w:szCs w:val="20"/>
+          <w:lang w:val="en-US"/>
+        </w:rPr>
+      </w:pPr>
+      <w:r>
+        <w:rPr>
+          <w:rFonts w:ascii="Courier New" w:hAnsi="Courier New" w:cs="Courier New"/>
+          <w:sz w:val="20"/>
+          <w:szCs w:val="20"/>
+          <w:lang w:val="en-US"/>
+        </w:rPr>
+        <w:t>interface FastEthernet0/17</w:t>
+      </w:r>
+    </w:p>
+    <w:p>
+      <w:pPr>
+        <w:pBdr>
+          <w:top w:val="single" w:sz="4" w:space="1" w:color="auto"/>
+          <w:left w:val="single" w:sz="4" w:space="4" w:color="auto"/>
+          <w:bottom w:val="single" w:sz="4" w:space="1" w:color="auto"/>
+          <w:right w:val="single" w:sz="4" w:space="4" w:color="auto"/>
+        </w:pBdr>
+        <w:ind w:left="360"/>
+        <w:rPr>
+          <w:rFonts w:ascii="Courier New" w:hAnsi="Courier New" w:cs="Courier New"/>
+          <w:sz w:val="20"/>
+          <w:szCs w:val="20"/>
+          <w:lang w:val="en-US"/>
+        </w:rPr>
+      </w:pPr>
+      <w:r>
+        <w:rPr>
+          <w:rFonts w:ascii="Courier New" w:hAnsi="Courier New" w:cs="Courier New"/>
+          <w:sz w:val="20"/>
+          <w:szCs w:val="20"/>
+          <w:lang w:val="en-US"/>
+        </w:rPr>
+        <w:t xml:space="preserve"> switchport access vlan 20</w:t>
+      </w:r>
+    </w:p>
+    <w:p>
+      <w:pPr>
+        <w:pBdr>
+          <w:top w:val="single" w:sz="4" w:space="1" w:color="auto"/>
+          <w:left w:val="single" w:sz="4" w:space="4" w:color="auto"/>
+          <w:bottom w:val="single" w:sz="4" w:space="1" w:color="auto"/>
+          <w:right w:val="single" w:sz="4" w:space="4" w:color="auto"/>
+        </w:pBdr>
+        <w:ind w:left="360"/>
+        <w:rPr>
+          <w:rFonts w:ascii="Courier New" w:hAnsi="Courier New" w:cs="Courier New"/>
+          <w:sz w:val="20"/>
+          <w:szCs w:val="20"/>
+          <w:lang w:val="en-US"/>
+        </w:rPr>
+      </w:pPr>
+      <w:r>
+        <w:rPr>
+          <w:rFonts w:ascii="Courier New" w:hAnsi="Courier New" w:cs="Courier New"/>
+          <w:sz w:val="20"/>
+          <w:szCs w:val="20"/>
+          <w:lang w:val="en-US"/>
+        </w:rPr>
+        <w:t xml:space="preserve"> switchport mode access</w:t>
+      </w:r>
+    </w:p>
+    <w:p>
+      <w:pPr>
+        <w:pBdr>
+          <w:top w:val="single" w:sz="4" w:space="1" w:color="auto"/>
+          <w:left w:val="single" w:sz="4" w:space="4" w:color="auto"/>
+          <w:bottom w:val="single" w:sz="4" w:space="1" w:color="auto"/>
+          <w:right w:val="single" w:sz="4" w:space="4" w:color="auto"/>
+        </w:pBdr>
+        <w:ind w:left="360"/>
+        <w:rPr>
+          <w:rFonts w:ascii="Courier New" w:hAnsi="Courier New" w:cs="Courier New"/>
+          <w:sz w:val="20"/>
+          <w:szCs w:val="20"/>
+          <w:lang w:val="en-US"/>
+        </w:rPr>
+      </w:pPr>
+      <w:r>
+        <w:rPr>
+          <w:rFonts w:ascii="Courier New" w:hAnsi="Courier New" w:cs="Courier New"/>
+          <w:sz w:val="20"/>
+          <w:szCs w:val="20"/>
+          <w:lang w:val="en-US"/>
+        </w:rPr>
+        <w:t>!</w:t>
+      </w:r>
+    </w:p>
+    <w:p>
+      <w:pPr>
+        <w:pBdr>
+          <w:top w:val="single" w:sz="4" w:space="1" w:color="auto"/>
+          <w:left w:val="single" w:sz="4" w:space="4" w:color="auto"/>
+          <w:bottom w:val="single" w:sz="4" w:space="1" w:color="auto"/>
+          <w:right w:val="single" w:sz="4" w:space="4" w:color="auto"/>
+        </w:pBdr>
+        <w:ind w:left="360"/>
+        <w:rPr>
+          <w:rFonts w:ascii="Courier New" w:hAnsi="Courier New" w:cs="Courier New"/>
+          <w:sz w:val="20"/>
+          <w:szCs w:val="20"/>
+          <w:lang w:val="en-US"/>
+        </w:rPr>
+      </w:pPr>
+      <w:r>
+        <w:rPr>
+          <w:rFonts w:ascii="Courier New" w:hAnsi="Courier New" w:cs="Courier New"/>
+          <w:sz w:val="20"/>
+          <w:szCs w:val="20"/>
+          <w:lang w:val="en-US"/>
+        </w:rPr>
+        <w:t>interface FastEthernet0/18</w:t>
+      </w:r>
+    </w:p>
+    <w:p>
+      <w:pPr>
+        <w:pBdr>
+          <w:top w:val="single" w:sz="4" w:space="1" w:color="auto"/>
+          <w:left w:val="single" w:sz="4" w:space="4" w:color="auto"/>
+          <w:bottom w:val="single" w:sz="4" w:space="1" w:color="auto"/>
+          <w:right w:val="single" w:sz="4" w:space="4" w:color="auto"/>
+        </w:pBdr>
+        <w:ind w:left="360"/>
+        <w:rPr>
+          <w:rFonts w:ascii="Courier New" w:hAnsi="Courier New" w:cs="Courier New"/>
+          <w:sz w:val="20"/>
+          <w:szCs w:val="20"/>
+          <w:lang w:val="en-US"/>
+        </w:rPr>
+      </w:pPr>
+      <w:r>
+        <w:rPr>
+          <w:rFonts w:ascii="Courier New" w:hAnsi="Courier New" w:cs="Courier New"/>
+          <w:sz w:val="20"/>
+          <w:szCs w:val="20"/>
+          <w:lang w:val="en-US"/>
+        </w:rPr>
+        <w:t xml:space="preserve"> switchport access vlan 20</w:t>
+      </w:r>
+    </w:p>
+    <w:p>
+      <w:pPr>
+        <w:pBdr>
+          <w:top w:val="single" w:sz="4" w:space="1" w:color="auto"/>
+          <w:left w:val="single" w:sz="4" w:space="4" w:color="auto"/>
+          <w:bottom w:val="single" w:sz="4" w:space="1" w:color="auto"/>
+          <w:right w:val="single" w:sz="4" w:space="4" w:color="auto"/>
+        </w:pBdr>
+        <w:ind w:left="360"/>
+        <w:rPr>
+          <w:rFonts w:ascii="Courier New" w:hAnsi="Courier New" w:cs="Courier New"/>
+          <w:sz w:val="20"/>
+          <w:szCs w:val="20"/>
+          <w:lang w:val="en-US"/>
+        </w:rPr>
+      </w:pPr>
+      <w:r>
+        <w:rPr>
+          <w:rFonts w:ascii="Courier New" w:hAnsi="Courier New" w:cs="Courier New"/>
+          <w:sz w:val="20"/>
+          <w:szCs w:val="20"/>
+          <w:lang w:val="en-US"/>
+        </w:rPr>
+        <w:t xml:space="preserve"> switchport mode access</w:t>
+      </w:r>
+    </w:p>
+    <w:p>
+      <w:pPr>
+        <w:pBdr>
+          <w:top w:val="single" w:sz="4" w:space="1" w:color="auto"/>
+          <w:left w:val="single" w:sz="4" w:space="4" w:color="auto"/>
+          <w:bottom w:val="single" w:sz="4" w:space="1" w:color="auto"/>
+          <w:right w:val="single" w:sz="4" w:space="4" w:color="auto"/>
+        </w:pBdr>
+        <w:ind w:left="360"/>
+        <w:rPr>
+          <w:rFonts w:ascii="Courier New" w:hAnsi="Courier New" w:cs="Courier New"/>
+          <w:sz w:val="20"/>
+          <w:szCs w:val="20"/>
+          <w:lang w:val="en-US"/>
+        </w:rPr>
+      </w:pPr>
+      <w:r>
+        <w:rPr>
+          <w:rFonts w:ascii="Courier New" w:hAnsi="Courier New" w:cs="Courier New"/>
+          <w:sz w:val="20"/>
+          <w:szCs w:val="20"/>
+          <w:lang w:val="en-US"/>
+        </w:rPr>
+        <w:t>!</w:t>
+      </w:r>
+    </w:p>
+    <w:p>
+      <w:pPr>
+        <w:pBdr>
+          <w:top w:val="single" w:sz="4" w:space="1" w:color="auto"/>
+          <w:left w:val="single" w:sz="4" w:space="4" w:color="auto"/>
+          <w:bottom w:val="single" w:sz="4" w:space="1" w:color="auto"/>
+          <w:right w:val="single" w:sz="4" w:space="4" w:color="auto"/>
+        </w:pBdr>
+        <w:ind w:left="360"/>
+        <w:rPr>
+          <w:rFonts w:ascii="Courier New" w:hAnsi="Courier New" w:cs="Courier New"/>
+          <w:sz w:val="20"/>
+          <w:szCs w:val="20"/>
+          <w:lang w:val="en-US"/>
+        </w:rPr>
+      </w:pPr>
+      <w:r>
+        <w:rPr>
+          <w:rFonts w:ascii="Courier New" w:hAnsi="Courier New" w:cs="Courier New"/>
+          <w:sz w:val="20"/>
+          <w:szCs w:val="20"/>
+          <w:lang w:val="en-US"/>
+        </w:rPr>
+        <w:t>interface FastEthernet0/19</w:t>
+      </w:r>
+    </w:p>
+    <w:p>
+      <w:pPr>
+        <w:pBdr>
+          <w:top w:val="single" w:sz="4" w:space="1" w:color="auto"/>
+          <w:left w:val="single" w:sz="4" w:space="4" w:color="auto"/>
+          <w:bottom w:val="single" w:sz="4" w:space="1" w:color="auto"/>
+          <w:right w:val="single" w:sz="4" w:space="4" w:color="auto"/>
+        </w:pBdr>
+        <w:ind w:left="360"/>
+        <w:rPr>
+          <w:rFonts w:ascii="Courier New" w:hAnsi="Courier New" w:cs="Courier New"/>
+          <w:sz w:val="20"/>
+          <w:szCs w:val="20"/>
+          <w:lang w:val="en-US"/>
+        </w:rPr>
+      </w:pPr>
+      <w:r>
+        <w:rPr>
+          <w:rFonts w:ascii="Courier New" w:hAnsi="Courier New" w:cs="Courier New"/>
+          <w:sz w:val="20"/>
+          <w:szCs w:val="20"/>
+          <w:lang w:val="en-US"/>
+        </w:rPr>
+        <w:t xml:space="preserve"> switchport access vlan 20</w:t>
+      </w:r>
+    </w:p>
+    <w:p>
+      <w:pPr>
+        <w:pBdr>
+          <w:top w:val="single" w:sz="4" w:space="1" w:color="auto"/>
+          <w:left w:val="single" w:sz="4" w:space="4" w:color="auto"/>
+          <w:bottom w:val="single" w:sz="4" w:space="1" w:color="auto"/>
+          <w:right w:val="single" w:sz="4" w:space="4" w:color="auto"/>
+        </w:pBdr>
+        <w:ind w:left="360"/>
+        <w:rPr>
+          <w:rFonts w:ascii="Courier New" w:hAnsi="Courier New" w:cs="Courier New"/>
+          <w:sz w:val="20"/>
+          <w:szCs w:val="20"/>
+          <w:lang w:val="en-US"/>
+        </w:rPr>
+      </w:pPr>
+      <w:r>
+        <w:rPr>
+          <w:rFonts w:ascii="Courier New" w:hAnsi="Courier New" w:cs="Courier New"/>
+          <w:sz w:val="20"/>
+          <w:szCs w:val="20"/>
+          <w:lang w:val="en-US"/>
+        </w:rPr>
+        <w:t xml:space="preserve"> switchport mode access</w:t>
+      </w:r>
+    </w:p>
+    <w:p>
+      <w:pPr>
+        <w:pBdr>
+          <w:top w:val="single" w:sz="4" w:space="1" w:color="auto"/>
+          <w:left w:val="single" w:sz="4" w:space="4" w:color="auto"/>
+          <w:bottom w:val="single" w:sz="4" w:space="1" w:color="auto"/>
+          <w:right w:val="single" w:sz="4" w:space="4" w:color="auto"/>
+        </w:pBdr>
+        <w:ind w:left="360"/>
+        <w:rPr>
+          <w:rFonts w:ascii="Courier New" w:hAnsi="Courier New" w:cs="Courier New"/>
+          <w:sz w:val="20"/>
+          <w:szCs w:val="20"/>
+          <w:lang w:val="en-US"/>
+        </w:rPr>
+      </w:pPr>
+      <w:r>
+        <w:rPr>
+          <w:rFonts w:ascii="Courier New" w:hAnsi="Courier New" w:cs="Courier New"/>
+          <w:sz w:val="20"/>
+          <w:szCs w:val="20"/>
+          <w:lang w:val="en-US"/>
+        </w:rPr>
+        <w:t>!</w:t>
+      </w:r>
+    </w:p>
+    <w:p>
+      <w:pPr>
+        <w:pBdr>
+          <w:top w:val="single" w:sz="4" w:space="1" w:color="auto"/>
+          <w:left w:val="single" w:sz="4" w:space="4" w:color="auto"/>
+          <w:bottom w:val="single" w:sz="4" w:space="1" w:color="auto"/>
+          <w:right w:val="single" w:sz="4" w:space="4" w:color="auto"/>
+        </w:pBdr>
+        <w:ind w:left="360"/>
+        <w:rPr>
+          <w:rFonts w:ascii="Courier New" w:hAnsi="Courier New" w:cs="Courier New"/>
+          <w:sz w:val="20"/>
+          <w:szCs w:val="20"/>
+          <w:lang w:val="en-US"/>
+        </w:rPr>
+      </w:pPr>
+      <w:r>
+        <w:rPr>
+          <w:rFonts w:ascii="Courier New" w:hAnsi="Courier New" w:cs="Courier New"/>
+          <w:sz w:val="20"/>
+          <w:szCs w:val="20"/>
+          <w:lang w:val="en-US"/>
+        </w:rPr>
+        <w:t>interface FastEthernet0/20</w:t>
+      </w:r>
+    </w:p>
+    <w:p>
+      <w:pPr>
+        <w:pBdr>
+          <w:top w:val="single" w:sz="4" w:space="1" w:color="auto"/>
+          <w:left w:val="single" w:sz="4" w:space="4" w:color="auto"/>
+          <w:bottom w:val="single" w:sz="4" w:space="1" w:color="auto"/>
+          <w:right w:val="single" w:sz="4" w:space="4" w:color="auto"/>
+        </w:pBdr>
+        <w:ind w:left="360"/>
+        <w:rPr>
+          <w:rFonts w:ascii="Courier New" w:hAnsi="Courier New" w:cs="Courier New"/>
+          <w:sz w:val="20"/>
+          <w:szCs w:val="20"/>
+          <w:lang w:val="en-US"/>
+        </w:rPr>
+      </w:pPr>
+      <w:r>
+        <w:rPr>
+          <w:rFonts w:ascii="Courier New" w:hAnsi="Courier New" w:cs="Courier New"/>
+          <w:sz w:val="20"/>
+          <w:szCs w:val="20"/>
+          <w:lang w:val="en-US"/>
+        </w:rPr>
+        <w:t xml:space="preserve"> switchport access vlan 20</w:t>
+      </w:r>
+    </w:p>
+    <w:p>
+      <w:pPr>
+        <w:pBdr>
+          <w:top w:val="single" w:sz="4" w:space="1" w:color="auto"/>
+          <w:left w:val="single" w:sz="4" w:space="4" w:color="auto"/>
+          <w:bottom w:val="single" w:sz="4" w:space="1" w:color="auto"/>
+          <w:right w:val="single" w:sz="4" w:space="4" w:color="auto"/>
+        </w:pBdr>
+        <w:ind w:left="360"/>
+        <w:rPr>
+          <w:rFonts w:ascii="Courier New" w:hAnsi="Courier New" w:cs="Courier New"/>
+          <w:sz w:val="20"/>
+          <w:szCs w:val="20"/>
+          <w:lang w:val="en-US"/>
+        </w:rPr>
+      </w:pPr>
+      <w:r>
+        <w:rPr>
+          <w:rFonts w:ascii="Courier New" w:hAnsi="Courier New" w:cs="Courier New"/>
+          <w:sz w:val="20"/>
+          <w:szCs w:val="20"/>
+          <w:lang w:val="en-US"/>
+        </w:rPr>
+        <w:t xml:space="preserve"> switchport mode access</w:t>
+      </w:r>
+    </w:p>
+    <w:p>
+      <w:pPr>
+        <w:pBdr>
+          <w:top w:val="single" w:sz="4" w:space="1" w:color="auto"/>
+          <w:left w:val="single" w:sz="4" w:space="4" w:color="auto"/>
+          <w:bottom w:val="single" w:sz="4" w:space="1" w:color="auto"/>
+          <w:right w:val="single" w:sz="4" w:space="4" w:color="auto"/>
+        </w:pBdr>
+        <w:ind w:left="360"/>
+        <w:rPr>
+          <w:rFonts w:ascii="Courier New" w:hAnsi="Courier New" w:cs="Courier New"/>
+          <w:sz w:val="20"/>
+          <w:szCs w:val="20"/>
+          <w:lang w:val="en-US"/>
+        </w:rPr>
+      </w:pPr>
+      <w:r>
+        <w:rPr>
+          <w:rFonts w:ascii="Courier New" w:hAnsi="Courier New" w:cs="Courier New"/>
+          <w:sz w:val="20"/>
+          <w:szCs w:val="20"/>
+          <w:lang w:val="en-US"/>
+        </w:rPr>
+        <w:t>!</w:t>
+      </w:r>
+    </w:p>
+    <w:p>
+      <w:pPr>
+        <w:pBdr>
+          <w:top w:val="single" w:sz="4" w:space="1" w:color="auto"/>
+          <w:left w:val="single" w:sz="4" w:space="4" w:color="auto"/>
+          <w:bottom w:val="single" w:sz="4" w:space="1" w:color="auto"/>
+          <w:right w:val="single" w:sz="4" w:space="4" w:color="auto"/>
+        </w:pBdr>
+        <w:ind w:left="360"/>
+        <w:rPr>
+          <w:rFonts w:ascii="Courier New" w:hAnsi="Courier New" w:cs="Courier New"/>
+          <w:sz w:val="20"/>
+          <w:szCs w:val="20"/>
+          <w:lang w:val="en-US"/>
+        </w:rPr>
+      </w:pPr>
+      <w:r>
+        <w:rPr>
+          <w:rFonts w:ascii="Courier New" w:hAnsi="Courier New" w:cs="Courier New"/>
+          <w:sz w:val="20"/>
+          <w:szCs w:val="20"/>
+          <w:lang w:val="en-US"/>
+        </w:rPr>
+        <w:t>interface FastEthernet0/21</w:t>
+      </w:r>
+    </w:p>
+    <w:p>
+      <w:pPr>
+        <w:pBdr>
+          <w:top w:val="single" w:sz="4" w:space="1" w:color="auto"/>
+          <w:left w:val="single" w:sz="4" w:space="4" w:color="auto"/>
+          <w:bottom w:val="single" w:sz="4" w:space="1" w:color="auto"/>
+          <w:right w:val="single" w:sz="4" w:space="4" w:color="auto"/>
+        </w:pBdr>
+        <w:ind w:left="360"/>
+        <w:rPr>
+          <w:rFonts w:ascii="Courier New" w:hAnsi="Courier New" w:cs="Courier New"/>
+          <w:sz w:val="20"/>
+          <w:szCs w:val="20"/>
+          <w:lang w:val="en-US"/>
+        </w:rPr>
+      </w:pPr>
+      <w:r>
+        <w:rPr>
+          <w:rFonts w:ascii="Courier New" w:hAnsi="Courier New" w:cs="Courier New"/>
+          <w:sz w:val="20"/>
+          <w:szCs w:val="20"/>
+          <w:lang w:val="en-US"/>
+        </w:rPr>
+        <w:t>!</w:t>
+      </w:r>
+    </w:p>
+    <w:p>
+      <w:pPr>
+        <w:pBdr>
+          <w:top w:val="single" w:sz="4" w:space="1" w:color="auto"/>
+          <w:left w:val="single" w:sz="4" w:space="4" w:color="auto"/>
+          <w:bottom w:val="single" w:sz="4" w:space="1" w:color="auto"/>
+          <w:right w:val="single" w:sz="4" w:space="4" w:color="auto"/>
+        </w:pBdr>
+        <w:ind w:left="360"/>
+        <w:rPr>
+          <w:rFonts w:ascii="Courier New" w:hAnsi="Courier New" w:cs="Courier New"/>
+          <w:sz w:val="20"/>
+          <w:szCs w:val="20"/>
+          <w:lang w:val="en-US"/>
+        </w:rPr>
+      </w:pPr>
+      <w:r>
+        <w:rPr>
+          <w:rFonts w:ascii="Courier New" w:hAnsi="Courier New" w:cs="Courier New"/>
+          <w:sz w:val="20"/>
+          <w:szCs w:val="20"/>
+          <w:lang w:val="en-US"/>
+        </w:rPr>
+        <w:t>interface FastEthernet0/22</w:t>
+      </w:r>
+    </w:p>
+    <w:p>
+      <w:pPr>
+        <w:pBdr>
+          <w:top w:val="single" w:sz="4" w:space="1" w:color="auto"/>
+          <w:left w:val="single" w:sz="4" w:space="4" w:color="auto"/>
+          <w:bottom w:val="single" w:sz="4" w:space="1" w:color="auto"/>
+          <w:right w:val="single" w:sz="4" w:space="4" w:color="auto"/>
+        </w:pBdr>
+        <w:ind w:left="360"/>
+        <w:rPr>
+          <w:rFonts w:ascii="Courier New" w:hAnsi="Courier New" w:cs="Courier New"/>
+          <w:sz w:val="20"/>
+          <w:szCs w:val="20"/>
+          <w:lang w:val="en-US"/>
+        </w:rPr>
+      </w:pPr>
+      <w:r>
+        <w:rPr>
+          <w:rFonts w:ascii="Courier New" w:hAnsi="Courier New" w:cs="Courier New"/>
+          <w:sz w:val="20"/>
+          <w:szCs w:val="20"/>
+          <w:lang w:val="en-US"/>
+        </w:rPr>
+        <w:t>!</w:t>
+      </w:r>
+    </w:p>
+    <w:p>
+      <w:pPr>
+        <w:pBdr>
+          <w:top w:val="single" w:sz="4" w:space="1" w:color="auto"/>
+          <w:left w:val="single" w:sz="4" w:space="4" w:color="auto"/>
+          <w:bottom w:val="single" w:sz="4" w:space="1" w:color="auto"/>
+          <w:right w:val="single" w:sz="4" w:space="4" w:color="auto"/>
+        </w:pBdr>
+        <w:ind w:left="360"/>
+        <w:rPr>
+          <w:rFonts w:ascii="Courier New" w:hAnsi="Courier New" w:cs="Courier New"/>
+          <w:sz w:val="20"/>
+          <w:szCs w:val="20"/>
+          <w:lang w:val="en-US"/>
+        </w:rPr>
+      </w:pPr>
+      <w:r>
+        <w:rPr>
+          <w:rFonts w:ascii="Courier New" w:hAnsi="Courier New" w:cs="Courier New"/>
+          <w:sz w:val="20"/>
+          <w:szCs w:val="20"/>
+          <w:lang w:val="en-US"/>
+        </w:rPr>
+        <w:t>interface FastEthernet0/23</w:t>
+      </w:r>
+    </w:p>
+    <w:p>
+      <w:pPr>
+        <w:pBdr>
+          <w:top w:val="single" w:sz="4" w:space="1" w:color="auto"/>
+          <w:left w:val="single" w:sz="4" w:space="4" w:color="auto"/>
+          <w:bottom w:val="single" w:sz="4" w:space="1" w:color="auto"/>
+          <w:right w:val="single" w:sz="4" w:space="4" w:color="auto"/>
+        </w:pBdr>
+        <w:ind w:left="360"/>
+        <w:rPr>
+          <w:rFonts w:ascii="Courier New" w:hAnsi="Courier New" w:cs="Courier New"/>
+          <w:sz w:val="20"/>
+          <w:szCs w:val="20"/>
+          <w:lang w:val="en-US"/>
+        </w:rPr>
+      </w:pPr>
+      <w:r>
+        <w:rPr>
+          <w:rFonts w:ascii="Courier New" w:hAnsi="Courier New" w:cs="Courier New"/>
+          <w:sz w:val="20"/>
+          <w:szCs w:val="20"/>
+          <w:lang w:val="en-US"/>
+        </w:rPr>
+        <w:t>!</w:t>
+      </w:r>
+    </w:p>
+    <w:p>
+      <w:pPr>
+        <w:pBdr>
+          <w:top w:val="single" w:sz="4" w:space="1" w:color="auto"/>
+          <w:left w:val="single" w:sz="4" w:space="4" w:color="auto"/>
+          <w:bottom w:val="single" w:sz="4" w:space="1" w:color="auto"/>
+          <w:right w:val="single" w:sz="4" w:space="4" w:color="auto"/>
+        </w:pBdr>
+        <w:ind w:left="360"/>
+        <w:rPr>
+          <w:rFonts w:ascii="Courier New" w:hAnsi="Courier New" w:cs="Courier New"/>
+          <w:sz w:val="20"/>
+          <w:szCs w:val="20"/>
+          <w:lang w:val="en-US"/>
+        </w:rPr>
+      </w:pPr>
+      <w:r>
+        <w:rPr>
+          <w:rFonts w:ascii="Courier New" w:hAnsi="Courier New" w:cs="Courier New"/>
+          <w:sz w:val="20"/>
+          <w:szCs w:val="20"/>
+          <w:lang w:val="en-US"/>
+        </w:rPr>
+        <w:t>interface FastEthernet0/24</w:t>
+      </w:r>
+    </w:p>
+    <w:p>
+      <w:pPr>
+        <w:pBdr>
+          <w:top w:val="single" w:sz="4" w:space="1" w:color="auto"/>
+          <w:left w:val="single" w:sz="4" w:space="4" w:color="auto"/>
+          <w:bottom w:val="single" w:sz="4" w:space="1" w:color="auto"/>
+          <w:right w:val="single" w:sz="4" w:space="4" w:color="auto"/>
+        </w:pBdr>
+        <w:ind w:left="360"/>
+        <w:rPr>
+          <w:rFonts w:ascii="Courier New" w:hAnsi="Courier New" w:cs="Courier New"/>
+          <w:sz w:val="20"/>
+          <w:szCs w:val="20"/>
+          <w:lang w:val="en-US"/>
+        </w:rPr>
+      </w:pPr>
+      <w:r>
+        <w:rPr>
+          <w:rFonts w:ascii="Courier New" w:hAnsi="Courier New" w:cs="Courier New"/>
+          <w:sz w:val="20"/>
+          <w:szCs w:val="20"/>
+          <w:lang w:val="en-US"/>
+        </w:rPr>
+        <w:t>!</w:t>
+      </w:r>
+    </w:p>
+    <w:p>
+      <w:pPr>
+        <w:pBdr>
+          <w:top w:val="single" w:sz="4" w:space="1" w:color="auto"/>
+          <w:left w:val="single" w:sz="4" w:space="4" w:color="auto"/>
+          <w:bottom w:val="single" w:sz="4" w:space="1" w:color="auto"/>
+          <w:right w:val="single" w:sz="4" w:space="4" w:color="auto"/>
+        </w:pBdr>
+        <w:ind w:left="360"/>
+        <w:rPr>
+          <w:rFonts w:ascii="Courier New" w:hAnsi="Courier New" w:cs="Courier New"/>
+          <w:sz w:val="20"/>
+          <w:szCs w:val="20"/>
+          <w:lang w:val="en-US"/>
+        </w:rPr>
+      </w:pPr>
+      <w:r>
+        <w:rPr>
+          <w:rFonts w:ascii="Courier New" w:hAnsi="Courier New" w:cs="Courier New"/>
+          <w:sz w:val="20"/>
+          <w:szCs w:val="20"/>
+          <w:lang w:val="en-US"/>
+        </w:rPr>
+        <w:t>interface GigabitEthernet0/1</w:t>
+      </w:r>
+    </w:p>
+    <w:p>
+      <w:pPr>
+        <w:pBdr>
+          <w:top w:val="single" w:sz="4" w:space="1" w:color="auto"/>
+          <w:left w:val="single" w:sz="4" w:space="4" w:color="auto"/>
+          <w:bottom w:val="single" w:sz="4" w:space="1" w:color="auto"/>
+          <w:right w:val="single" w:sz="4" w:space="4" w:color="auto"/>
+        </w:pBdr>
+        <w:ind w:left="360"/>
+        <w:rPr>
+          <w:rFonts w:ascii="Courier New" w:hAnsi="Courier New" w:cs="Courier New"/>
+          <w:sz w:val="20"/>
+          <w:szCs w:val="20"/>
+          <w:lang w:val="en-US"/>
+        </w:rPr>
+      </w:pPr>
+      <w:r>
+        <w:rPr>
+          <w:rFonts w:ascii="Courier New" w:hAnsi="Courier New" w:cs="Courier New"/>
+          <w:sz w:val="20"/>
+          <w:szCs w:val="20"/>
+          <w:lang w:val="en-US"/>
+        </w:rPr>
+        <w:t xml:space="preserve"> switchport mode trunk</w:t>
+      </w:r>
+    </w:p>
+    <w:p>
+      <w:pPr>
+        <w:pBdr>
+          <w:top w:val="single" w:sz="4" w:space="1" w:color="auto"/>
+          <w:left w:val="single" w:sz="4" w:space="4" w:color="auto"/>
+          <w:bottom w:val="single" w:sz="4" w:space="1" w:color="auto"/>
+          <w:right w:val="single" w:sz="4" w:space="4" w:color="auto"/>
+        </w:pBdr>
+        <w:ind w:left="360"/>
+        <w:rPr>
+          <w:rFonts w:ascii="Courier New" w:hAnsi="Courier New" w:cs="Courier New"/>
+          <w:sz w:val="20"/>
+          <w:szCs w:val="20"/>
+          <w:lang w:val="en-US"/>
+        </w:rPr>
+      </w:pPr>
+      <w:r>
+        <w:rPr>
+          <w:rFonts w:ascii="Courier New" w:hAnsi="Courier New" w:cs="Courier New"/>
+          <w:sz w:val="20"/>
+          <w:szCs w:val="20"/>
+          <w:lang w:val="en-US"/>
+        </w:rPr>
+        <w:t>!</w:t>
+      </w:r>
+    </w:p>
+    <w:p>
+      <w:pPr>
+        <w:pBdr>
+          <w:top w:val="single" w:sz="4" w:space="1" w:color="auto"/>
+          <w:left w:val="single" w:sz="4" w:space="4" w:color="auto"/>
+          <w:bottom w:val="single" w:sz="4" w:space="1" w:color="auto"/>
+          <w:right w:val="single" w:sz="4" w:space="4" w:color="auto"/>
+        </w:pBdr>
+        <w:ind w:left="360"/>
+        <w:rPr>
+          <w:rFonts w:ascii="Courier New" w:hAnsi="Courier New" w:cs="Courier New"/>
+          <w:sz w:val="20"/>
+          <w:szCs w:val="20"/>
+          <w:lang w:val="en-US"/>
+        </w:rPr>
+      </w:pPr>
+      <w:r>
+        <w:rPr>
+          <w:rFonts w:ascii="Courier New" w:hAnsi="Courier New" w:cs="Courier New"/>
+          <w:sz w:val="20"/>
+          <w:szCs w:val="20"/>
+          <w:lang w:val="en-US"/>
+        </w:rPr>
+        <w:t>interface GigabitEthernet0/2</w:t>
+      </w:r>
+    </w:p>
+    <w:p>
+      <w:pPr>
+        <w:pBdr>
+          <w:top w:val="single" w:sz="4" w:space="1" w:color="auto"/>
+          <w:left w:val="single" w:sz="4" w:space="4" w:color="auto"/>
+          <w:bottom w:val="single" w:sz="4" w:space="1" w:color="auto"/>
+          <w:right w:val="single" w:sz="4" w:space="4" w:color="auto"/>
+        </w:pBdr>
+        <w:ind w:left="360"/>
+        <w:rPr>
+          <w:rFonts w:ascii="Courier New" w:hAnsi="Courier New" w:cs="Courier New"/>
+          <w:sz w:val="20"/>
+          <w:szCs w:val="20"/>
+          <w:lang w:val="en-US"/>
+        </w:rPr>
+      </w:pPr>
+      <w:r>
+        <w:rPr>
+          <w:rFonts w:ascii="Courier New" w:hAnsi="Courier New" w:cs="Courier New"/>
+          <w:sz w:val="20"/>
+          <w:szCs w:val="20"/>
+          <w:lang w:val="en-US"/>
+        </w:rPr>
+        <w:t xml:space="preserve"> switchport trunk allowed vlan 10,20</w:t>
+      </w:r>
+    </w:p>
+    <w:p>
+      <w:pPr>
+        <w:pBdr>
+          <w:top w:val="single" w:sz="4" w:space="1" w:color="auto"/>
+          <w:left w:val="single" w:sz="4" w:space="4" w:color="auto"/>
+          <w:bottom w:val="single" w:sz="4" w:space="1" w:color="auto"/>
+          <w:right w:val="single" w:sz="4" w:space="4" w:color="auto"/>
+        </w:pBdr>
+        <w:ind w:left="360"/>
+        <w:rPr>
+          <w:rFonts w:ascii="Courier New" w:hAnsi="Courier New" w:cs="Courier New"/>
+          <w:sz w:val="20"/>
+          <w:szCs w:val="20"/>
+          <w:lang w:val="en-US"/>
+        </w:rPr>
+      </w:pPr>
+      <w:r>
+        <w:rPr>
+          <w:rFonts w:ascii="Courier New" w:hAnsi="Courier New" w:cs="Courier New"/>
+          <w:sz w:val="20"/>
+          <w:szCs w:val="20"/>
+          <w:lang w:val="en-US"/>
+        </w:rPr>
+        <w:t xml:space="preserve"> switchport mode trunk</w:t>
+      </w:r>
+    </w:p>
+    <w:p>
+      <w:pPr>
+        <w:pBdr>
+          <w:top w:val="single" w:sz="4" w:space="1" w:color="auto"/>
+          <w:left w:val="single" w:sz="4" w:space="4" w:color="auto"/>
+          <w:bottom w:val="single" w:sz="4" w:space="1" w:color="auto"/>
+          <w:right w:val="single" w:sz="4" w:space="4" w:color="auto"/>
+        </w:pBdr>
+        <w:ind w:left="360"/>
+        <w:rPr>
+          <w:rFonts w:ascii="Courier New" w:hAnsi="Courier New" w:cs="Courier New"/>
+          <w:sz w:val="20"/>
+          <w:szCs w:val="20"/>
+          <w:lang w:val="en-US"/>
+        </w:rPr>
+      </w:pPr>
+      <w:r>
+        <w:rPr>
+          <w:rFonts w:ascii="Courier New" w:hAnsi="Courier New" w:cs="Courier New"/>
+          <w:sz w:val="20"/>
+          <w:szCs w:val="20"/>
+          <w:lang w:val="en-US"/>
+        </w:rPr>
+        <w:t>!</w:t>
+      </w:r>
+    </w:p>
+    <w:p>
+      <w:pPr>
+        <w:pBdr>
+          <w:top w:val="single" w:sz="4" w:space="1" w:color="auto"/>
+          <w:left w:val="single" w:sz="4" w:space="4" w:color="auto"/>
+          <w:bottom w:val="single" w:sz="4" w:space="1" w:color="auto"/>
+          <w:right w:val="single" w:sz="4" w:space="4" w:color="auto"/>
+        </w:pBdr>
+        <w:ind w:left="360"/>
+        <w:rPr>
+          <w:rFonts w:ascii="Courier New" w:hAnsi="Courier New" w:cs="Courier New"/>
+          <w:sz w:val="20"/>
+          <w:szCs w:val="20"/>
+          <w:lang w:val="en-US"/>
+        </w:rPr>
+      </w:pPr>
+      <w:r>
+        <w:rPr>
+          <w:rFonts w:ascii="Courier New" w:hAnsi="Courier New" w:cs="Courier New"/>
+          <w:sz w:val="20"/>
+          <w:szCs w:val="20"/>
+          <w:lang w:val="en-US"/>
+        </w:rPr>
+        <w:t>interface Vlan1</w:t>
+      </w:r>
+    </w:p>
+    <w:p>
+      <w:pPr>
+        <w:pBdr>
+          <w:top w:val="single" w:sz="4" w:space="1" w:color="auto"/>
+          <w:left w:val="single" w:sz="4" w:space="4" w:color="auto"/>
+          <w:bottom w:val="single" w:sz="4" w:space="1" w:color="auto"/>
+          <w:right w:val="single" w:sz="4" w:space="4" w:color="auto"/>
+        </w:pBdr>
+        <w:ind w:left="360"/>
+        <w:rPr>
+          <w:rFonts w:ascii="Courier New" w:hAnsi="Courier New" w:cs="Courier New"/>
+          <w:sz w:val="20"/>
+          <w:szCs w:val="20"/>
+          <w:lang w:val="en-US"/>
+        </w:rPr>
+      </w:pPr>
+      <w:r>
+        <w:rPr>
+          <w:rFonts w:ascii="Courier New" w:hAnsi="Courier New" w:cs="Courier New"/>
+          <w:sz w:val="20"/>
+          <w:szCs w:val="20"/>
+          <w:lang w:val="en-US"/>
+        </w:rPr>
+        <w:t xml:space="preserve"> ip address 10.25.3.125 255.255.255.128</w:t>
+      </w:r>
+    </w:p>
+    <w:p>
+      <w:pPr>
+        <w:pBdr>
+          <w:top w:val="single" w:sz="4" w:space="1" w:color="auto"/>
+          <w:left w:val="single" w:sz="4" w:space="4" w:color="auto"/>
+          <w:bottom w:val="single" w:sz="4" w:space="1" w:color="auto"/>
+          <w:right w:val="single" w:sz="4" w:space="4" w:color="auto"/>
+        </w:pBdr>
+        <w:ind w:left="360"/>
+        <w:rPr>
+          <w:rFonts w:ascii="Courier New" w:hAnsi="Courier New" w:cs="Courier New"/>
+          <w:sz w:val="20"/>
+          <w:szCs w:val="20"/>
+          <w:lang w:val="en-US"/>
+        </w:rPr>
+      </w:pPr>
+      <w:r>
+        <w:rPr>
+          <w:rFonts w:ascii="Courier New" w:hAnsi="Courier New" w:cs="Courier New"/>
+          <w:sz w:val="20"/>
+          <w:szCs w:val="20"/>
+          <w:lang w:val="en-US"/>
+        </w:rPr>
+        <w:t>!</w:t>
+      </w:r>
+    </w:p>
+    <w:p>
+      <w:pPr>
+        <w:pBdr>
+          <w:top w:val="single" w:sz="4" w:space="1" w:color="auto"/>
+          <w:left w:val="single" w:sz="4" w:space="4" w:color="auto"/>
+          <w:bottom w:val="single" w:sz="4" w:space="1" w:color="auto"/>
+          <w:right w:val="single" w:sz="4" w:space="4" w:color="auto"/>
+        </w:pBdr>
+        <w:ind w:left="360"/>
+        <w:rPr>
+          <w:rFonts w:ascii="Courier New" w:hAnsi="Courier New" w:cs="Courier New"/>
+          <w:sz w:val="20"/>
+          <w:szCs w:val="20"/>
+          <w:lang w:val="en-US"/>
+        </w:rPr>
+      </w:pPr>
+      <w:r>
+        <w:rPr>
+          <w:rFonts w:ascii="Courier New" w:hAnsi="Courier New" w:cs="Courier New"/>
+          <w:sz w:val="20"/>
+          <w:szCs w:val="20"/>
+          <w:lang w:val="en-US"/>
+        </w:rPr>
+        <w:t>!</w:t>
+      </w:r>
+    </w:p>
+    <w:p>
+      <w:pPr>
+        <w:pBdr>
+          <w:top w:val="single" w:sz="4" w:space="1" w:color="auto"/>
+          <w:left w:val="single" w:sz="4" w:space="4" w:color="auto"/>
+          <w:bottom w:val="single" w:sz="4" w:space="1" w:color="auto"/>
+          <w:right w:val="single" w:sz="4" w:space="4" w:color="auto"/>
+        </w:pBdr>
+        <w:ind w:left="360"/>
+        <w:rPr>
+          <w:rFonts w:ascii="Courier New" w:hAnsi="Courier New" w:cs="Courier New"/>
+          <w:sz w:val="20"/>
+          <w:szCs w:val="20"/>
+          <w:lang w:val="en-US"/>
+        </w:rPr>
+      </w:pPr>
+      <w:r>
+        <w:rPr>
+          <w:rFonts w:ascii="Courier New" w:hAnsi="Courier New" w:cs="Courier New"/>
+          <w:sz w:val="20"/>
+          <w:szCs w:val="20"/>
+          <w:lang w:val="en-US"/>
+        </w:rPr>
+        <w:t>!</w:t>
+      </w:r>
+    </w:p>
+    <w:p>
+      <w:pPr>
+        <w:pBdr>
+          <w:top w:val="single" w:sz="4" w:space="1" w:color="auto"/>
+          <w:left w:val="single" w:sz="4" w:space="4" w:color="auto"/>
+          <w:bottom w:val="single" w:sz="4" w:space="1" w:color="auto"/>
+          <w:right w:val="single" w:sz="4" w:space="4" w:color="auto"/>
+        </w:pBdr>
+        <w:ind w:left="360"/>
+        <w:rPr>
+          <w:rFonts w:ascii="Courier New" w:hAnsi="Courier New" w:cs="Courier New"/>
+          <w:sz w:val="20"/>
+          <w:szCs w:val="20"/>
+          <w:lang w:val="en-US"/>
+        </w:rPr>
+      </w:pPr>
+      <w:r>
+        <w:rPr>
+          <w:rFonts w:ascii="Courier New" w:hAnsi="Courier New" w:cs="Courier New"/>
+          <w:sz w:val="20"/>
+          <w:szCs w:val="20"/>
+          <w:lang w:val="en-US"/>
+        </w:rPr>
+        <w:t>!</w:t>
+      </w:r>
+    </w:p>
+    <w:p>
+      <w:pPr>
+        <w:pBdr>
+          <w:top w:val="single" w:sz="4" w:space="1" w:color="auto"/>
+          <w:left w:val="single" w:sz="4" w:space="4" w:color="auto"/>
+          <w:bottom w:val="single" w:sz="4" w:space="1" w:color="auto"/>
+          <w:right w:val="single" w:sz="4" w:space="4" w:color="auto"/>
+        </w:pBdr>
+        <w:ind w:left="360"/>
+        <w:rPr>
+          <w:rFonts w:ascii="Courier New" w:hAnsi="Courier New" w:cs="Courier New"/>
+          <w:sz w:val="20"/>
+          <w:szCs w:val="20"/>
+          <w:lang w:val="en-US"/>
+        </w:rPr>
+      </w:pPr>
+      <w:r>
+        <w:rPr>
+          <w:rFonts w:ascii="Courier New" w:hAnsi="Courier New" w:cs="Courier New"/>
+          <w:sz w:val="20"/>
+          <w:szCs w:val="20"/>
+          <w:lang w:val="en-US"/>
+        </w:rPr>
+        <w:t>line con 0</w:t>
+      </w:r>
+    </w:p>
+    <w:p>
+      <w:pPr>
+        <w:pBdr>
+          <w:top w:val="single" w:sz="4" w:space="1" w:color="auto"/>
+          <w:left w:val="single" w:sz="4" w:space="4" w:color="auto"/>
+          <w:bottom w:val="single" w:sz="4" w:space="1" w:color="auto"/>
+          <w:right w:val="single" w:sz="4" w:space="4" w:color="auto"/>
+        </w:pBdr>
+        <w:ind w:left="360"/>
+        <w:rPr>
+          <w:rFonts w:ascii="Courier New" w:hAnsi="Courier New" w:cs="Courier New"/>
+          <w:sz w:val="20"/>
+          <w:szCs w:val="20"/>
+          <w:lang w:val="en-US"/>
+        </w:rPr>
+      </w:pPr>
+      <w:r>
+        <w:rPr>
+          <w:rFonts w:ascii="Courier New" w:hAnsi="Courier New" w:cs="Courier New"/>
+          <w:sz w:val="20"/>
+          <w:szCs w:val="20"/>
+          <w:lang w:val="en-US"/>
+        </w:rPr>
+        <w:t>!</w:t>
+      </w:r>
+    </w:p>
+    <w:p>
+      <w:pPr>
+        <w:pBdr>
+          <w:top w:val="single" w:sz="4" w:space="1" w:color="auto"/>
+          <w:left w:val="single" w:sz="4" w:space="4" w:color="auto"/>
+          <w:bottom w:val="single" w:sz="4" w:space="1" w:color="auto"/>
+          <w:right w:val="single" w:sz="4" w:space="4" w:color="auto"/>
+        </w:pBdr>
+        <w:ind w:left="360"/>
+        <w:rPr>
+          <w:rFonts w:ascii="Courier New" w:hAnsi="Courier New" w:cs="Courier New"/>
+          <w:sz w:val="20"/>
+          <w:szCs w:val="20"/>
+          <w:lang w:val="en-US"/>
+        </w:rPr>
+      </w:pPr>
+      <w:r>
+        <w:rPr>
+          <w:rFonts w:ascii="Courier New" w:hAnsi="Courier New" w:cs="Courier New"/>
+          <w:sz w:val="20"/>
+          <w:szCs w:val="20"/>
+          <w:lang w:val="en-US"/>
+        </w:rPr>
+        <w:t>line vty 0 4</w:t>
+      </w:r>
+    </w:p>
+    <w:p>
+      <w:pPr>
+        <w:pBdr>
+          <w:top w:val="single" w:sz="4" w:space="1" w:color="auto"/>
+          <w:left w:val="single" w:sz="4" w:space="4" w:color="auto"/>
+          <w:bottom w:val="single" w:sz="4" w:space="1" w:color="auto"/>
+          <w:right w:val="single" w:sz="4" w:space="4" w:color="auto"/>
+        </w:pBdr>
+        <w:ind w:left="360"/>
+        <w:rPr>
+          <w:rFonts w:ascii="Courier New" w:hAnsi="Courier New" w:cs="Courier New"/>
+          <w:sz w:val="20"/>
+          <w:szCs w:val="20"/>
+          <w:lang w:val="en-US"/>
+        </w:rPr>
+      </w:pPr>
+      <w:r>
+        <w:rPr>
+          <w:rFonts w:ascii="Courier New" w:hAnsi="Courier New" w:cs="Courier New"/>
+          <w:sz w:val="20"/>
+          <w:szCs w:val="20"/>
+          <w:lang w:val="en-US"/>
+        </w:rPr>
+        <w:t xml:space="preserve"> login</w:t>
+      </w:r>
+    </w:p>
+    <w:p>
+      <w:pPr>
+        <w:pBdr>
+          <w:top w:val="single" w:sz="4" w:space="1" w:color="auto"/>
+          <w:left w:val="single" w:sz="4" w:space="4" w:color="auto"/>
+          <w:bottom w:val="single" w:sz="4" w:space="1" w:color="auto"/>
+          <w:right w:val="single" w:sz="4" w:space="4" w:color="auto"/>
+        </w:pBdr>
+        <w:ind w:left="360"/>
+        <w:rPr>
+          <w:rFonts w:ascii="Courier New" w:hAnsi="Courier New" w:cs="Courier New"/>
+          <w:sz w:val="20"/>
+          <w:szCs w:val="20"/>
+          <w:lang w:val="en-US"/>
+        </w:rPr>
+      </w:pPr>
+      <w:r>
+        <w:rPr>
+          <w:rFonts w:ascii="Courier New" w:hAnsi="Courier New" w:cs="Courier New"/>
+          <w:sz w:val="20"/>
+          <w:szCs w:val="20"/>
+          <w:lang w:val="en-US"/>
+        </w:rPr>
+        <w:t>line vty 5 15</w:t>
+      </w:r>
+    </w:p>
+    <w:p>
+      <w:pPr>
+        <w:pBdr>
+          <w:top w:val="single" w:sz="4" w:space="1" w:color="auto"/>
+          <w:left w:val="single" w:sz="4" w:space="4" w:color="auto"/>
+          <w:bottom w:val="single" w:sz="4" w:space="1" w:color="auto"/>
+          <w:right w:val="single" w:sz="4" w:space="4" w:color="auto"/>
+        </w:pBdr>
+        <w:ind w:left="360"/>
+        <w:rPr>
+          <w:rFonts w:ascii="Courier New" w:hAnsi="Courier New" w:cs="Courier New"/>
+          <w:sz w:val="20"/>
+          <w:szCs w:val="20"/>
+          <w:lang w:val="en-US"/>
+        </w:rPr>
+      </w:pPr>
+      <w:r>
+        <w:rPr>
+          <w:rFonts w:ascii="Courier New" w:hAnsi="Courier New" w:cs="Courier New"/>
+          <w:sz w:val="20"/>
+          <w:szCs w:val="20"/>
+          <w:lang w:val="en-US"/>
+        </w:rPr>
+        <w:t xml:space="preserve"> login</w:t>
+      </w:r>
+    </w:p>
+    <w:p>
+      <w:pPr>
+        <w:pBdr>
+          <w:top w:val="single" w:sz="4" w:space="1" w:color="auto"/>
+          <w:left w:val="single" w:sz="4" w:space="4" w:color="auto"/>
+          <w:bottom w:val="single" w:sz="4" w:space="1" w:color="auto"/>
+          <w:right w:val="single" w:sz="4" w:space="4" w:color="auto"/>
+        </w:pBdr>
+        <w:ind w:left="360"/>
+        <w:rPr>
+          <w:rFonts w:ascii="Courier New" w:hAnsi="Courier New" w:cs="Courier New"/>
+          <w:sz w:val="20"/>
+          <w:szCs w:val="20"/>
+          <w:lang w:val="en-US"/>
+        </w:rPr>
+      </w:pPr>
+      <w:r>
+        <w:rPr>
+          <w:rFonts w:ascii="Courier New" w:hAnsi="Courier New" w:cs="Courier New"/>
+          <w:sz w:val="20"/>
+          <w:szCs w:val="20"/>
+          <w:lang w:val="en-US"/>
+        </w:rPr>
+        <w:t>!</w:t>
+      </w:r>
+    </w:p>
+    <w:p>
+      <w:pPr>
+        <w:pBdr>
+          <w:top w:val="single" w:sz="4" w:space="1" w:color="auto"/>
+          <w:left w:val="single" w:sz="4" w:space="4" w:color="auto"/>
+          <w:bottom w:val="single" w:sz="4" w:space="1" w:color="auto"/>
+          <w:right w:val="single" w:sz="4" w:space="4" w:color="auto"/>
+        </w:pBdr>
+        <w:ind w:left="360"/>
+        <w:rPr>
+          <w:rFonts w:ascii="Courier New" w:hAnsi="Courier New" w:cs="Courier New"/>
+          <w:sz w:val="20"/>
+          <w:szCs w:val="20"/>
+          <w:lang w:val="en-US"/>
+        </w:rPr>
+      </w:pPr>
+      <w:r>
+        <w:rPr>
+          <w:rFonts w:ascii="Courier New" w:hAnsi="Courier New" w:cs="Courier New"/>
+          <w:sz w:val="20"/>
+          <w:szCs w:val="20"/>
+          <w:lang w:val="en-US"/>
+        </w:rPr>
+        <w:t>!</w:t>
+      </w:r>
+    </w:p>
+    <w:p>
+      <w:pPr>
+        <w:pBdr>
+          <w:top w:val="single" w:sz="4" w:space="1" w:color="auto"/>
+          <w:left w:val="single" w:sz="4" w:space="4" w:color="auto"/>
+          <w:bottom w:val="single" w:sz="4" w:space="1" w:color="auto"/>
+          <w:right w:val="single" w:sz="4" w:space="4" w:color="auto"/>
+        </w:pBdr>
+        <w:ind w:left="360"/>
+        <w:rPr>
+          <w:rFonts w:ascii="Courier New" w:hAnsi="Courier New" w:cs="Courier New"/>
+          <w:sz w:val="20"/>
+          <w:szCs w:val="20"/>
+          <w:lang w:val="en-US"/>
+        </w:rPr>
+      </w:pPr>
+      <w:r>
+        <w:rPr>
+          <w:rFonts w:ascii="Courier New" w:hAnsi="Courier New" w:cs="Courier New"/>
+          <w:sz w:val="20"/>
+          <w:szCs w:val="20"/>
+          <w:lang w:val="en-US"/>
+        </w:rPr>
+        <w:t>!</w:t>
+      </w:r>
+    </w:p>
+    <w:p>
+      <w:pPr>
+        <w:pBdr>
+          <w:top w:val="single" w:sz="4" w:space="1" w:color="auto"/>
+          <w:left w:val="single" w:sz="4" w:space="4" w:color="auto"/>
+          <w:bottom w:val="single" w:sz="4" w:space="1" w:color="auto"/>
+          <w:right w:val="single" w:sz="4" w:space="4" w:color="auto"/>
+        </w:pBdr>
+        <w:ind w:left="360"/>
+        <w:rPr>
+          <w:rFonts w:ascii="Courier New" w:hAnsi="Courier New" w:cs="Courier New"/>
+          <w:sz w:val="20"/>
+          <w:szCs w:val="20"/>
+          <w:lang w:val="en-US"/>
+        </w:rPr>
+      </w:pPr>
+      <w:r>
+        <w:rPr>
+          <w:rFonts w:ascii="Courier New" w:hAnsi="Courier New" w:cs="Courier New"/>
+          <w:sz w:val="20"/>
+          <w:szCs w:val="20"/>
+          <w:lang w:val="en-US"/>
+        </w:rPr>
+        <w:t>!</w:t>
+      </w:r>
+    </w:p>
+    <w:p>
+      <w:pPr>
+        <w:pBdr>
+          <w:top w:val="single" w:sz="4" w:space="1" w:color="auto"/>
+          <w:left w:val="single" w:sz="4" w:space="4" w:color="auto"/>
+          <w:bottom w:val="single" w:sz="4" w:space="1" w:color="auto"/>
+          <w:right w:val="single" w:sz="4" w:space="4" w:color="auto"/>
+        </w:pBdr>
+        <w:ind w:left="360"/>
+        <w:rPr>
+          <w:rFonts w:ascii="Courier New" w:hAnsi="Courier New" w:cs="Courier New"/>
+          <w:sz w:val="20"/>
+          <w:szCs w:val="20"/>
+          <w:lang w:val="en-US"/>
+        </w:rPr>
+      </w:pPr>
+      <w:r>
+        <w:rPr>
+          <w:rFonts w:ascii="Courier New" w:hAnsi="Courier New" w:cs="Courier New"/>
+          <w:sz w:val="20"/>
+          <w:szCs w:val="20"/>
+          <w:lang w:val="en-US"/>
+        </w:rPr>
+        <w:t>end</w:t>
+      </w:r>
+    </w:p>
+    <w:p>
+      <w:pPr>
+        <w:ind w:left="360"/>
+        <w:rPr>
+          <w:lang w:val="en-US"/>
+        </w:rPr>
+      </w:pPr>
+    </w:p>
+    <w:p>
+      <w:pPr>
+        <w:pBdr>
+          <w:top w:val="single" w:sz="4" w:space="1" w:color="auto"/>
+          <w:left w:val="single" w:sz="4" w:space="4" w:color="auto"/>
+          <w:bottom w:val="single" w:sz="4" w:space="1" w:color="auto"/>
+          <w:right w:val="single" w:sz="4" w:space="4" w:color="auto"/>
+        </w:pBdr>
+        <w:ind w:left="360"/>
+        <w:rPr>
+          <w:rFonts w:ascii="Courier New" w:hAnsi="Courier New" w:cs="Courier New"/>
+          <w:sz w:val="20"/>
+          <w:szCs w:val="20"/>
+          <w:lang w:val="en-US"/>
+        </w:rPr>
+      </w:pPr>
+      <w:r>
+        <w:rPr>
+          <w:rFonts w:ascii="Courier New" w:hAnsi="Courier New" w:cs="Courier New"/>
+          <w:sz w:val="20"/>
+          <w:szCs w:val="20"/>
+          <w:lang w:val="en-US"/>
+        </w:rPr>
+        <w:t>! Routerkonfiguration</w:t>
+      </w:r>
+      <w:r>
+        <w:rPr>
+          <w:rFonts w:ascii="Courier New" w:hAnsi="Courier New" w:cs="Courier New"/>
+          <w:sz w:val="20"/>
+          <w:szCs w:val="20"/>
+          <w:lang w:val="en-US"/>
         </w:rPr>
         <w:br/>
       </w:r>
@@ -1837,8 +5323,2480 @@
           <w:rFonts w:ascii="Courier New" w:hAnsi="Courier New" w:cs="Courier New"/>
           <w:sz w:val="20"/>
           <w:szCs w:val="20"/>
+          <w:lang w:val="en-US"/>
         </w:rPr>
         <w:br/>
+      </w:r>
+      <w:r>
+        <w:rPr>
+          <w:rFonts w:ascii="Courier New" w:hAnsi="Courier New" w:cs="Courier New"/>
+          <w:sz w:val="20"/>
+          <w:szCs w:val="20"/>
+          <w:lang w:val="en-US"/>
+        </w:rPr>
+        <w:t>Building configuration...</w:t>
+      </w:r>
+    </w:p>
+    <w:p>
+      <w:pPr>
+        <w:pBdr>
+          <w:top w:val="single" w:sz="4" w:space="1" w:color="auto"/>
+          <w:left w:val="single" w:sz="4" w:space="4" w:color="auto"/>
+          <w:bottom w:val="single" w:sz="4" w:space="1" w:color="auto"/>
+          <w:right w:val="single" w:sz="4" w:space="4" w:color="auto"/>
+        </w:pBdr>
+        <w:ind w:left="360"/>
+        <w:rPr>
+          <w:rFonts w:ascii="Courier New" w:hAnsi="Courier New" w:cs="Courier New"/>
+          <w:sz w:val="20"/>
+          <w:szCs w:val="20"/>
+          <w:lang w:val="en-US"/>
+        </w:rPr>
+      </w:pPr>
+    </w:p>
+    <w:p>
+      <w:pPr>
+        <w:pBdr>
+          <w:top w:val="single" w:sz="4" w:space="1" w:color="auto"/>
+          <w:left w:val="single" w:sz="4" w:space="4" w:color="auto"/>
+          <w:bottom w:val="single" w:sz="4" w:space="1" w:color="auto"/>
+          <w:right w:val="single" w:sz="4" w:space="4" w:color="auto"/>
+        </w:pBdr>
+        <w:ind w:left="360"/>
+        <w:rPr>
+          <w:rFonts w:ascii="Courier New" w:hAnsi="Courier New" w:cs="Courier New"/>
+          <w:sz w:val="20"/>
+          <w:szCs w:val="20"/>
+          <w:lang w:val="en-US"/>
+        </w:rPr>
+      </w:pPr>
+      <w:r>
+        <w:rPr>
+          <w:rFonts w:ascii="Courier New" w:hAnsi="Courier New" w:cs="Courier New"/>
+          <w:sz w:val="20"/>
+          <w:szCs w:val="20"/>
+          <w:lang w:val="en-US"/>
+        </w:rPr>
+        <w:t>Current configuration : 1045 bytes</w:t>
+      </w:r>
+    </w:p>
+    <w:p>
+      <w:pPr>
+        <w:pBdr>
+          <w:top w:val="single" w:sz="4" w:space="1" w:color="auto"/>
+          <w:left w:val="single" w:sz="4" w:space="4" w:color="auto"/>
+          <w:bottom w:val="single" w:sz="4" w:space="1" w:color="auto"/>
+          <w:right w:val="single" w:sz="4" w:space="4" w:color="auto"/>
+        </w:pBdr>
+        <w:ind w:left="360"/>
+        <w:rPr>
+          <w:rFonts w:ascii="Courier New" w:hAnsi="Courier New" w:cs="Courier New"/>
+          <w:sz w:val="20"/>
+          <w:szCs w:val="20"/>
+          <w:lang w:val="en-US"/>
+        </w:rPr>
+      </w:pPr>
+      <w:r>
+        <w:rPr>
+          <w:rFonts w:ascii="Courier New" w:hAnsi="Courier New" w:cs="Courier New"/>
+          <w:sz w:val="20"/>
+          <w:szCs w:val="20"/>
+          <w:lang w:val="en-US"/>
+        </w:rPr>
+        <w:t>!</w:t>
+      </w:r>
+    </w:p>
+    <w:p>
+      <w:pPr>
+        <w:pBdr>
+          <w:top w:val="single" w:sz="4" w:space="1" w:color="auto"/>
+          <w:left w:val="single" w:sz="4" w:space="4" w:color="auto"/>
+          <w:bottom w:val="single" w:sz="4" w:space="1" w:color="auto"/>
+          <w:right w:val="single" w:sz="4" w:space="4" w:color="auto"/>
+        </w:pBdr>
+        <w:ind w:left="360"/>
+        <w:rPr>
+          <w:rFonts w:ascii="Courier New" w:hAnsi="Courier New" w:cs="Courier New"/>
+          <w:sz w:val="20"/>
+          <w:szCs w:val="20"/>
+          <w:lang w:val="en-US"/>
+        </w:rPr>
+      </w:pPr>
+      <w:r>
+        <w:rPr>
+          <w:rFonts w:ascii="Courier New" w:hAnsi="Courier New" w:cs="Courier New"/>
+          <w:sz w:val="20"/>
+          <w:szCs w:val="20"/>
+          <w:lang w:val="en-US"/>
+        </w:rPr>
+        <w:lastRenderedPageBreak/>
+        <w:t>version 15.1</w:t>
+      </w:r>
+    </w:p>
+    <w:p>
+      <w:pPr>
+        <w:pBdr>
+          <w:top w:val="single" w:sz="4" w:space="1" w:color="auto"/>
+          <w:left w:val="single" w:sz="4" w:space="4" w:color="auto"/>
+          <w:bottom w:val="single" w:sz="4" w:space="1" w:color="auto"/>
+          <w:right w:val="single" w:sz="4" w:space="4" w:color="auto"/>
+        </w:pBdr>
+        <w:ind w:left="360"/>
+        <w:rPr>
+          <w:rFonts w:ascii="Courier New" w:hAnsi="Courier New" w:cs="Courier New"/>
+          <w:sz w:val="20"/>
+          <w:szCs w:val="20"/>
+          <w:lang w:val="en-US"/>
+        </w:rPr>
+      </w:pPr>
+      <w:r>
+        <w:rPr>
+          <w:rFonts w:ascii="Courier New" w:hAnsi="Courier New" w:cs="Courier New"/>
+          <w:sz w:val="20"/>
+          <w:szCs w:val="20"/>
+          <w:lang w:val="en-US"/>
+        </w:rPr>
+        <w:t>no service timestamps log datetime msec</w:t>
+      </w:r>
+    </w:p>
+    <w:p>
+      <w:pPr>
+        <w:pBdr>
+          <w:top w:val="single" w:sz="4" w:space="1" w:color="auto"/>
+          <w:left w:val="single" w:sz="4" w:space="4" w:color="auto"/>
+          <w:bottom w:val="single" w:sz="4" w:space="1" w:color="auto"/>
+          <w:right w:val="single" w:sz="4" w:space="4" w:color="auto"/>
+        </w:pBdr>
+        <w:ind w:left="360"/>
+        <w:rPr>
+          <w:rFonts w:ascii="Courier New" w:hAnsi="Courier New" w:cs="Courier New"/>
+          <w:sz w:val="20"/>
+          <w:szCs w:val="20"/>
+          <w:lang w:val="en-US"/>
+        </w:rPr>
+      </w:pPr>
+      <w:r>
+        <w:rPr>
+          <w:rFonts w:ascii="Courier New" w:hAnsi="Courier New" w:cs="Courier New"/>
+          <w:sz w:val="20"/>
+          <w:szCs w:val="20"/>
+          <w:lang w:val="en-US"/>
+        </w:rPr>
+        <w:t>no service timestamps debug datetime msec</w:t>
+      </w:r>
+    </w:p>
+    <w:p>
+      <w:pPr>
+        <w:pBdr>
+          <w:top w:val="single" w:sz="4" w:space="1" w:color="auto"/>
+          <w:left w:val="single" w:sz="4" w:space="4" w:color="auto"/>
+          <w:bottom w:val="single" w:sz="4" w:space="1" w:color="auto"/>
+          <w:right w:val="single" w:sz="4" w:space="4" w:color="auto"/>
+        </w:pBdr>
+        <w:ind w:left="360"/>
+        <w:rPr>
+          <w:rFonts w:ascii="Courier New" w:hAnsi="Courier New" w:cs="Courier New"/>
+          <w:sz w:val="20"/>
+          <w:szCs w:val="20"/>
+          <w:lang w:val="en-US"/>
+        </w:rPr>
+      </w:pPr>
+      <w:r>
+        <w:rPr>
+          <w:rFonts w:ascii="Courier New" w:hAnsi="Courier New" w:cs="Courier New"/>
+          <w:sz w:val="20"/>
+          <w:szCs w:val="20"/>
+          <w:lang w:val="en-US"/>
+        </w:rPr>
+        <w:t>no service password-encryption</w:t>
+      </w:r>
+    </w:p>
+    <w:p>
+      <w:pPr>
+        <w:pBdr>
+          <w:top w:val="single" w:sz="4" w:space="1" w:color="auto"/>
+          <w:left w:val="single" w:sz="4" w:space="4" w:color="auto"/>
+          <w:bottom w:val="single" w:sz="4" w:space="1" w:color="auto"/>
+          <w:right w:val="single" w:sz="4" w:space="4" w:color="auto"/>
+        </w:pBdr>
+        <w:ind w:left="360"/>
+        <w:rPr>
+          <w:rFonts w:ascii="Courier New" w:hAnsi="Courier New" w:cs="Courier New"/>
+          <w:sz w:val="20"/>
+          <w:szCs w:val="20"/>
+          <w:lang w:val="en-US"/>
+        </w:rPr>
+      </w:pPr>
+      <w:r>
+        <w:rPr>
+          <w:rFonts w:ascii="Courier New" w:hAnsi="Courier New" w:cs="Courier New"/>
+          <w:sz w:val="20"/>
+          <w:szCs w:val="20"/>
+          <w:lang w:val="en-US"/>
+        </w:rPr>
+        <w:t>!</w:t>
+      </w:r>
+    </w:p>
+    <w:p>
+      <w:pPr>
+        <w:pBdr>
+          <w:top w:val="single" w:sz="4" w:space="1" w:color="auto"/>
+          <w:left w:val="single" w:sz="4" w:space="4" w:color="auto"/>
+          <w:bottom w:val="single" w:sz="4" w:space="1" w:color="auto"/>
+          <w:right w:val="single" w:sz="4" w:space="4" w:color="auto"/>
+        </w:pBdr>
+        <w:ind w:left="360"/>
+        <w:rPr>
+          <w:rFonts w:ascii="Courier New" w:hAnsi="Courier New" w:cs="Courier New"/>
+          <w:sz w:val="20"/>
+          <w:szCs w:val="20"/>
+          <w:lang w:val="en-US"/>
+        </w:rPr>
+      </w:pPr>
+      <w:r>
+        <w:rPr>
+          <w:rFonts w:ascii="Courier New" w:hAnsi="Courier New" w:cs="Courier New"/>
+          <w:sz w:val="20"/>
+          <w:szCs w:val="20"/>
+          <w:lang w:val="en-US"/>
+        </w:rPr>
+        <w:t>hostname rfronthaler</w:t>
+      </w:r>
+    </w:p>
+    <w:p>
+      <w:pPr>
+        <w:pBdr>
+          <w:top w:val="single" w:sz="4" w:space="1" w:color="auto"/>
+          <w:left w:val="single" w:sz="4" w:space="4" w:color="auto"/>
+          <w:bottom w:val="single" w:sz="4" w:space="1" w:color="auto"/>
+          <w:right w:val="single" w:sz="4" w:space="4" w:color="auto"/>
+        </w:pBdr>
+        <w:ind w:left="360"/>
+        <w:rPr>
+          <w:rFonts w:ascii="Courier New" w:hAnsi="Courier New" w:cs="Courier New"/>
+          <w:sz w:val="20"/>
+          <w:szCs w:val="20"/>
+          <w:lang w:val="en-US"/>
+        </w:rPr>
+      </w:pPr>
+      <w:r>
+        <w:rPr>
+          <w:rFonts w:ascii="Courier New" w:hAnsi="Courier New" w:cs="Courier New"/>
+          <w:sz w:val="20"/>
+          <w:szCs w:val="20"/>
+          <w:lang w:val="en-US"/>
+        </w:rPr>
+        <w:t>!</w:t>
+      </w:r>
+    </w:p>
+    <w:p>
+      <w:pPr>
+        <w:pBdr>
+          <w:top w:val="single" w:sz="4" w:space="1" w:color="auto"/>
+          <w:left w:val="single" w:sz="4" w:space="4" w:color="auto"/>
+          <w:bottom w:val="single" w:sz="4" w:space="1" w:color="auto"/>
+          <w:right w:val="single" w:sz="4" w:space="4" w:color="auto"/>
+        </w:pBdr>
+        <w:ind w:left="360"/>
+        <w:rPr>
+          <w:rFonts w:ascii="Courier New" w:hAnsi="Courier New" w:cs="Courier New"/>
+          <w:sz w:val="20"/>
+          <w:szCs w:val="20"/>
+          <w:lang w:val="en-US"/>
+        </w:rPr>
+      </w:pPr>
+      <w:r>
+        <w:rPr>
+          <w:rFonts w:ascii="Courier New" w:hAnsi="Courier New" w:cs="Courier New"/>
+          <w:sz w:val="20"/>
+          <w:szCs w:val="20"/>
+          <w:lang w:val="en-US"/>
+        </w:rPr>
+        <w:t>!</w:t>
+      </w:r>
+    </w:p>
+    <w:p>
+      <w:pPr>
+        <w:pBdr>
+          <w:top w:val="single" w:sz="4" w:space="1" w:color="auto"/>
+          <w:left w:val="single" w:sz="4" w:space="4" w:color="auto"/>
+          <w:bottom w:val="single" w:sz="4" w:space="1" w:color="auto"/>
+          <w:right w:val="single" w:sz="4" w:space="4" w:color="auto"/>
+        </w:pBdr>
+        <w:ind w:left="360"/>
+        <w:rPr>
+          <w:rFonts w:ascii="Courier New" w:hAnsi="Courier New" w:cs="Courier New"/>
+          <w:sz w:val="20"/>
+          <w:szCs w:val="20"/>
+          <w:lang w:val="en-US"/>
+        </w:rPr>
+      </w:pPr>
+      <w:r>
+        <w:rPr>
+          <w:rFonts w:ascii="Courier New" w:hAnsi="Courier New" w:cs="Courier New"/>
+          <w:sz w:val="20"/>
+          <w:szCs w:val="20"/>
+          <w:lang w:val="en-US"/>
+        </w:rPr>
+        <w:t>!</w:t>
+      </w:r>
+    </w:p>
+    <w:p>
+      <w:pPr>
+        <w:pBdr>
+          <w:top w:val="single" w:sz="4" w:space="1" w:color="auto"/>
+          <w:left w:val="single" w:sz="4" w:space="4" w:color="auto"/>
+          <w:bottom w:val="single" w:sz="4" w:space="1" w:color="auto"/>
+          <w:right w:val="single" w:sz="4" w:space="4" w:color="auto"/>
+        </w:pBdr>
+        <w:ind w:left="360"/>
+        <w:rPr>
+          <w:rFonts w:ascii="Courier New" w:hAnsi="Courier New" w:cs="Courier New"/>
+          <w:sz w:val="20"/>
+          <w:szCs w:val="20"/>
+          <w:lang w:val="en-US"/>
+        </w:rPr>
+      </w:pPr>
+      <w:r>
+        <w:rPr>
+          <w:rFonts w:ascii="Courier New" w:hAnsi="Courier New" w:cs="Courier New"/>
+          <w:sz w:val="20"/>
+          <w:szCs w:val="20"/>
+          <w:lang w:val="en-US"/>
+        </w:rPr>
+        <w:t>!</w:t>
+      </w:r>
+    </w:p>
+    <w:p>
+      <w:pPr>
+        <w:pBdr>
+          <w:top w:val="single" w:sz="4" w:space="1" w:color="auto"/>
+          <w:left w:val="single" w:sz="4" w:space="4" w:color="auto"/>
+          <w:bottom w:val="single" w:sz="4" w:space="1" w:color="auto"/>
+          <w:right w:val="single" w:sz="4" w:space="4" w:color="auto"/>
+        </w:pBdr>
+        <w:ind w:left="360"/>
+        <w:rPr>
+          <w:rFonts w:ascii="Courier New" w:hAnsi="Courier New" w:cs="Courier New"/>
+          <w:sz w:val="20"/>
+          <w:szCs w:val="20"/>
+          <w:lang w:val="en-US"/>
+        </w:rPr>
+      </w:pPr>
+      <w:r>
+        <w:rPr>
+          <w:rFonts w:ascii="Courier New" w:hAnsi="Courier New" w:cs="Courier New"/>
+          <w:sz w:val="20"/>
+          <w:szCs w:val="20"/>
+          <w:lang w:val="en-US"/>
+        </w:rPr>
+        <w:t>!</w:t>
+      </w:r>
+    </w:p>
+    <w:p>
+      <w:pPr>
+        <w:pBdr>
+          <w:top w:val="single" w:sz="4" w:space="1" w:color="auto"/>
+          <w:left w:val="single" w:sz="4" w:space="4" w:color="auto"/>
+          <w:bottom w:val="single" w:sz="4" w:space="1" w:color="auto"/>
+          <w:right w:val="single" w:sz="4" w:space="4" w:color="auto"/>
+        </w:pBdr>
+        <w:ind w:left="360"/>
+        <w:rPr>
+          <w:rFonts w:ascii="Courier New" w:hAnsi="Courier New" w:cs="Courier New"/>
+          <w:sz w:val="20"/>
+          <w:szCs w:val="20"/>
+          <w:lang w:val="en-US"/>
+        </w:rPr>
+      </w:pPr>
+      <w:r>
+        <w:rPr>
+          <w:rFonts w:ascii="Courier New" w:hAnsi="Courier New" w:cs="Courier New"/>
+          <w:sz w:val="20"/>
+          <w:szCs w:val="20"/>
+          <w:lang w:val="en-US"/>
+        </w:rPr>
+        <w:t>!</w:t>
+      </w:r>
+    </w:p>
+    <w:p>
+      <w:pPr>
+        <w:pBdr>
+          <w:top w:val="single" w:sz="4" w:space="1" w:color="auto"/>
+          <w:left w:val="single" w:sz="4" w:space="4" w:color="auto"/>
+          <w:bottom w:val="single" w:sz="4" w:space="1" w:color="auto"/>
+          <w:right w:val="single" w:sz="4" w:space="4" w:color="auto"/>
+        </w:pBdr>
+        <w:ind w:left="360"/>
+        <w:rPr>
+          <w:rFonts w:ascii="Courier New" w:hAnsi="Courier New" w:cs="Courier New"/>
+          <w:sz w:val="20"/>
+          <w:szCs w:val="20"/>
+          <w:lang w:val="en-US"/>
+        </w:rPr>
+      </w:pPr>
+      <w:r>
+        <w:rPr>
+          <w:rFonts w:ascii="Courier New" w:hAnsi="Courier New" w:cs="Courier New"/>
+          <w:sz w:val="20"/>
+          <w:szCs w:val="20"/>
+          <w:lang w:val="en-US"/>
+        </w:rPr>
+        <w:t>!</w:t>
+      </w:r>
+    </w:p>
+    <w:p>
+      <w:pPr>
+        <w:pBdr>
+          <w:top w:val="single" w:sz="4" w:space="1" w:color="auto"/>
+          <w:left w:val="single" w:sz="4" w:space="4" w:color="auto"/>
+          <w:bottom w:val="single" w:sz="4" w:space="1" w:color="auto"/>
+          <w:right w:val="single" w:sz="4" w:space="4" w:color="auto"/>
+        </w:pBdr>
+        <w:ind w:left="360"/>
+        <w:rPr>
+          <w:rFonts w:ascii="Courier New" w:hAnsi="Courier New" w:cs="Courier New"/>
+          <w:sz w:val="20"/>
+          <w:szCs w:val="20"/>
+          <w:lang w:val="en-US"/>
+        </w:rPr>
+      </w:pPr>
+      <w:r>
+        <w:rPr>
+          <w:rFonts w:ascii="Courier New" w:hAnsi="Courier New" w:cs="Courier New"/>
+          <w:sz w:val="20"/>
+          <w:szCs w:val="20"/>
+          <w:lang w:val="en-US"/>
+        </w:rPr>
+        <w:t>!</w:t>
+      </w:r>
+    </w:p>
+    <w:p>
+      <w:pPr>
+        <w:pBdr>
+          <w:top w:val="single" w:sz="4" w:space="1" w:color="auto"/>
+          <w:left w:val="single" w:sz="4" w:space="4" w:color="auto"/>
+          <w:bottom w:val="single" w:sz="4" w:space="1" w:color="auto"/>
+          <w:right w:val="single" w:sz="4" w:space="4" w:color="auto"/>
+        </w:pBdr>
+        <w:ind w:left="360"/>
+        <w:rPr>
+          <w:rFonts w:ascii="Courier New" w:hAnsi="Courier New" w:cs="Courier New"/>
+          <w:sz w:val="20"/>
+          <w:szCs w:val="20"/>
+          <w:lang w:val="en-US"/>
+        </w:rPr>
+      </w:pPr>
+      <w:r>
+        <w:rPr>
+          <w:rFonts w:ascii="Courier New" w:hAnsi="Courier New" w:cs="Courier New"/>
+          <w:sz w:val="20"/>
+          <w:szCs w:val="20"/>
+          <w:lang w:val="en-US"/>
+        </w:rPr>
+        <w:t>ip cef</w:t>
+      </w:r>
+    </w:p>
+    <w:p>
+      <w:pPr>
+        <w:pBdr>
+          <w:top w:val="single" w:sz="4" w:space="1" w:color="auto"/>
+          <w:left w:val="single" w:sz="4" w:space="4" w:color="auto"/>
+          <w:bottom w:val="single" w:sz="4" w:space="1" w:color="auto"/>
+          <w:right w:val="single" w:sz="4" w:space="4" w:color="auto"/>
+        </w:pBdr>
+        <w:ind w:left="360"/>
+        <w:rPr>
+          <w:rFonts w:ascii="Courier New" w:hAnsi="Courier New" w:cs="Courier New"/>
+          <w:sz w:val="20"/>
+          <w:szCs w:val="20"/>
+          <w:lang w:val="en-US"/>
+        </w:rPr>
+      </w:pPr>
+      <w:r>
+        <w:rPr>
+          <w:rFonts w:ascii="Courier New" w:hAnsi="Courier New" w:cs="Courier New"/>
+          <w:sz w:val="20"/>
+          <w:szCs w:val="20"/>
+          <w:lang w:val="en-US"/>
+        </w:rPr>
+        <w:t>ipv6 unicast-routing</w:t>
+      </w:r>
+    </w:p>
+    <w:p>
+      <w:pPr>
+        <w:pBdr>
+          <w:top w:val="single" w:sz="4" w:space="1" w:color="auto"/>
+          <w:left w:val="single" w:sz="4" w:space="4" w:color="auto"/>
+          <w:bottom w:val="single" w:sz="4" w:space="1" w:color="auto"/>
+          <w:right w:val="single" w:sz="4" w:space="4" w:color="auto"/>
+        </w:pBdr>
+        <w:ind w:left="360"/>
+        <w:rPr>
+          <w:rFonts w:ascii="Courier New" w:hAnsi="Courier New" w:cs="Courier New"/>
+          <w:sz w:val="20"/>
+          <w:szCs w:val="20"/>
+          <w:lang w:val="en-US"/>
+        </w:rPr>
+      </w:pPr>
+      <w:r>
+        <w:rPr>
+          <w:rFonts w:ascii="Courier New" w:hAnsi="Courier New" w:cs="Courier New"/>
+          <w:sz w:val="20"/>
+          <w:szCs w:val="20"/>
+          <w:lang w:val="en-US"/>
+        </w:rPr>
+        <w:t>!</w:t>
+      </w:r>
+    </w:p>
+    <w:p>
+      <w:pPr>
+        <w:pBdr>
+          <w:top w:val="single" w:sz="4" w:space="1" w:color="auto"/>
+          <w:left w:val="single" w:sz="4" w:space="4" w:color="auto"/>
+          <w:bottom w:val="single" w:sz="4" w:space="1" w:color="auto"/>
+          <w:right w:val="single" w:sz="4" w:space="4" w:color="auto"/>
+        </w:pBdr>
+        <w:ind w:left="360"/>
+        <w:rPr>
+          <w:rFonts w:ascii="Courier New" w:hAnsi="Courier New" w:cs="Courier New"/>
+          <w:sz w:val="20"/>
+          <w:szCs w:val="20"/>
+          <w:lang w:val="en-US"/>
+        </w:rPr>
+      </w:pPr>
+      <w:r>
+        <w:rPr>
+          <w:rFonts w:ascii="Courier New" w:hAnsi="Courier New" w:cs="Courier New"/>
+          <w:sz w:val="20"/>
+          <w:szCs w:val="20"/>
+          <w:lang w:val="en-US"/>
+        </w:rPr>
+        <w:t>no ipv6 cef</w:t>
+      </w:r>
+    </w:p>
+    <w:p>
+      <w:pPr>
+        <w:pBdr>
+          <w:top w:val="single" w:sz="4" w:space="1" w:color="auto"/>
+          <w:left w:val="single" w:sz="4" w:space="4" w:color="auto"/>
+          <w:bottom w:val="single" w:sz="4" w:space="1" w:color="auto"/>
+          <w:right w:val="single" w:sz="4" w:space="4" w:color="auto"/>
+        </w:pBdr>
+        <w:ind w:left="360"/>
+        <w:rPr>
+          <w:rFonts w:ascii="Courier New" w:hAnsi="Courier New" w:cs="Courier New"/>
+          <w:sz w:val="20"/>
+          <w:szCs w:val="20"/>
+          <w:lang w:val="en-US"/>
+        </w:rPr>
+      </w:pPr>
+      <w:r>
+        <w:rPr>
+          <w:rFonts w:ascii="Courier New" w:hAnsi="Courier New" w:cs="Courier New"/>
+          <w:sz w:val="20"/>
+          <w:szCs w:val="20"/>
+          <w:lang w:val="en-US"/>
+        </w:rPr>
+        <w:t>!</w:t>
+      </w:r>
+    </w:p>
+    <w:p>
+      <w:pPr>
+        <w:pBdr>
+          <w:top w:val="single" w:sz="4" w:space="1" w:color="auto"/>
+          <w:left w:val="single" w:sz="4" w:space="4" w:color="auto"/>
+          <w:bottom w:val="single" w:sz="4" w:space="1" w:color="auto"/>
+          <w:right w:val="single" w:sz="4" w:space="4" w:color="auto"/>
+        </w:pBdr>
+        <w:ind w:left="360"/>
+        <w:rPr>
+          <w:rFonts w:ascii="Courier New" w:hAnsi="Courier New" w:cs="Courier New"/>
+          <w:sz w:val="20"/>
+          <w:szCs w:val="20"/>
+          <w:lang w:val="en-US"/>
+        </w:rPr>
+      </w:pPr>
+      <w:r>
+        <w:rPr>
+          <w:rFonts w:ascii="Courier New" w:hAnsi="Courier New" w:cs="Courier New"/>
+          <w:sz w:val="20"/>
+          <w:szCs w:val="20"/>
+          <w:lang w:val="en-US"/>
+        </w:rPr>
+        <w:t>!</w:t>
+      </w:r>
+    </w:p>
+    <w:p>
+      <w:pPr>
+        <w:pBdr>
+          <w:top w:val="single" w:sz="4" w:space="1" w:color="auto"/>
+          <w:left w:val="single" w:sz="4" w:space="4" w:color="auto"/>
+          <w:bottom w:val="single" w:sz="4" w:space="1" w:color="auto"/>
+          <w:right w:val="single" w:sz="4" w:space="4" w:color="auto"/>
+        </w:pBdr>
+        <w:ind w:left="360"/>
+        <w:rPr>
+          <w:rFonts w:ascii="Courier New" w:hAnsi="Courier New" w:cs="Courier New"/>
+          <w:sz w:val="20"/>
+          <w:szCs w:val="20"/>
+          <w:lang w:val="en-US"/>
+        </w:rPr>
+      </w:pPr>
+      <w:r>
+        <w:rPr>
+          <w:rFonts w:ascii="Courier New" w:hAnsi="Courier New" w:cs="Courier New"/>
+          <w:sz w:val="20"/>
+          <w:szCs w:val="20"/>
+          <w:lang w:val="en-US"/>
+        </w:rPr>
+        <w:t>!</w:t>
+      </w:r>
+    </w:p>
+    <w:p>
+      <w:pPr>
+        <w:pBdr>
+          <w:top w:val="single" w:sz="4" w:space="1" w:color="auto"/>
+          <w:left w:val="single" w:sz="4" w:space="4" w:color="auto"/>
+          <w:bottom w:val="single" w:sz="4" w:space="1" w:color="auto"/>
+          <w:right w:val="single" w:sz="4" w:space="4" w:color="auto"/>
+        </w:pBdr>
+        <w:ind w:left="360"/>
+        <w:rPr>
+          <w:rFonts w:ascii="Courier New" w:hAnsi="Courier New" w:cs="Courier New"/>
+          <w:sz w:val="20"/>
+          <w:szCs w:val="20"/>
+          <w:lang w:val="en-US"/>
+        </w:rPr>
+      </w:pPr>
+      <w:r>
+        <w:rPr>
+          <w:rFonts w:ascii="Courier New" w:hAnsi="Courier New" w:cs="Courier New"/>
+          <w:sz w:val="20"/>
+          <w:szCs w:val="20"/>
+          <w:lang w:val="en-US"/>
+        </w:rPr>
+        <w:t>username admin secret 5 $1$mERr$9cTjUIEqNGurQiFU.ZeCi1</w:t>
+      </w:r>
+    </w:p>
+    <w:p>
+      <w:pPr>
+        <w:pBdr>
+          <w:top w:val="single" w:sz="4" w:space="1" w:color="auto"/>
+          <w:left w:val="single" w:sz="4" w:space="4" w:color="auto"/>
+          <w:bottom w:val="single" w:sz="4" w:space="1" w:color="auto"/>
+          <w:right w:val="single" w:sz="4" w:space="4" w:color="auto"/>
+        </w:pBdr>
+        <w:ind w:left="360"/>
+        <w:rPr>
+          <w:rFonts w:ascii="Courier New" w:hAnsi="Courier New" w:cs="Courier New"/>
+          <w:sz w:val="20"/>
+          <w:szCs w:val="20"/>
+          <w:lang w:val="en-US"/>
+        </w:rPr>
+      </w:pPr>
+      <w:r>
+        <w:rPr>
+          <w:rFonts w:ascii="Courier New" w:hAnsi="Courier New" w:cs="Courier New"/>
+          <w:sz w:val="20"/>
+          <w:szCs w:val="20"/>
+          <w:lang w:val="en-US"/>
+        </w:rPr>
+        <w:t>!</w:t>
+      </w:r>
+    </w:p>
+    <w:p>
+      <w:pPr>
+        <w:pBdr>
+          <w:top w:val="single" w:sz="4" w:space="1" w:color="auto"/>
+          <w:left w:val="single" w:sz="4" w:space="4" w:color="auto"/>
+          <w:bottom w:val="single" w:sz="4" w:space="1" w:color="auto"/>
+          <w:right w:val="single" w:sz="4" w:space="4" w:color="auto"/>
+        </w:pBdr>
+        <w:ind w:left="360"/>
+        <w:rPr>
+          <w:rFonts w:ascii="Courier New" w:hAnsi="Courier New" w:cs="Courier New"/>
+          <w:sz w:val="20"/>
+          <w:szCs w:val="20"/>
+          <w:lang w:val="en-US"/>
+        </w:rPr>
+      </w:pPr>
+      <w:r>
+        <w:rPr>
+          <w:rFonts w:ascii="Courier New" w:hAnsi="Courier New" w:cs="Courier New"/>
+          <w:sz w:val="20"/>
+          <w:szCs w:val="20"/>
+          <w:lang w:val="en-US"/>
+        </w:rPr>
+        <w:t>!</w:t>
+      </w:r>
+    </w:p>
+    <w:p>
+      <w:pPr>
+        <w:pBdr>
+          <w:top w:val="single" w:sz="4" w:space="1" w:color="auto"/>
+          <w:left w:val="single" w:sz="4" w:space="4" w:color="auto"/>
+          <w:bottom w:val="single" w:sz="4" w:space="1" w:color="auto"/>
+          <w:right w:val="single" w:sz="4" w:space="4" w:color="auto"/>
+        </w:pBdr>
+        <w:ind w:left="360"/>
+        <w:rPr>
+          <w:rFonts w:ascii="Courier New" w:hAnsi="Courier New" w:cs="Courier New"/>
+          <w:sz w:val="20"/>
+          <w:szCs w:val="20"/>
+          <w:lang w:val="en-US"/>
+        </w:rPr>
+      </w:pPr>
+      <w:r>
+        <w:rPr>
+          <w:rFonts w:ascii="Courier New" w:hAnsi="Courier New" w:cs="Courier New"/>
+          <w:sz w:val="20"/>
+          <w:szCs w:val="20"/>
+          <w:lang w:val="en-US"/>
+        </w:rPr>
+        <w:t>license udi pid CISCO2901/K9 sn FTX1524602I-</w:t>
+      </w:r>
+    </w:p>
+    <w:p>
+      <w:pPr>
+        <w:pBdr>
+          <w:top w:val="single" w:sz="4" w:space="1" w:color="auto"/>
+          <w:left w:val="single" w:sz="4" w:space="4" w:color="auto"/>
+          <w:bottom w:val="single" w:sz="4" w:space="1" w:color="auto"/>
+          <w:right w:val="single" w:sz="4" w:space="4" w:color="auto"/>
+        </w:pBdr>
+        <w:ind w:left="360"/>
+        <w:rPr>
+          <w:rFonts w:ascii="Courier New" w:hAnsi="Courier New" w:cs="Courier New"/>
+          <w:sz w:val="20"/>
+          <w:szCs w:val="20"/>
+          <w:lang w:val="en-US"/>
+        </w:rPr>
+      </w:pPr>
+      <w:r>
+        <w:rPr>
+          <w:rFonts w:ascii="Courier New" w:hAnsi="Courier New" w:cs="Courier New"/>
+          <w:sz w:val="20"/>
+          <w:szCs w:val="20"/>
+          <w:lang w:val="en-US"/>
+        </w:rPr>
+        <w:t>!</w:t>
+      </w:r>
+    </w:p>
+    <w:p>
+      <w:pPr>
+        <w:pBdr>
+          <w:top w:val="single" w:sz="4" w:space="1" w:color="auto"/>
+          <w:left w:val="single" w:sz="4" w:space="4" w:color="auto"/>
+          <w:bottom w:val="single" w:sz="4" w:space="1" w:color="auto"/>
+          <w:right w:val="single" w:sz="4" w:space="4" w:color="auto"/>
+        </w:pBdr>
+        <w:ind w:left="360"/>
+        <w:rPr>
+          <w:rFonts w:ascii="Courier New" w:hAnsi="Courier New" w:cs="Courier New"/>
+          <w:sz w:val="20"/>
+          <w:szCs w:val="20"/>
+          <w:lang w:val="en-US"/>
+        </w:rPr>
+      </w:pPr>
+      <w:r>
+        <w:rPr>
+          <w:rFonts w:ascii="Courier New" w:hAnsi="Courier New" w:cs="Courier New"/>
+          <w:sz w:val="20"/>
+          <w:szCs w:val="20"/>
+          <w:lang w:val="en-US"/>
+        </w:rPr>
+        <w:t>!</w:t>
+      </w:r>
+    </w:p>
+    <w:p>
+      <w:pPr>
+        <w:pBdr>
+          <w:top w:val="single" w:sz="4" w:space="1" w:color="auto"/>
+          <w:left w:val="single" w:sz="4" w:space="4" w:color="auto"/>
+          <w:bottom w:val="single" w:sz="4" w:space="1" w:color="auto"/>
+          <w:right w:val="single" w:sz="4" w:space="4" w:color="auto"/>
+        </w:pBdr>
+        <w:ind w:left="360"/>
+        <w:rPr>
+          <w:rFonts w:ascii="Courier New" w:hAnsi="Courier New" w:cs="Courier New"/>
+          <w:sz w:val="20"/>
+          <w:szCs w:val="20"/>
+          <w:lang w:val="en-US"/>
+        </w:rPr>
+      </w:pPr>
+      <w:r>
+        <w:rPr>
+          <w:rFonts w:ascii="Courier New" w:hAnsi="Courier New" w:cs="Courier New"/>
+          <w:sz w:val="20"/>
+          <w:szCs w:val="20"/>
+          <w:lang w:val="en-US"/>
+        </w:rPr>
+        <w:t>!</w:t>
+      </w:r>
+    </w:p>
+    <w:p>
+      <w:pPr>
+        <w:pBdr>
+          <w:top w:val="single" w:sz="4" w:space="1" w:color="auto"/>
+          <w:left w:val="single" w:sz="4" w:space="4" w:color="auto"/>
+          <w:bottom w:val="single" w:sz="4" w:space="1" w:color="auto"/>
+          <w:right w:val="single" w:sz="4" w:space="4" w:color="auto"/>
+        </w:pBdr>
+        <w:ind w:left="360"/>
+        <w:rPr>
+          <w:rFonts w:ascii="Courier New" w:hAnsi="Courier New" w:cs="Courier New"/>
+          <w:sz w:val="20"/>
+          <w:szCs w:val="20"/>
+          <w:lang w:val="en-US"/>
+        </w:rPr>
+      </w:pPr>
+      <w:r>
+        <w:rPr>
+          <w:rFonts w:ascii="Courier New" w:hAnsi="Courier New" w:cs="Courier New"/>
+          <w:sz w:val="20"/>
+          <w:szCs w:val="20"/>
+          <w:lang w:val="en-US"/>
+        </w:rPr>
+        <w:t>!</w:t>
+      </w:r>
+    </w:p>
+    <w:p>
+      <w:pPr>
+        <w:pBdr>
+          <w:top w:val="single" w:sz="4" w:space="1" w:color="auto"/>
+          <w:left w:val="single" w:sz="4" w:space="4" w:color="auto"/>
+          <w:bottom w:val="single" w:sz="4" w:space="1" w:color="auto"/>
+          <w:right w:val="single" w:sz="4" w:space="4" w:color="auto"/>
+        </w:pBdr>
+        <w:ind w:left="360"/>
+        <w:rPr>
+          <w:rFonts w:ascii="Courier New" w:hAnsi="Courier New" w:cs="Courier New"/>
+          <w:sz w:val="20"/>
+          <w:szCs w:val="20"/>
+          <w:lang w:val="en-US"/>
+        </w:rPr>
+      </w:pPr>
+      <w:r>
+        <w:rPr>
+          <w:rFonts w:ascii="Courier New" w:hAnsi="Courier New" w:cs="Courier New"/>
+          <w:sz w:val="20"/>
+          <w:szCs w:val="20"/>
+          <w:lang w:val="en-US"/>
+        </w:rPr>
+        <w:t>!</w:t>
+      </w:r>
+    </w:p>
+    <w:p>
+      <w:pPr>
+        <w:pBdr>
+          <w:top w:val="single" w:sz="4" w:space="1" w:color="auto"/>
+          <w:left w:val="single" w:sz="4" w:space="4" w:color="auto"/>
+          <w:bottom w:val="single" w:sz="4" w:space="1" w:color="auto"/>
+          <w:right w:val="single" w:sz="4" w:space="4" w:color="auto"/>
+        </w:pBdr>
+        <w:ind w:left="360"/>
+        <w:rPr>
+          <w:rFonts w:ascii="Courier New" w:hAnsi="Courier New" w:cs="Courier New"/>
+          <w:sz w:val="20"/>
+          <w:szCs w:val="20"/>
+          <w:lang w:val="en-US"/>
+        </w:rPr>
+      </w:pPr>
+      <w:r>
+        <w:rPr>
+          <w:rFonts w:ascii="Courier New" w:hAnsi="Courier New" w:cs="Courier New"/>
+          <w:sz w:val="20"/>
+          <w:szCs w:val="20"/>
+          <w:lang w:val="en-US"/>
+        </w:rPr>
+        <w:t>!</w:t>
+      </w:r>
+    </w:p>
+    <w:p>
+      <w:pPr>
+        <w:pBdr>
+          <w:top w:val="single" w:sz="4" w:space="1" w:color="auto"/>
+          <w:left w:val="single" w:sz="4" w:space="4" w:color="auto"/>
+          <w:bottom w:val="single" w:sz="4" w:space="1" w:color="auto"/>
+          <w:right w:val="single" w:sz="4" w:space="4" w:color="auto"/>
+        </w:pBdr>
+        <w:ind w:left="360"/>
+        <w:rPr>
+          <w:rFonts w:ascii="Courier New" w:hAnsi="Courier New" w:cs="Courier New"/>
+          <w:sz w:val="20"/>
+          <w:szCs w:val="20"/>
+          <w:lang w:val="en-US"/>
+        </w:rPr>
+      </w:pPr>
+      <w:r>
+        <w:rPr>
+          <w:rFonts w:ascii="Courier New" w:hAnsi="Courier New" w:cs="Courier New"/>
+          <w:sz w:val="20"/>
+          <w:szCs w:val="20"/>
+          <w:lang w:val="en-US"/>
+        </w:rPr>
+        <w:t>!</w:t>
+      </w:r>
+    </w:p>
+    <w:p>
+      <w:pPr>
+        <w:pBdr>
+          <w:top w:val="single" w:sz="4" w:space="1" w:color="auto"/>
+          <w:left w:val="single" w:sz="4" w:space="4" w:color="auto"/>
+          <w:bottom w:val="single" w:sz="4" w:space="1" w:color="auto"/>
+          <w:right w:val="single" w:sz="4" w:space="4" w:color="auto"/>
+        </w:pBdr>
+        <w:ind w:left="360"/>
+        <w:rPr>
+          <w:rFonts w:ascii="Courier New" w:hAnsi="Courier New" w:cs="Courier New"/>
+          <w:sz w:val="20"/>
+          <w:szCs w:val="20"/>
+          <w:lang w:val="en-US"/>
+        </w:rPr>
+      </w:pPr>
+      <w:r>
+        <w:rPr>
+          <w:rFonts w:ascii="Courier New" w:hAnsi="Courier New" w:cs="Courier New"/>
+          <w:sz w:val="20"/>
+          <w:szCs w:val="20"/>
+          <w:lang w:val="en-US"/>
+        </w:rPr>
+        <w:t>!</w:t>
+      </w:r>
+    </w:p>
+    <w:p>
+      <w:pPr>
+        <w:pBdr>
+          <w:top w:val="single" w:sz="4" w:space="1" w:color="auto"/>
+          <w:left w:val="single" w:sz="4" w:space="4" w:color="auto"/>
+          <w:bottom w:val="single" w:sz="4" w:space="1" w:color="auto"/>
+          <w:right w:val="single" w:sz="4" w:space="4" w:color="auto"/>
+        </w:pBdr>
+        <w:ind w:left="360"/>
+        <w:rPr>
+          <w:rFonts w:ascii="Courier New" w:hAnsi="Courier New" w:cs="Courier New"/>
+          <w:sz w:val="20"/>
+          <w:szCs w:val="20"/>
+          <w:lang w:val="en-US"/>
+        </w:rPr>
+      </w:pPr>
+      <w:r>
+        <w:rPr>
+          <w:rFonts w:ascii="Courier New" w:hAnsi="Courier New" w:cs="Courier New"/>
+          <w:sz w:val="20"/>
+          <w:szCs w:val="20"/>
+          <w:lang w:val="en-US"/>
+        </w:rPr>
+        <w:t>!</w:t>
+      </w:r>
+    </w:p>
+    <w:p>
+      <w:pPr>
+        <w:pBdr>
+          <w:top w:val="single" w:sz="4" w:space="1" w:color="auto"/>
+          <w:left w:val="single" w:sz="4" w:space="4" w:color="auto"/>
+          <w:bottom w:val="single" w:sz="4" w:space="1" w:color="auto"/>
+          <w:right w:val="single" w:sz="4" w:space="4" w:color="auto"/>
+        </w:pBdr>
+        <w:ind w:left="360"/>
+        <w:rPr>
+          <w:rFonts w:ascii="Courier New" w:hAnsi="Courier New" w:cs="Courier New"/>
+          <w:sz w:val="20"/>
+          <w:szCs w:val="20"/>
+          <w:lang w:val="en-US"/>
+        </w:rPr>
+      </w:pPr>
+      <w:r>
+        <w:rPr>
+          <w:rFonts w:ascii="Courier New" w:hAnsi="Courier New" w:cs="Courier New"/>
+          <w:sz w:val="20"/>
+          <w:szCs w:val="20"/>
+          <w:lang w:val="en-US"/>
+        </w:rPr>
+        <w:t>ip ssh version 2</w:t>
+      </w:r>
+    </w:p>
+    <w:p>
+      <w:pPr>
+        <w:pBdr>
+          <w:top w:val="single" w:sz="4" w:space="1" w:color="auto"/>
+          <w:left w:val="single" w:sz="4" w:space="4" w:color="auto"/>
+          <w:bottom w:val="single" w:sz="4" w:space="1" w:color="auto"/>
+          <w:right w:val="single" w:sz="4" w:space="4" w:color="auto"/>
+        </w:pBdr>
+        <w:ind w:left="360"/>
+        <w:rPr>
+          <w:rFonts w:ascii="Courier New" w:hAnsi="Courier New" w:cs="Courier New"/>
+          <w:sz w:val="20"/>
+          <w:szCs w:val="20"/>
+          <w:lang w:val="en-US"/>
+        </w:rPr>
+      </w:pPr>
+      <w:r>
+        <w:rPr>
+          <w:rFonts w:ascii="Courier New" w:hAnsi="Courier New" w:cs="Courier New"/>
+          <w:sz w:val="20"/>
+          <w:szCs w:val="20"/>
+          <w:lang w:val="en-US"/>
+        </w:rPr>
+        <w:t>ip domain-name rfronthaler.local</w:t>
+      </w:r>
+    </w:p>
+    <w:p>
+      <w:pPr>
+        <w:pBdr>
+          <w:top w:val="single" w:sz="4" w:space="1" w:color="auto"/>
+          <w:left w:val="single" w:sz="4" w:space="4" w:color="auto"/>
+          <w:bottom w:val="single" w:sz="4" w:space="1" w:color="auto"/>
+          <w:right w:val="single" w:sz="4" w:space="4" w:color="auto"/>
+        </w:pBdr>
+        <w:ind w:left="360"/>
+        <w:rPr>
+          <w:rFonts w:ascii="Courier New" w:hAnsi="Courier New" w:cs="Courier New"/>
+          <w:sz w:val="20"/>
+          <w:szCs w:val="20"/>
+          <w:lang w:val="en-US"/>
+        </w:rPr>
+      </w:pPr>
+      <w:r>
+        <w:rPr>
+          <w:rFonts w:ascii="Courier New" w:hAnsi="Courier New" w:cs="Courier New"/>
+          <w:sz w:val="20"/>
+          <w:szCs w:val="20"/>
+          <w:lang w:val="en-US"/>
+        </w:rPr>
+        <w:t>!</w:t>
+      </w:r>
+    </w:p>
+    <w:p>
+      <w:pPr>
+        <w:pBdr>
+          <w:top w:val="single" w:sz="4" w:space="1" w:color="auto"/>
+          <w:left w:val="single" w:sz="4" w:space="4" w:color="auto"/>
+          <w:bottom w:val="single" w:sz="4" w:space="1" w:color="auto"/>
+          <w:right w:val="single" w:sz="4" w:space="4" w:color="auto"/>
+        </w:pBdr>
+        <w:ind w:left="360"/>
+        <w:rPr>
+          <w:rFonts w:ascii="Courier New" w:hAnsi="Courier New" w:cs="Courier New"/>
+          <w:sz w:val="20"/>
+          <w:szCs w:val="20"/>
+          <w:lang w:val="en-US"/>
+        </w:rPr>
+      </w:pPr>
+      <w:r>
+        <w:rPr>
+          <w:rFonts w:ascii="Courier New" w:hAnsi="Courier New" w:cs="Courier New"/>
+          <w:sz w:val="20"/>
+          <w:szCs w:val="20"/>
+          <w:lang w:val="en-US"/>
+        </w:rPr>
+        <w:t>!</w:t>
+      </w:r>
+    </w:p>
+    <w:p>
+      <w:pPr>
+        <w:pBdr>
+          <w:top w:val="single" w:sz="4" w:space="1" w:color="auto"/>
+          <w:left w:val="single" w:sz="4" w:space="4" w:color="auto"/>
+          <w:bottom w:val="single" w:sz="4" w:space="1" w:color="auto"/>
+          <w:right w:val="single" w:sz="4" w:space="4" w:color="auto"/>
+        </w:pBdr>
+        <w:ind w:left="360"/>
+        <w:rPr>
+          <w:rFonts w:ascii="Courier New" w:hAnsi="Courier New" w:cs="Courier New"/>
+          <w:sz w:val="20"/>
+          <w:szCs w:val="20"/>
+          <w:lang w:val="en-US"/>
+        </w:rPr>
+      </w:pPr>
+      <w:r>
+        <w:rPr>
+          <w:rFonts w:ascii="Courier New" w:hAnsi="Courier New" w:cs="Courier New"/>
+          <w:sz w:val="20"/>
+          <w:szCs w:val="20"/>
+          <w:lang w:val="en-US"/>
+        </w:rPr>
+        <w:t>spanning-tree mode pvst</w:t>
+      </w:r>
+    </w:p>
+    <w:p>
+      <w:pPr>
+        <w:pBdr>
+          <w:top w:val="single" w:sz="4" w:space="1" w:color="auto"/>
+          <w:left w:val="single" w:sz="4" w:space="4" w:color="auto"/>
+          <w:bottom w:val="single" w:sz="4" w:space="1" w:color="auto"/>
+          <w:right w:val="single" w:sz="4" w:space="4" w:color="auto"/>
+        </w:pBdr>
+        <w:ind w:left="360"/>
+        <w:rPr>
+          <w:rFonts w:ascii="Courier New" w:hAnsi="Courier New" w:cs="Courier New"/>
+          <w:sz w:val="20"/>
+          <w:szCs w:val="20"/>
+          <w:lang w:val="en-US"/>
+        </w:rPr>
+      </w:pPr>
+      <w:r>
+        <w:rPr>
+          <w:rFonts w:ascii="Courier New" w:hAnsi="Courier New" w:cs="Courier New"/>
+          <w:sz w:val="20"/>
+          <w:szCs w:val="20"/>
+          <w:lang w:val="en-US"/>
+        </w:rPr>
+        <w:t>!</w:t>
+      </w:r>
+    </w:p>
+    <w:p>
+      <w:pPr>
+        <w:pBdr>
+          <w:top w:val="single" w:sz="4" w:space="1" w:color="auto"/>
+          <w:left w:val="single" w:sz="4" w:space="4" w:color="auto"/>
+          <w:bottom w:val="single" w:sz="4" w:space="1" w:color="auto"/>
+          <w:right w:val="single" w:sz="4" w:space="4" w:color="auto"/>
+        </w:pBdr>
+        <w:ind w:left="360"/>
+        <w:rPr>
+          <w:rFonts w:ascii="Courier New" w:hAnsi="Courier New" w:cs="Courier New"/>
+          <w:sz w:val="20"/>
+          <w:szCs w:val="20"/>
+          <w:lang w:val="en-US"/>
+        </w:rPr>
+      </w:pPr>
+      <w:r>
+        <w:rPr>
+          <w:rFonts w:ascii="Courier New" w:hAnsi="Courier New" w:cs="Courier New"/>
+          <w:sz w:val="20"/>
+          <w:szCs w:val="20"/>
+          <w:lang w:val="en-US"/>
+        </w:rPr>
+        <w:t>!</w:t>
+      </w:r>
+    </w:p>
+    <w:p>
+      <w:pPr>
+        <w:pBdr>
+          <w:top w:val="single" w:sz="4" w:space="1" w:color="auto"/>
+          <w:left w:val="single" w:sz="4" w:space="4" w:color="auto"/>
+          <w:bottom w:val="single" w:sz="4" w:space="1" w:color="auto"/>
+          <w:right w:val="single" w:sz="4" w:space="4" w:color="auto"/>
+        </w:pBdr>
+        <w:ind w:left="360"/>
+        <w:rPr>
+          <w:rFonts w:ascii="Courier New" w:hAnsi="Courier New" w:cs="Courier New"/>
+          <w:sz w:val="20"/>
+          <w:szCs w:val="20"/>
+          <w:lang w:val="en-US"/>
+        </w:rPr>
+      </w:pPr>
+      <w:r>
+        <w:rPr>
+          <w:rFonts w:ascii="Courier New" w:hAnsi="Courier New" w:cs="Courier New"/>
+          <w:sz w:val="20"/>
+          <w:szCs w:val="20"/>
+          <w:lang w:val="en-US"/>
+        </w:rPr>
+        <w:t>!</w:t>
+      </w:r>
+    </w:p>
+    <w:p>
+      <w:pPr>
+        <w:pBdr>
+          <w:top w:val="single" w:sz="4" w:space="1" w:color="auto"/>
+          <w:left w:val="single" w:sz="4" w:space="4" w:color="auto"/>
+          <w:bottom w:val="single" w:sz="4" w:space="1" w:color="auto"/>
+          <w:right w:val="single" w:sz="4" w:space="4" w:color="auto"/>
+        </w:pBdr>
+        <w:ind w:left="360"/>
+        <w:rPr>
+          <w:rFonts w:ascii="Courier New" w:hAnsi="Courier New" w:cs="Courier New"/>
+          <w:sz w:val="20"/>
+          <w:szCs w:val="20"/>
+          <w:lang w:val="en-US"/>
+        </w:rPr>
+      </w:pPr>
+      <w:r>
+        <w:rPr>
+          <w:rFonts w:ascii="Courier New" w:hAnsi="Courier New" w:cs="Courier New"/>
+          <w:sz w:val="20"/>
+          <w:szCs w:val="20"/>
+          <w:lang w:val="en-US"/>
+        </w:rPr>
+        <w:t>!</w:t>
+      </w:r>
+    </w:p>
+    <w:p>
+      <w:pPr>
+        <w:pBdr>
+          <w:top w:val="single" w:sz="4" w:space="1" w:color="auto"/>
+          <w:left w:val="single" w:sz="4" w:space="4" w:color="auto"/>
+          <w:bottom w:val="single" w:sz="4" w:space="1" w:color="auto"/>
+          <w:right w:val="single" w:sz="4" w:space="4" w:color="auto"/>
+        </w:pBdr>
+        <w:ind w:left="360"/>
+        <w:rPr>
+          <w:rFonts w:ascii="Courier New" w:hAnsi="Courier New" w:cs="Courier New"/>
+          <w:sz w:val="20"/>
+          <w:szCs w:val="20"/>
+          <w:lang w:val="en-US"/>
+        </w:rPr>
+      </w:pPr>
+      <w:r>
+        <w:rPr>
+          <w:rFonts w:ascii="Courier New" w:hAnsi="Courier New" w:cs="Courier New"/>
+          <w:sz w:val="20"/>
+          <w:szCs w:val="20"/>
+          <w:lang w:val="en-US"/>
+        </w:rPr>
+        <w:t>!</w:t>
+      </w:r>
+    </w:p>
+    <w:p>
+      <w:pPr>
+        <w:pBdr>
+          <w:top w:val="single" w:sz="4" w:space="1" w:color="auto"/>
+          <w:left w:val="single" w:sz="4" w:space="4" w:color="auto"/>
+          <w:bottom w:val="single" w:sz="4" w:space="1" w:color="auto"/>
+          <w:right w:val="single" w:sz="4" w:space="4" w:color="auto"/>
+        </w:pBdr>
+        <w:ind w:left="360"/>
+        <w:rPr>
+          <w:rFonts w:ascii="Courier New" w:hAnsi="Courier New" w:cs="Courier New"/>
+          <w:sz w:val="20"/>
+          <w:szCs w:val="20"/>
+          <w:lang w:val="en-US"/>
+        </w:rPr>
+      </w:pPr>
+      <w:r>
+        <w:rPr>
+          <w:rFonts w:ascii="Courier New" w:hAnsi="Courier New" w:cs="Courier New"/>
+          <w:sz w:val="20"/>
+          <w:szCs w:val="20"/>
+          <w:lang w:val="en-US"/>
+        </w:rPr>
+        <w:t>!</w:t>
+      </w:r>
+    </w:p>
+    <w:p>
+      <w:pPr>
+        <w:pBdr>
+          <w:top w:val="single" w:sz="4" w:space="1" w:color="auto"/>
+          <w:left w:val="single" w:sz="4" w:space="4" w:color="auto"/>
+          <w:bottom w:val="single" w:sz="4" w:space="1" w:color="auto"/>
+          <w:right w:val="single" w:sz="4" w:space="4" w:color="auto"/>
+        </w:pBdr>
+        <w:ind w:left="360"/>
+        <w:rPr>
+          <w:rFonts w:ascii="Courier New" w:hAnsi="Courier New" w:cs="Courier New"/>
+          <w:sz w:val="20"/>
+          <w:szCs w:val="20"/>
+          <w:lang w:val="en-US"/>
+        </w:rPr>
+      </w:pPr>
+      <w:r>
+        <w:rPr>
+          <w:rFonts w:ascii="Courier New" w:hAnsi="Courier New" w:cs="Courier New"/>
+          <w:sz w:val="20"/>
+          <w:szCs w:val="20"/>
+          <w:lang w:val="en-US"/>
+        </w:rPr>
+        <w:t>interface GigabitEthernet0/0</w:t>
+      </w:r>
+    </w:p>
+    <w:p>
+      <w:pPr>
+        <w:pBdr>
+          <w:top w:val="single" w:sz="4" w:space="1" w:color="auto"/>
+          <w:left w:val="single" w:sz="4" w:space="4" w:color="auto"/>
+          <w:bottom w:val="single" w:sz="4" w:space="1" w:color="auto"/>
+          <w:right w:val="single" w:sz="4" w:space="4" w:color="auto"/>
+        </w:pBdr>
+        <w:ind w:left="360"/>
+        <w:rPr>
+          <w:rFonts w:ascii="Courier New" w:hAnsi="Courier New" w:cs="Courier New"/>
+          <w:sz w:val="20"/>
+          <w:szCs w:val="20"/>
+          <w:lang w:val="en-US"/>
+        </w:rPr>
+      </w:pPr>
+      <w:r>
+        <w:rPr>
+          <w:rFonts w:ascii="Courier New" w:hAnsi="Courier New" w:cs="Courier New"/>
+          <w:sz w:val="20"/>
+          <w:szCs w:val="20"/>
+          <w:lang w:val="en-US"/>
+        </w:rPr>
+        <w:t xml:space="preserve"> description to_switch</w:t>
+      </w:r>
+    </w:p>
+    <w:p>
+      <w:pPr>
+        <w:pBdr>
+          <w:top w:val="single" w:sz="4" w:space="1" w:color="auto"/>
+          <w:left w:val="single" w:sz="4" w:space="4" w:color="auto"/>
+          <w:bottom w:val="single" w:sz="4" w:space="1" w:color="auto"/>
+          <w:right w:val="single" w:sz="4" w:space="4" w:color="auto"/>
+        </w:pBdr>
+        <w:ind w:left="360"/>
+        <w:rPr>
+          <w:rFonts w:ascii="Courier New" w:hAnsi="Courier New" w:cs="Courier New"/>
+          <w:sz w:val="20"/>
+          <w:szCs w:val="20"/>
+          <w:lang w:val="en-US"/>
+        </w:rPr>
+      </w:pPr>
+      <w:r>
+        <w:rPr>
+          <w:rFonts w:ascii="Courier New" w:hAnsi="Courier New" w:cs="Courier New"/>
+          <w:sz w:val="20"/>
+          <w:szCs w:val="20"/>
+          <w:lang w:val="en-US"/>
+        </w:rPr>
+        <w:t xml:space="preserve"> no ip address</w:t>
+      </w:r>
+    </w:p>
+    <w:p>
+      <w:pPr>
+        <w:pBdr>
+          <w:top w:val="single" w:sz="4" w:space="1" w:color="auto"/>
+          <w:left w:val="single" w:sz="4" w:space="4" w:color="auto"/>
+          <w:bottom w:val="single" w:sz="4" w:space="1" w:color="auto"/>
+          <w:right w:val="single" w:sz="4" w:space="4" w:color="auto"/>
+        </w:pBdr>
+        <w:ind w:left="360"/>
+        <w:rPr>
+          <w:rFonts w:ascii="Courier New" w:hAnsi="Courier New" w:cs="Courier New"/>
+          <w:sz w:val="20"/>
+          <w:szCs w:val="20"/>
+          <w:lang w:val="en-US"/>
+        </w:rPr>
+      </w:pPr>
+      <w:r>
+        <w:rPr>
+          <w:rFonts w:ascii="Courier New" w:hAnsi="Courier New" w:cs="Courier New"/>
+          <w:sz w:val="20"/>
+          <w:szCs w:val="20"/>
+          <w:lang w:val="en-US"/>
+        </w:rPr>
+        <w:t xml:space="preserve"> duplex auto</w:t>
+      </w:r>
+    </w:p>
+    <w:p>
+      <w:pPr>
+        <w:pBdr>
+          <w:top w:val="single" w:sz="4" w:space="1" w:color="auto"/>
+          <w:left w:val="single" w:sz="4" w:space="4" w:color="auto"/>
+          <w:bottom w:val="single" w:sz="4" w:space="1" w:color="auto"/>
+          <w:right w:val="single" w:sz="4" w:space="4" w:color="auto"/>
+        </w:pBdr>
+        <w:ind w:left="360"/>
+        <w:rPr>
+          <w:rFonts w:ascii="Courier New" w:hAnsi="Courier New" w:cs="Courier New"/>
+          <w:sz w:val="20"/>
+          <w:szCs w:val="20"/>
+          <w:lang w:val="en-US"/>
+        </w:rPr>
+      </w:pPr>
+      <w:r>
+        <w:rPr>
+          <w:rFonts w:ascii="Courier New" w:hAnsi="Courier New" w:cs="Courier New"/>
+          <w:sz w:val="20"/>
+          <w:szCs w:val="20"/>
+          <w:lang w:val="en-US"/>
+        </w:rPr>
+        <w:t xml:space="preserve"> speed auto</w:t>
+      </w:r>
+    </w:p>
+    <w:p>
+      <w:pPr>
+        <w:pBdr>
+          <w:top w:val="single" w:sz="4" w:space="1" w:color="auto"/>
+          <w:left w:val="single" w:sz="4" w:space="4" w:color="auto"/>
+          <w:bottom w:val="single" w:sz="4" w:space="1" w:color="auto"/>
+          <w:right w:val="single" w:sz="4" w:space="4" w:color="auto"/>
+        </w:pBdr>
+        <w:ind w:left="360"/>
+        <w:rPr>
+          <w:rFonts w:ascii="Courier New" w:hAnsi="Courier New" w:cs="Courier New"/>
+          <w:sz w:val="20"/>
+          <w:szCs w:val="20"/>
+          <w:lang w:val="en-US"/>
+        </w:rPr>
+      </w:pPr>
+      <w:r>
+        <w:rPr>
+          <w:rFonts w:ascii="Courier New" w:hAnsi="Courier New" w:cs="Courier New"/>
+          <w:sz w:val="20"/>
+          <w:szCs w:val="20"/>
+          <w:lang w:val="en-US"/>
+        </w:rPr>
+        <w:t xml:space="preserve"> ipv6 address 2001:DB8:AC03::1/64</w:t>
+      </w:r>
+    </w:p>
+    <w:p>
+      <w:pPr>
+        <w:pBdr>
+          <w:top w:val="single" w:sz="4" w:space="1" w:color="auto"/>
+          <w:left w:val="single" w:sz="4" w:space="4" w:color="auto"/>
+          <w:bottom w:val="single" w:sz="4" w:space="1" w:color="auto"/>
+          <w:right w:val="single" w:sz="4" w:space="4" w:color="auto"/>
+        </w:pBdr>
+        <w:ind w:left="360"/>
+        <w:rPr>
+          <w:rFonts w:ascii="Courier New" w:hAnsi="Courier New" w:cs="Courier New"/>
+          <w:sz w:val="20"/>
+          <w:szCs w:val="20"/>
+          <w:lang w:val="en-US"/>
+        </w:rPr>
+      </w:pPr>
+      <w:r>
+        <w:rPr>
+          <w:rFonts w:ascii="Courier New" w:hAnsi="Courier New" w:cs="Courier New"/>
+          <w:sz w:val="20"/>
+          <w:szCs w:val="20"/>
+          <w:lang w:val="en-US"/>
+        </w:rPr>
+        <w:t>!</w:t>
+      </w:r>
+    </w:p>
+    <w:p>
+      <w:pPr>
+        <w:pBdr>
+          <w:top w:val="single" w:sz="4" w:space="1" w:color="auto"/>
+          <w:left w:val="single" w:sz="4" w:space="4" w:color="auto"/>
+          <w:bottom w:val="single" w:sz="4" w:space="1" w:color="auto"/>
+          <w:right w:val="single" w:sz="4" w:space="4" w:color="auto"/>
+        </w:pBdr>
+        <w:ind w:left="360"/>
+        <w:rPr>
+          <w:rFonts w:ascii="Courier New" w:hAnsi="Courier New" w:cs="Courier New"/>
+          <w:sz w:val="20"/>
+          <w:szCs w:val="20"/>
+          <w:lang w:val="en-US"/>
+        </w:rPr>
+      </w:pPr>
+      <w:r>
+        <w:rPr>
+          <w:rFonts w:ascii="Courier New" w:hAnsi="Courier New" w:cs="Courier New"/>
+          <w:sz w:val="20"/>
+          <w:szCs w:val="20"/>
+          <w:lang w:val="en-US"/>
+        </w:rPr>
+        <w:t>interface GigabitEthernet0/0.10</w:t>
+      </w:r>
+    </w:p>
+    <w:p>
+      <w:pPr>
+        <w:pBdr>
+          <w:top w:val="single" w:sz="4" w:space="1" w:color="auto"/>
+          <w:left w:val="single" w:sz="4" w:space="4" w:color="auto"/>
+          <w:bottom w:val="single" w:sz="4" w:space="1" w:color="auto"/>
+          <w:right w:val="single" w:sz="4" w:space="4" w:color="auto"/>
+        </w:pBdr>
+        <w:ind w:left="360"/>
+        <w:rPr>
+          <w:rFonts w:ascii="Courier New" w:hAnsi="Courier New" w:cs="Courier New"/>
+          <w:sz w:val="20"/>
+          <w:szCs w:val="20"/>
+          <w:lang w:val="en-US"/>
+        </w:rPr>
+      </w:pPr>
+      <w:r>
+        <w:rPr>
+          <w:rFonts w:ascii="Courier New" w:hAnsi="Courier New" w:cs="Courier New"/>
+          <w:sz w:val="20"/>
+          <w:szCs w:val="20"/>
+          <w:lang w:val="en-US"/>
+        </w:rPr>
+        <w:t xml:space="preserve"> encapsulation dot1Q 10</w:t>
+      </w:r>
+    </w:p>
+    <w:p>
+      <w:pPr>
+        <w:pBdr>
+          <w:top w:val="single" w:sz="4" w:space="1" w:color="auto"/>
+          <w:left w:val="single" w:sz="4" w:space="4" w:color="auto"/>
+          <w:bottom w:val="single" w:sz="4" w:space="1" w:color="auto"/>
+          <w:right w:val="single" w:sz="4" w:space="4" w:color="auto"/>
+        </w:pBdr>
+        <w:ind w:left="360"/>
+        <w:rPr>
+          <w:rFonts w:ascii="Courier New" w:hAnsi="Courier New" w:cs="Courier New"/>
+          <w:sz w:val="20"/>
+          <w:szCs w:val="20"/>
+          <w:lang w:val="en-US"/>
+        </w:rPr>
+      </w:pPr>
+      <w:r>
+        <w:rPr>
+          <w:rFonts w:ascii="Courier New" w:hAnsi="Courier New" w:cs="Courier New"/>
+          <w:sz w:val="20"/>
+          <w:szCs w:val="20"/>
+          <w:lang w:val="en-US"/>
+        </w:rPr>
+        <w:t xml:space="preserve"> ip address 10.25.3.1 255.255.255.128</w:t>
+      </w:r>
+    </w:p>
+    <w:p>
+      <w:pPr>
+        <w:pBdr>
+          <w:top w:val="single" w:sz="4" w:space="1" w:color="auto"/>
+          <w:left w:val="single" w:sz="4" w:space="4" w:color="auto"/>
+          <w:bottom w:val="single" w:sz="4" w:space="1" w:color="auto"/>
+          <w:right w:val="single" w:sz="4" w:space="4" w:color="auto"/>
+        </w:pBdr>
+        <w:ind w:left="360"/>
+        <w:rPr>
+          <w:rFonts w:ascii="Courier New" w:hAnsi="Courier New" w:cs="Courier New"/>
+          <w:sz w:val="20"/>
+          <w:szCs w:val="20"/>
+          <w:lang w:val="en-US"/>
+        </w:rPr>
+      </w:pPr>
+      <w:r>
+        <w:rPr>
+          <w:rFonts w:ascii="Courier New" w:hAnsi="Courier New" w:cs="Courier New"/>
+          <w:sz w:val="20"/>
+          <w:szCs w:val="20"/>
+          <w:lang w:val="en-US"/>
+        </w:rPr>
+        <w:t>!</w:t>
+      </w:r>
+    </w:p>
+    <w:p>
+      <w:pPr>
+        <w:pBdr>
+          <w:top w:val="single" w:sz="4" w:space="1" w:color="auto"/>
+          <w:left w:val="single" w:sz="4" w:space="4" w:color="auto"/>
+          <w:bottom w:val="single" w:sz="4" w:space="1" w:color="auto"/>
+          <w:right w:val="single" w:sz="4" w:space="4" w:color="auto"/>
+        </w:pBdr>
+        <w:ind w:left="360"/>
+        <w:rPr>
+          <w:rFonts w:ascii="Courier New" w:hAnsi="Courier New" w:cs="Courier New"/>
+          <w:sz w:val="20"/>
+          <w:szCs w:val="20"/>
+          <w:lang w:val="en-US"/>
+        </w:rPr>
+      </w:pPr>
+      <w:r>
+        <w:rPr>
+          <w:rFonts w:ascii="Courier New" w:hAnsi="Courier New" w:cs="Courier New"/>
+          <w:sz w:val="20"/>
+          <w:szCs w:val="20"/>
+          <w:lang w:val="en-US"/>
+        </w:rPr>
+        <w:t>interface GigabitEthernet0/0.20</w:t>
+      </w:r>
+    </w:p>
+    <w:p>
+      <w:pPr>
+        <w:pBdr>
+          <w:top w:val="single" w:sz="4" w:space="1" w:color="auto"/>
+          <w:left w:val="single" w:sz="4" w:space="4" w:color="auto"/>
+          <w:bottom w:val="single" w:sz="4" w:space="1" w:color="auto"/>
+          <w:right w:val="single" w:sz="4" w:space="4" w:color="auto"/>
+        </w:pBdr>
+        <w:ind w:left="360"/>
+        <w:rPr>
+          <w:rFonts w:ascii="Courier New" w:hAnsi="Courier New" w:cs="Courier New"/>
+          <w:sz w:val="20"/>
+          <w:szCs w:val="20"/>
+          <w:lang w:val="en-US"/>
+        </w:rPr>
+      </w:pPr>
+      <w:r>
+        <w:rPr>
+          <w:rFonts w:ascii="Courier New" w:hAnsi="Courier New" w:cs="Courier New"/>
+          <w:sz w:val="20"/>
+          <w:szCs w:val="20"/>
+          <w:lang w:val="en-US"/>
+        </w:rPr>
+        <w:t xml:space="preserve"> encapsulation dot1Q 20</w:t>
+      </w:r>
+    </w:p>
+    <w:p>
+      <w:pPr>
+        <w:pBdr>
+          <w:top w:val="single" w:sz="4" w:space="1" w:color="auto"/>
+          <w:left w:val="single" w:sz="4" w:space="4" w:color="auto"/>
+          <w:bottom w:val="single" w:sz="4" w:space="1" w:color="auto"/>
+          <w:right w:val="single" w:sz="4" w:space="4" w:color="auto"/>
+        </w:pBdr>
+        <w:ind w:left="360"/>
+        <w:rPr>
+          <w:rFonts w:ascii="Courier New" w:hAnsi="Courier New" w:cs="Courier New"/>
+          <w:sz w:val="20"/>
+          <w:szCs w:val="20"/>
+          <w:lang w:val="en-US"/>
+        </w:rPr>
+      </w:pPr>
+      <w:r>
+        <w:rPr>
+          <w:rFonts w:ascii="Courier New" w:hAnsi="Courier New" w:cs="Courier New"/>
+          <w:sz w:val="20"/>
+          <w:szCs w:val="20"/>
+          <w:lang w:val="en-US"/>
+        </w:rPr>
+        <w:t xml:space="preserve"> ip address 10.25.3.130 255.255.255.248</w:t>
+      </w:r>
+    </w:p>
+    <w:p>
+      <w:pPr>
+        <w:pBdr>
+          <w:top w:val="single" w:sz="4" w:space="1" w:color="auto"/>
+          <w:left w:val="single" w:sz="4" w:space="4" w:color="auto"/>
+          <w:bottom w:val="single" w:sz="4" w:space="1" w:color="auto"/>
+          <w:right w:val="single" w:sz="4" w:space="4" w:color="auto"/>
+        </w:pBdr>
+        <w:ind w:left="360"/>
+        <w:rPr>
+          <w:rFonts w:ascii="Courier New" w:hAnsi="Courier New" w:cs="Courier New"/>
+          <w:sz w:val="20"/>
+          <w:szCs w:val="20"/>
+          <w:lang w:val="en-US"/>
+        </w:rPr>
+      </w:pPr>
+      <w:r>
+        <w:rPr>
+          <w:rFonts w:ascii="Courier New" w:hAnsi="Courier New" w:cs="Courier New"/>
+          <w:sz w:val="20"/>
+          <w:szCs w:val="20"/>
+          <w:lang w:val="en-US"/>
+        </w:rPr>
+        <w:t>!</w:t>
+      </w:r>
+    </w:p>
+    <w:p>
+      <w:pPr>
+        <w:pBdr>
+          <w:top w:val="single" w:sz="4" w:space="1" w:color="auto"/>
+          <w:left w:val="single" w:sz="4" w:space="4" w:color="auto"/>
+          <w:bottom w:val="single" w:sz="4" w:space="1" w:color="auto"/>
+          <w:right w:val="single" w:sz="4" w:space="4" w:color="auto"/>
+        </w:pBdr>
+        <w:ind w:left="360"/>
+        <w:rPr>
+          <w:rFonts w:ascii="Courier New" w:hAnsi="Courier New" w:cs="Courier New"/>
+          <w:sz w:val="20"/>
+          <w:szCs w:val="20"/>
+          <w:lang w:val="en-US"/>
+        </w:rPr>
+      </w:pPr>
+      <w:r>
+        <w:rPr>
+          <w:rFonts w:ascii="Courier New" w:hAnsi="Courier New" w:cs="Courier New"/>
+          <w:sz w:val="20"/>
+          <w:szCs w:val="20"/>
+          <w:lang w:val="en-US"/>
+        </w:rPr>
+        <w:t>interface GigabitEthernet0/1</w:t>
+      </w:r>
+    </w:p>
+    <w:p>
+      <w:pPr>
+        <w:pBdr>
+          <w:top w:val="single" w:sz="4" w:space="1" w:color="auto"/>
+          <w:left w:val="single" w:sz="4" w:space="4" w:color="auto"/>
+          <w:bottom w:val="single" w:sz="4" w:space="1" w:color="auto"/>
+          <w:right w:val="single" w:sz="4" w:space="4" w:color="auto"/>
+        </w:pBdr>
+        <w:ind w:left="360"/>
+        <w:rPr>
+          <w:rFonts w:ascii="Courier New" w:hAnsi="Courier New" w:cs="Courier New"/>
+          <w:sz w:val="20"/>
+          <w:szCs w:val="20"/>
+          <w:lang w:val="en-US"/>
+        </w:rPr>
+      </w:pPr>
+      <w:r>
+        <w:rPr>
+          <w:rFonts w:ascii="Courier New" w:hAnsi="Courier New" w:cs="Courier New"/>
+          <w:sz w:val="20"/>
+          <w:szCs w:val="20"/>
+          <w:lang w:val="en-US"/>
+        </w:rPr>
+        <w:t xml:space="preserve"> description to_pc</w:t>
+      </w:r>
+    </w:p>
+    <w:p>
+      <w:pPr>
+        <w:pBdr>
+          <w:top w:val="single" w:sz="4" w:space="1" w:color="auto"/>
+          <w:left w:val="single" w:sz="4" w:space="4" w:color="auto"/>
+          <w:bottom w:val="single" w:sz="4" w:space="1" w:color="auto"/>
+          <w:right w:val="single" w:sz="4" w:space="4" w:color="auto"/>
+        </w:pBdr>
+        <w:ind w:left="360"/>
+        <w:rPr>
+          <w:rFonts w:ascii="Courier New" w:hAnsi="Courier New" w:cs="Courier New"/>
+          <w:sz w:val="20"/>
+          <w:szCs w:val="20"/>
+          <w:lang w:val="en-US"/>
+        </w:rPr>
+      </w:pPr>
+      <w:r>
+        <w:rPr>
+          <w:rFonts w:ascii="Courier New" w:hAnsi="Courier New" w:cs="Courier New"/>
+          <w:sz w:val="20"/>
+          <w:szCs w:val="20"/>
+          <w:lang w:val="en-US"/>
+        </w:rPr>
+        <w:t xml:space="preserve"> no ip address</w:t>
+      </w:r>
+    </w:p>
+    <w:p>
+      <w:pPr>
+        <w:pBdr>
+          <w:top w:val="single" w:sz="4" w:space="1" w:color="auto"/>
+          <w:left w:val="single" w:sz="4" w:space="4" w:color="auto"/>
+          <w:bottom w:val="single" w:sz="4" w:space="1" w:color="auto"/>
+          <w:right w:val="single" w:sz="4" w:space="4" w:color="auto"/>
+        </w:pBdr>
+        <w:ind w:left="360"/>
+        <w:rPr>
+          <w:rFonts w:ascii="Courier New" w:hAnsi="Courier New" w:cs="Courier New"/>
+          <w:sz w:val="20"/>
+          <w:szCs w:val="20"/>
+          <w:lang w:val="en-US"/>
+        </w:rPr>
+      </w:pPr>
+      <w:r>
+        <w:rPr>
+          <w:rFonts w:ascii="Courier New" w:hAnsi="Courier New" w:cs="Courier New"/>
+          <w:sz w:val="20"/>
+          <w:szCs w:val="20"/>
+          <w:lang w:val="en-US"/>
+        </w:rPr>
+        <w:t xml:space="preserve"> duplex auto</w:t>
+      </w:r>
+    </w:p>
+    <w:p>
+      <w:pPr>
+        <w:pBdr>
+          <w:top w:val="single" w:sz="4" w:space="1" w:color="auto"/>
+          <w:left w:val="single" w:sz="4" w:space="4" w:color="auto"/>
+          <w:bottom w:val="single" w:sz="4" w:space="1" w:color="auto"/>
+          <w:right w:val="single" w:sz="4" w:space="4" w:color="auto"/>
+        </w:pBdr>
+        <w:ind w:left="360"/>
+        <w:rPr>
+          <w:rFonts w:ascii="Courier New" w:hAnsi="Courier New" w:cs="Courier New"/>
+          <w:sz w:val="20"/>
+          <w:szCs w:val="20"/>
+          <w:lang w:val="en-US"/>
+        </w:rPr>
+      </w:pPr>
+      <w:r>
+        <w:rPr>
+          <w:rFonts w:ascii="Courier New" w:hAnsi="Courier New" w:cs="Courier New"/>
+          <w:sz w:val="20"/>
+          <w:szCs w:val="20"/>
+          <w:lang w:val="en-US"/>
+        </w:rPr>
+        <w:t xml:space="preserve"> speed auto</w:t>
+      </w:r>
+    </w:p>
+    <w:p>
+      <w:pPr>
+        <w:pBdr>
+          <w:top w:val="single" w:sz="4" w:space="1" w:color="auto"/>
+          <w:left w:val="single" w:sz="4" w:space="4" w:color="auto"/>
+          <w:bottom w:val="single" w:sz="4" w:space="1" w:color="auto"/>
+          <w:right w:val="single" w:sz="4" w:space="4" w:color="auto"/>
+        </w:pBdr>
+        <w:ind w:left="360"/>
+        <w:rPr>
+          <w:rFonts w:ascii="Courier New" w:hAnsi="Courier New" w:cs="Courier New"/>
+          <w:sz w:val="20"/>
+          <w:szCs w:val="20"/>
+          <w:lang w:val="en-US"/>
+        </w:rPr>
+      </w:pPr>
+      <w:r>
+        <w:rPr>
+          <w:rFonts w:ascii="Courier New" w:hAnsi="Courier New" w:cs="Courier New"/>
+          <w:sz w:val="20"/>
+          <w:szCs w:val="20"/>
+          <w:lang w:val="en-US"/>
+        </w:rPr>
+        <w:t xml:space="preserve"> ipv6 address 2001:DB8:AC03:1::1/64</w:t>
+      </w:r>
+    </w:p>
+    <w:p>
+      <w:pPr>
+        <w:pBdr>
+          <w:top w:val="single" w:sz="4" w:space="1" w:color="auto"/>
+          <w:left w:val="single" w:sz="4" w:space="4" w:color="auto"/>
+          <w:bottom w:val="single" w:sz="4" w:space="1" w:color="auto"/>
+          <w:right w:val="single" w:sz="4" w:space="4" w:color="auto"/>
+        </w:pBdr>
+        <w:ind w:left="360"/>
+        <w:rPr>
+          <w:rFonts w:ascii="Courier New" w:hAnsi="Courier New" w:cs="Courier New"/>
+          <w:sz w:val="20"/>
+          <w:szCs w:val="20"/>
+          <w:lang w:val="en-US"/>
+        </w:rPr>
+      </w:pPr>
+      <w:r>
+        <w:rPr>
+          <w:rFonts w:ascii="Courier New" w:hAnsi="Courier New" w:cs="Courier New"/>
+          <w:sz w:val="20"/>
+          <w:szCs w:val="20"/>
+          <w:lang w:val="en-US"/>
+        </w:rPr>
+        <w:t xml:space="preserve"> shutdown</w:t>
+      </w:r>
+    </w:p>
+    <w:p>
+      <w:pPr>
+        <w:pBdr>
+          <w:top w:val="single" w:sz="4" w:space="1" w:color="auto"/>
+          <w:left w:val="single" w:sz="4" w:space="4" w:color="auto"/>
+          <w:bottom w:val="single" w:sz="4" w:space="1" w:color="auto"/>
+          <w:right w:val="single" w:sz="4" w:space="4" w:color="auto"/>
+        </w:pBdr>
+        <w:ind w:left="360"/>
+        <w:rPr>
+          <w:rFonts w:ascii="Courier New" w:hAnsi="Courier New" w:cs="Courier New"/>
+          <w:sz w:val="20"/>
+          <w:szCs w:val="20"/>
+          <w:lang w:val="en-US"/>
+        </w:rPr>
+      </w:pPr>
+      <w:r>
+        <w:rPr>
+          <w:rFonts w:ascii="Courier New" w:hAnsi="Courier New" w:cs="Courier New"/>
+          <w:sz w:val="20"/>
+          <w:szCs w:val="20"/>
+          <w:lang w:val="en-US"/>
+        </w:rPr>
+        <w:t>!</w:t>
+      </w:r>
+    </w:p>
+    <w:p>
+      <w:pPr>
+        <w:pBdr>
+          <w:top w:val="single" w:sz="4" w:space="1" w:color="auto"/>
+          <w:left w:val="single" w:sz="4" w:space="4" w:color="auto"/>
+          <w:bottom w:val="single" w:sz="4" w:space="1" w:color="auto"/>
+          <w:right w:val="single" w:sz="4" w:space="4" w:color="auto"/>
+        </w:pBdr>
+        <w:ind w:left="360"/>
+        <w:rPr>
+          <w:rFonts w:ascii="Courier New" w:hAnsi="Courier New" w:cs="Courier New"/>
+          <w:sz w:val="20"/>
+          <w:szCs w:val="20"/>
+          <w:lang w:val="en-US"/>
+        </w:rPr>
+      </w:pPr>
+      <w:r>
+        <w:rPr>
+          <w:rFonts w:ascii="Courier New" w:hAnsi="Courier New" w:cs="Courier New"/>
+          <w:sz w:val="20"/>
+          <w:szCs w:val="20"/>
+          <w:lang w:val="en-US"/>
+        </w:rPr>
+        <w:t>interface Vlan1</w:t>
+      </w:r>
+    </w:p>
+    <w:p>
+      <w:pPr>
+        <w:pBdr>
+          <w:top w:val="single" w:sz="4" w:space="1" w:color="auto"/>
+          <w:left w:val="single" w:sz="4" w:space="4" w:color="auto"/>
+          <w:bottom w:val="single" w:sz="4" w:space="1" w:color="auto"/>
+          <w:right w:val="single" w:sz="4" w:space="4" w:color="auto"/>
+        </w:pBdr>
+        <w:ind w:left="360"/>
+        <w:rPr>
+          <w:rFonts w:ascii="Courier New" w:hAnsi="Courier New" w:cs="Courier New"/>
+          <w:sz w:val="20"/>
+          <w:szCs w:val="20"/>
+          <w:lang w:val="en-US"/>
+        </w:rPr>
+      </w:pPr>
+      <w:r>
+        <w:rPr>
+          <w:rFonts w:ascii="Courier New" w:hAnsi="Courier New" w:cs="Courier New"/>
+          <w:sz w:val="20"/>
+          <w:szCs w:val="20"/>
+          <w:lang w:val="en-US"/>
+        </w:rPr>
+        <w:lastRenderedPageBreak/>
+        <w:t xml:space="preserve"> no ip address</w:t>
+      </w:r>
+    </w:p>
+    <w:p>
+      <w:pPr>
+        <w:pBdr>
+          <w:top w:val="single" w:sz="4" w:space="1" w:color="auto"/>
+          <w:left w:val="single" w:sz="4" w:space="4" w:color="auto"/>
+          <w:bottom w:val="single" w:sz="4" w:space="1" w:color="auto"/>
+          <w:right w:val="single" w:sz="4" w:space="4" w:color="auto"/>
+        </w:pBdr>
+        <w:ind w:left="360"/>
+        <w:rPr>
+          <w:rFonts w:ascii="Courier New" w:hAnsi="Courier New" w:cs="Courier New"/>
+          <w:sz w:val="20"/>
+          <w:szCs w:val="20"/>
+          <w:lang w:val="en-US"/>
+        </w:rPr>
+      </w:pPr>
+      <w:r>
+        <w:rPr>
+          <w:rFonts w:ascii="Courier New" w:hAnsi="Courier New" w:cs="Courier New"/>
+          <w:sz w:val="20"/>
+          <w:szCs w:val="20"/>
+          <w:lang w:val="en-US"/>
+        </w:rPr>
+        <w:t xml:space="preserve"> shutdown</w:t>
+      </w:r>
+    </w:p>
+    <w:p>
+      <w:pPr>
+        <w:pBdr>
+          <w:top w:val="single" w:sz="4" w:space="1" w:color="auto"/>
+          <w:left w:val="single" w:sz="4" w:space="4" w:color="auto"/>
+          <w:bottom w:val="single" w:sz="4" w:space="1" w:color="auto"/>
+          <w:right w:val="single" w:sz="4" w:space="4" w:color="auto"/>
+        </w:pBdr>
+        <w:ind w:left="360"/>
+        <w:rPr>
+          <w:rFonts w:ascii="Courier New" w:hAnsi="Courier New" w:cs="Courier New"/>
+          <w:sz w:val="20"/>
+          <w:szCs w:val="20"/>
+          <w:lang w:val="en-US"/>
+        </w:rPr>
+      </w:pPr>
+      <w:r>
+        <w:rPr>
+          <w:rFonts w:ascii="Courier New" w:hAnsi="Courier New" w:cs="Courier New"/>
+          <w:sz w:val="20"/>
+          <w:szCs w:val="20"/>
+          <w:lang w:val="en-US"/>
+        </w:rPr>
+        <w:t>!</w:t>
+      </w:r>
+    </w:p>
+    <w:p>
+      <w:pPr>
+        <w:pBdr>
+          <w:top w:val="single" w:sz="4" w:space="1" w:color="auto"/>
+          <w:left w:val="single" w:sz="4" w:space="4" w:color="auto"/>
+          <w:bottom w:val="single" w:sz="4" w:space="1" w:color="auto"/>
+          <w:right w:val="single" w:sz="4" w:space="4" w:color="auto"/>
+        </w:pBdr>
+        <w:ind w:left="360"/>
+        <w:rPr>
+          <w:rFonts w:ascii="Courier New" w:hAnsi="Courier New" w:cs="Courier New"/>
+          <w:sz w:val="20"/>
+          <w:szCs w:val="20"/>
+          <w:lang w:val="en-US"/>
+        </w:rPr>
+      </w:pPr>
+      <w:r>
+        <w:rPr>
+          <w:rFonts w:ascii="Courier New" w:hAnsi="Courier New" w:cs="Courier New"/>
+          <w:sz w:val="20"/>
+          <w:szCs w:val="20"/>
+          <w:lang w:val="en-US"/>
+        </w:rPr>
+        <w:t>ip classless</w:t>
+      </w:r>
+    </w:p>
+    <w:p>
+      <w:pPr>
+        <w:pBdr>
+          <w:top w:val="single" w:sz="4" w:space="1" w:color="auto"/>
+          <w:left w:val="single" w:sz="4" w:space="4" w:color="auto"/>
+          <w:bottom w:val="single" w:sz="4" w:space="1" w:color="auto"/>
+          <w:right w:val="single" w:sz="4" w:space="4" w:color="auto"/>
+        </w:pBdr>
+        <w:ind w:left="360"/>
+        <w:rPr>
+          <w:rFonts w:ascii="Courier New" w:hAnsi="Courier New" w:cs="Courier New"/>
+          <w:sz w:val="20"/>
+          <w:szCs w:val="20"/>
+          <w:lang w:val="en-US"/>
+        </w:rPr>
+      </w:pPr>
+      <w:r>
+        <w:rPr>
+          <w:rFonts w:ascii="Courier New" w:hAnsi="Courier New" w:cs="Courier New"/>
+          <w:sz w:val="20"/>
+          <w:szCs w:val="20"/>
+          <w:lang w:val="en-US"/>
+        </w:rPr>
+        <w:t>!</w:t>
+      </w:r>
+    </w:p>
+    <w:p>
+      <w:pPr>
+        <w:pBdr>
+          <w:top w:val="single" w:sz="4" w:space="1" w:color="auto"/>
+          <w:left w:val="single" w:sz="4" w:space="4" w:color="auto"/>
+          <w:bottom w:val="single" w:sz="4" w:space="1" w:color="auto"/>
+          <w:right w:val="single" w:sz="4" w:space="4" w:color="auto"/>
+        </w:pBdr>
+        <w:ind w:left="360"/>
+        <w:rPr>
+          <w:rFonts w:ascii="Courier New" w:hAnsi="Courier New" w:cs="Courier New"/>
+          <w:sz w:val="20"/>
+          <w:szCs w:val="20"/>
+          <w:lang w:val="en-US"/>
+        </w:rPr>
+      </w:pPr>
+      <w:r>
+        <w:rPr>
+          <w:rFonts w:ascii="Courier New" w:hAnsi="Courier New" w:cs="Courier New"/>
+          <w:sz w:val="20"/>
+          <w:szCs w:val="20"/>
+          <w:lang w:val="en-US"/>
+        </w:rPr>
+        <w:t>ip flow-export version 9</w:t>
+      </w:r>
+    </w:p>
+    <w:p>
+      <w:pPr>
+        <w:pBdr>
+          <w:top w:val="single" w:sz="4" w:space="1" w:color="auto"/>
+          <w:left w:val="single" w:sz="4" w:space="4" w:color="auto"/>
+          <w:bottom w:val="single" w:sz="4" w:space="1" w:color="auto"/>
+          <w:right w:val="single" w:sz="4" w:space="4" w:color="auto"/>
+        </w:pBdr>
+        <w:ind w:left="360"/>
+        <w:rPr>
+          <w:rFonts w:ascii="Courier New" w:hAnsi="Courier New" w:cs="Courier New"/>
+          <w:sz w:val="20"/>
+          <w:szCs w:val="20"/>
+          <w:lang w:val="en-US"/>
+        </w:rPr>
+      </w:pPr>
+      <w:r>
+        <w:rPr>
+          <w:rFonts w:ascii="Courier New" w:hAnsi="Courier New" w:cs="Courier New"/>
+          <w:sz w:val="20"/>
+          <w:szCs w:val="20"/>
+          <w:lang w:val="en-US"/>
+        </w:rPr>
+        <w:t>!</w:t>
+      </w:r>
+    </w:p>
+    <w:p>
+      <w:pPr>
+        <w:pBdr>
+          <w:top w:val="single" w:sz="4" w:space="1" w:color="auto"/>
+          <w:left w:val="single" w:sz="4" w:space="4" w:color="auto"/>
+          <w:bottom w:val="single" w:sz="4" w:space="1" w:color="auto"/>
+          <w:right w:val="single" w:sz="4" w:space="4" w:color="auto"/>
+        </w:pBdr>
+        <w:ind w:left="360"/>
+        <w:rPr>
+          <w:rFonts w:ascii="Courier New" w:hAnsi="Courier New" w:cs="Courier New"/>
+          <w:sz w:val="20"/>
+          <w:szCs w:val="20"/>
+          <w:lang w:val="en-US"/>
+        </w:rPr>
+      </w:pPr>
+      <w:r>
+        <w:rPr>
+          <w:rFonts w:ascii="Courier New" w:hAnsi="Courier New" w:cs="Courier New"/>
+          <w:sz w:val="20"/>
+          <w:szCs w:val="20"/>
+          <w:lang w:val="en-US"/>
+        </w:rPr>
+        <w:t>!</w:t>
+      </w:r>
+    </w:p>
+    <w:p>
+      <w:pPr>
+        <w:pBdr>
+          <w:top w:val="single" w:sz="4" w:space="1" w:color="auto"/>
+          <w:left w:val="single" w:sz="4" w:space="4" w:color="auto"/>
+          <w:bottom w:val="single" w:sz="4" w:space="1" w:color="auto"/>
+          <w:right w:val="single" w:sz="4" w:space="4" w:color="auto"/>
+        </w:pBdr>
+        <w:ind w:left="360"/>
+        <w:rPr>
+          <w:rFonts w:ascii="Courier New" w:hAnsi="Courier New" w:cs="Courier New"/>
+          <w:sz w:val="20"/>
+          <w:szCs w:val="20"/>
+          <w:lang w:val="en-US"/>
+        </w:rPr>
+      </w:pPr>
+      <w:r>
+        <w:rPr>
+          <w:rFonts w:ascii="Courier New" w:hAnsi="Courier New" w:cs="Courier New"/>
+          <w:sz w:val="20"/>
+          <w:szCs w:val="20"/>
+          <w:lang w:val="en-US"/>
+        </w:rPr>
+        <w:t>!</w:t>
+      </w:r>
+    </w:p>
+    <w:p>
+      <w:pPr>
+        <w:pBdr>
+          <w:top w:val="single" w:sz="4" w:space="1" w:color="auto"/>
+          <w:left w:val="single" w:sz="4" w:space="4" w:color="auto"/>
+          <w:bottom w:val="single" w:sz="4" w:space="1" w:color="auto"/>
+          <w:right w:val="single" w:sz="4" w:space="4" w:color="auto"/>
+        </w:pBdr>
+        <w:ind w:left="360"/>
+        <w:rPr>
+          <w:rFonts w:ascii="Courier New" w:hAnsi="Courier New" w:cs="Courier New"/>
+          <w:sz w:val="20"/>
+          <w:szCs w:val="20"/>
+          <w:lang w:val="en-US"/>
+        </w:rPr>
+      </w:pPr>
+      <w:r>
+        <w:rPr>
+          <w:rFonts w:ascii="Courier New" w:hAnsi="Courier New" w:cs="Courier New"/>
+          <w:sz w:val="20"/>
+          <w:szCs w:val="20"/>
+          <w:lang w:val="en-US"/>
+        </w:rPr>
+        <w:t>!</w:t>
+      </w:r>
+    </w:p>
+    <w:p>
+      <w:pPr>
+        <w:pBdr>
+          <w:top w:val="single" w:sz="4" w:space="1" w:color="auto"/>
+          <w:left w:val="single" w:sz="4" w:space="4" w:color="auto"/>
+          <w:bottom w:val="single" w:sz="4" w:space="1" w:color="auto"/>
+          <w:right w:val="single" w:sz="4" w:space="4" w:color="auto"/>
+        </w:pBdr>
+        <w:ind w:left="360"/>
+        <w:rPr>
+          <w:rFonts w:ascii="Courier New" w:hAnsi="Courier New" w:cs="Courier New"/>
+          <w:sz w:val="20"/>
+          <w:szCs w:val="20"/>
+          <w:lang w:val="en-US"/>
+        </w:rPr>
+      </w:pPr>
+      <w:r>
+        <w:rPr>
+          <w:rFonts w:ascii="Courier New" w:hAnsi="Courier New" w:cs="Courier New"/>
+          <w:sz w:val="20"/>
+          <w:szCs w:val="20"/>
+          <w:lang w:val="en-US"/>
+        </w:rPr>
+        <w:t>!</w:t>
+      </w:r>
+    </w:p>
+    <w:p>
+      <w:pPr>
+        <w:pBdr>
+          <w:top w:val="single" w:sz="4" w:space="1" w:color="auto"/>
+          <w:left w:val="single" w:sz="4" w:space="4" w:color="auto"/>
+          <w:bottom w:val="single" w:sz="4" w:space="1" w:color="auto"/>
+          <w:right w:val="single" w:sz="4" w:space="4" w:color="auto"/>
+        </w:pBdr>
+        <w:ind w:left="360"/>
+        <w:rPr>
+          <w:rFonts w:ascii="Courier New" w:hAnsi="Courier New" w:cs="Courier New"/>
+          <w:sz w:val="20"/>
+          <w:szCs w:val="20"/>
+          <w:lang w:val="en-US"/>
+        </w:rPr>
+      </w:pPr>
+      <w:r>
+        <w:rPr>
+          <w:rFonts w:ascii="Courier New" w:hAnsi="Courier New" w:cs="Courier New"/>
+          <w:sz w:val="20"/>
+          <w:szCs w:val="20"/>
+          <w:lang w:val="en-US"/>
+        </w:rPr>
+        <w:t>!</w:t>
+      </w:r>
+    </w:p>
+    <w:p>
+      <w:pPr>
+        <w:pBdr>
+          <w:top w:val="single" w:sz="4" w:space="1" w:color="auto"/>
+          <w:left w:val="single" w:sz="4" w:space="4" w:color="auto"/>
+          <w:bottom w:val="single" w:sz="4" w:space="1" w:color="auto"/>
+          <w:right w:val="single" w:sz="4" w:space="4" w:color="auto"/>
+        </w:pBdr>
+        <w:ind w:left="360"/>
+        <w:rPr>
+          <w:rFonts w:ascii="Courier New" w:hAnsi="Courier New" w:cs="Courier New"/>
+          <w:sz w:val="20"/>
+          <w:szCs w:val="20"/>
+          <w:lang w:val="en-US"/>
+        </w:rPr>
+      </w:pPr>
+      <w:r>
+        <w:rPr>
+          <w:rFonts w:ascii="Courier New" w:hAnsi="Courier New" w:cs="Courier New"/>
+          <w:sz w:val="20"/>
+          <w:szCs w:val="20"/>
+          <w:lang w:val="en-US"/>
+        </w:rPr>
+        <w:t>!</w:t>
+      </w:r>
+    </w:p>
+    <w:p>
+      <w:pPr>
+        <w:pBdr>
+          <w:top w:val="single" w:sz="4" w:space="1" w:color="auto"/>
+          <w:left w:val="single" w:sz="4" w:space="4" w:color="auto"/>
+          <w:bottom w:val="single" w:sz="4" w:space="1" w:color="auto"/>
+          <w:right w:val="single" w:sz="4" w:space="4" w:color="auto"/>
+        </w:pBdr>
+        <w:ind w:left="360"/>
+        <w:rPr>
+          <w:rFonts w:ascii="Courier New" w:hAnsi="Courier New" w:cs="Courier New"/>
+          <w:sz w:val="20"/>
+          <w:szCs w:val="20"/>
+          <w:lang w:val="en-US"/>
+        </w:rPr>
+      </w:pPr>
+      <w:r>
+        <w:rPr>
+          <w:rFonts w:ascii="Courier New" w:hAnsi="Courier New" w:cs="Courier New"/>
+          <w:sz w:val="20"/>
+          <w:szCs w:val="20"/>
+          <w:lang w:val="en-US"/>
+        </w:rPr>
+        <w:t>line con 0</w:t>
+      </w:r>
+    </w:p>
+    <w:p>
+      <w:pPr>
+        <w:pBdr>
+          <w:top w:val="single" w:sz="4" w:space="1" w:color="auto"/>
+          <w:left w:val="single" w:sz="4" w:space="4" w:color="auto"/>
+          <w:bottom w:val="single" w:sz="4" w:space="1" w:color="auto"/>
+          <w:right w:val="single" w:sz="4" w:space="4" w:color="auto"/>
+        </w:pBdr>
+        <w:ind w:left="360"/>
+        <w:rPr>
+          <w:rFonts w:ascii="Courier New" w:hAnsi="Courier New" w:cs="Courier New"/>
+          <w:sz w:val="20"/>
+          <w:szCs w:val="20"/>
+          <w:lang w:val="en-US"/>
+        </w:rPr>
+      </w:pPr>
+      <w:r>
+        <w:rPr>
+          <w:rFonts w:ascii="Courier New" w:hAnsi="Courier New" w:cs="Courier New"/>
+          <w:sz w:val="20"/>
+          <w:szCs w:val="20"/>
+          <w:lang w:val="en-US"/>
+        </w:rPr>
+        <w:t>!</w:t>
+      </w:r>
+    </w:p>
+    <w:p>
+      <w:pPr>
+        <w:pBdr>
+          <w:top w:val="single" w:sz="4" w:space="1" w:color="auto"/>
+          <w:left w:val="single" w:sz="4" w:space="4" w:color="auto"/>
+          <w:bottom w:val="single" w:sz="4" w:space="1" w:color="auto"/>
+          <w:right w:val="single" w:sz="4" w:space="4" w:color="auto"/>
+        </w:pBdr>
+        <w:ind w:left="360"/>
+        <w:rPr>
+          <w:rFonts w:ascii="Courier New" w:hAnsi="Courier New" w:cs="Courier New"/>
+          <w:sz w:val="20"/>
+          <w:szCs w:val="20"/>
+          <w:lang w:val="en-US"/>
+        </w:rPr>
+      </w:pPr>
+      <w:r>
+        <w:rPr>
+          <w:rFonts w:ascii="Courier New" w:hAnsi="Courier New" w:cs="Courier New"/>
+          <w:sz w:val="20"/>
+          <w:szCs w:val="20"/>
+          <w:lang w:val="en-US"/>
+        </w:rPr>
+        <w:t>line aux 0</w:t>
+      </w:r>
+    </w:p>
+    <w:p>
+      <w:pPr>
+        <w:pBdr>
+          <w:top w:val="single" w:sz="4" w:space="1" w:color="auto"/>
+          <w:left w:val="single" w:sz="4" w:space="4" w:color="auto"/>
+          <w:bottom w:val="single" w:sz="4" w:space="1" w:color="auto"/>
+          <w:right w:val="single" w:sz="4" w:space="4" w:color="auto"/>
+        </w:pBdr>
+        <w:ind w:left="360"/>
+        <w:rPr>
+          <w:rFonts w:ascii="Courier New" w:hAnsi="Courier New" w:cs="Courier New"/>
+          <w:sz w:val="20"/>
+          <w:szCs w:val="20"/>
+          <w:lang w:val="en-US"/>
+        </w:rPr>
+      </w:pPr>
+      <w:r>
+        <w:rPr>
+          <w:rFonts w:ascii="Courier New" w:hAnsi="Courier New" w:cs="Courier New"/>
+          <w:sz w:val="20"/>
+          <w:szCs w:val="20"/>
+          <w:lang w:val="en-US"/>
+        </w:rPr>
+        <w:t>!</w:t>
+      </w:r>
+    </w:p>
+    <w:p>
+      <w:pPr>
+        <w:pBdr>
+          <w:top w:val="single" w:sz="4" w:space="1" w:color="auto"/>
+          <w:left w:val="single" w:sz="4" w:space="4" w:color="auto"/>
+          <w:bottom w:val="single" w:sz="4" w:space="1" w:color="auto"/>
+          <w:right w:val="single" w:sz="4" w:space="4" w:color="auto"/>
+        </w:pBdr>
+        <w:ind w:left="360"/>
+        <w:rPr>
+          <w:rFonts w:ascii="Courier New" w:hAnsi="Courier New" w:cs="Courier New"/>
+          <w:sz w:val="20"/>
+          <w:szCs w:val="20"/>
+          <w:lang w:val="en-US"/>
+        </w:rPr>
+      </w:pPr>
+      <w:r>
+        <w:rPr>
+          <w:rFonts w:ascii="Courier New" w:hAnsi="Courier New" w:cs="Courier New"/>
+          <w:sz w:val="20"/>
+          <w:szCs w:val="20"/>
+          <w:lang w:val="en-US"/>
+        </w:rPr>
+        <w:t>line vty 0 4</w:t>
+      </w:r>
+    </w:p>
+    <w:p>
+      <w:pPr>
+        <w:pBdr>
+          <w:top w:val="single" w:sz="4" w:space="1" w:color="auto"/>
+          <w:left w:val="single" w:sz="4" w:space="4" w:color="auto"/>
+          <w:bottom w:val="single" w:sz="4" w:space="1" w:color="auto"/>
+          <w:right w:val="single" w:sz="4" w:space="4" w:color="auto"/>
+        </w:pBdr>
+        <w:ind w:left="360"/>
+        <w:rPr>
+          <w:rFonts w:ascii="Courier New" w:hAnsi="Courier New" w:cs="Courier New"/>
+          <w:sz w:val="20"/>
+          <w:szCs w:val="20"/>
+        </w:rPr>
+      </w:pPr>
+      <w:r>
+        <w:rPr>
+          <w:rFonts w:ascii="Courier New" w:hAnsi="Courier New" w:cs="Courier New"/>
+          <w:sz w:val="20"/>
+          <w:szCs w:val="20"/>
+          <w:lang w:val="en-US"/>
+        </w:rPr>
+        <w:t xml:space="preserve"> </w:t>
+      </w:r>
+      <w:r>
+        <w:rPr>
+          <w:rFonts w:ascii="Courier New" w:hAnsi="Courier New" w:cs="Courier New"/>
+          <w:sz w:val="20"/>
+          <w:szCs w:val="20"/>
+        </w:rPr>
+        <w:t>login local</w:t>
+      </w:r>
+    </w:p>
+    <w:p>
+      <w:pPr>
+        <w:pBdr>
+          <w:top w:val="single" w:sz="4" w:space="1" w:color="auto"/>
+          <w:left w:val="single" w:sz="4" w:space="4" w:color="auto"/>
+          <w:bottom w:val="single" w:sz="4" w:space="1" w:color="auto"/>
+          <w:right w:val="single" w:sz="4" w:space="4" w:color="auto"/>
+        </w:pBdr>
+        <w:ind w:left="360"/>
+        <w:rPr>
+          <w:rFonts w:ascii="Courier New" w:hAnsi="Courier New" w:cs="Courier New"/>
+          <w:sz w:val="20"/>
+          <w:szCs w:val="20"/>
+        </w:rPr>
+      </w:pPr>
+      <w:r>
+        <w:rPr>
+          <w:rFonts w:ascii="Courier New" w:hAnsi="Courier New" w:cs="Courier New"/>
+          <w:sz w:val="20"/>
+          <w:szCs w:val="20"/>
+        </w:rPr>
+        <w:t>!</w:t>
+      </w:r>
+    </w:p>
+    <w:p>
+      <w:pPr>
+        <w:pBdr>
+          <w:top w:val="single" w:sz="4" w:space="1" w:color="auto"/>
+          <w:left w:val="single" w:sz="4" w:space="4" w:color="auto"/>
+          <w:bottom w:val="single" w:sz="4" w:space="1" w:color="auto"/>
+          <w:right w:val="single" w:sz="4" w:space="4" w:color="auto"/>
+        </w:pBdr>
+        <w:ind w:left="360"/>
+        <w:rPr>
+          <w:rFonts w:ascii="Courier New" w:hAnsi="Courier New" w:cs="Courier New"/>
+          <w:sz w:val="20"/>
+          <w:szCs w:val="20"/>
+        </w:rPr>
+      </w:pPr>
+      <w:r>
+        <w:rPr>
+          <w:rFonts w:ascii="Courier New" w:hAnsi="Courier New" w:cs="Courier New"/>
+          <w:sz w:val="20"/>
+          <w:szCs w:val="20"/>
+        </w:rPr>
+        <w:t>!</w:t>
+      </w:r>
+    </w:p>
+    <w:p>
+      <w:pPr>
+        <w:pBdr>
+          <w:top w:val="single" w:sz="4" w:space="1" w:color="auto"/>
+          <w:left w:val="single" w:sz="4" w:space="4" w:color="auto"/>
+          <w:bottom w:val="single" w:sz="4" w:space="1" w:color="auto"/>
+          <w:right w:val="single" w:sz="4" w:space="4" w:color="auto"/>
+        </w:pBdr>
+        <w:ind w:left="360"/>
+        <w:rPr>
+          <w:rFonts w:ascii="Courier New" w:hAnsi="Courier New" w:cs="Courier New"/>
+          <w:sz w:val="20"/>
+          <w:szCs w:val="20"/>
+        </w:rPr>
+      </w:pPr>
+      <w:r>
+        <w:rPr>
+          <w:rFonts w:ascii="Courier New" w:hAnsi="Courier New" w:cs="Courier New"/>
+          <w:sz w:val="20"/>
+          <w:szCs w:val="20"/>
+        </w:rPr>
+        <w:t>!</w:t>
+      </w:r>
+    </w:p>
+    <w:p>
+      <w:pPr>
+        <w:pBdr>
+          <w:top w:val="single" w:sz="4" w:space="1" w:color="auto"/>
+          <w:left w:val="single" w:sz="4" w:space="4" w:color="auto"/>
+          <w:bottom w:val="single" w:sz="4" w:space="1" w:color="auto"/>
+          <w:right w:val="single" w:sz="4" w:space="4" w:color="auto"/>
+        </w:pBdr>
+        <w:ind w:left="360"/>
+        <w:rPr>
+          <w:rFonts w:ascii="Courier New" w:hAnsi="Courier New" w:cs="Courier New"/>
+          <w:sz w:val="20"/>
+          <w:szCs w:val="20"/>
+        </w:rPr>
+      </w:pPr>
+      <w:r>
+        <w:rPr>
+          <w:rFonts w:ascii="Courier New" w:hAnsi="Courier New" w:cs="Courier New"/>
+          <w:sz w:val="20"/>
+          <w:szCs w:val="20"/>
+        </w:rPr>
+        <w:t>end</w:t>
       </w:r>
     </w:p>
     <w:p>
